--- a/final writing/Chapter_3_Requirements_Impacts_Constraints.docx
+++ b/final writing/Chapter_3_Requirements_Impacts_Constraints.docx
@@ -23,7 +23,7 @@
         <w:spacing w:after="120"/>
       </w:pPr>
       <w:r>
-        <w:t>The requirements below were fixed after the Pre-Thesis 2 review and did not change afterwards. Each one is stated so that it can be checked by measurement, and Table 3.1 records how each was verified and what the verification produced. The evidence for every entry is reported in Chapter 5.</w:t>
+        <w:t>The requirements below were fixed before the final round of development and did not change afterwards. Each one is stated so that it can be checked by measurement, and Table 3.1 records how each was verified and what the verification produced. The evidence for every entry is reported in Chapter 5.</w:t>
       </w:r>
     </w:p>
     <w:p>
@@ -48,7 +48,7 @@
         <w:t>Emotion detection from the user's own words.</w:t>
       </w:r>
       <w:r>
-        <w:t xml:space="preserve"> The system shall read the message the user actually writes, not a summary or a description of the situation, and shall identify the emotion it expresses from the 32 categories of EmpatheticDialogues [2].</w:t>
+        <w:t xml:space="preserve"> The system shall read the message the user actually writes, not a summary or a description of the situation, and shall identify the emotion it expresses from the 32 categories of EmpatheticDialogues.</w:t>
       </w:r>
     </w:p>
     <w:p>
@@ -158,7 +158,7 @@
         <w:t>Hardware budget.</w:t>
       </w:r>
       <w:r>
-        <w:t xml:space="preserve"> The complete system shall run on a single consumer GPU with 8 GB of memory [38].</w:t>
+        <w:t xml:space="preserve"> The complete system shall run on a single consumer GPU with 8 GB of memory [34].</w:t>
       </w:r>
     </w:p>
     <w:p>
@@ -1327,7 +1327,7 @@
         <w:t>Substitution for real help.</w:t>
       </w:r>
       <w:r>
-        <w:t xml:space="preserve"> A person in distress may keep talking to a machine instead of contacting a professional. The label set used here contains no category for suicidal ideation and the system has no crisis filter, so it must not be presented as a mental-health service. Any deployment must place a reviewed crisis filter and a referral path in front of the generator, and must display a helpline number [39].</w:t>
+        <w:t xml:space="preserve"> A person in distress may keep talking to a machine instead of contacting a professional. The label set used here contains no category for suicidal ideation and the system has no crisis filter, so it must not be presented as a mental-health service. Any deployment must place a reviewed crisis filter and a referral path in front of the generator, and must display a helpline number [35].</w:t>
       </w:r>
     </w:p>
     <w:p>
@@ -1404,7 +1404,7 @@
         <w:spacing w:after="120"/>
       </w:pPr>
       <w:r>
-        <w:t>The environmental cost of this work is the electricity used to train and evaluate the models. All training and all local inference ran on a single RTX 4060 with a rated board power of 115 W [38]. Energy is estimated as rated power multiplied by measured GPU hours, which overstates the true figure because the card rarely draws its full rated power.</w:t>
+        <w:t>The environmental cost of this work is the electricity used to train and evaluate the models. All training and all local inference ran on a single RTX 4060 with a rated board power of 115 W [34]. Energy is estimated as rated power multiplied by measured GPU hours, which overstates the true figure because the card rarely draws its full rated power.</w:t>
       </w:r>
     </w:p>
     <w:p>
@@ -1527,7 +1527,7 @@
         <w:t>sad</w:t>
       </w:r>
       <w:r>
-        <w:t xml:space="preserve"> (4%). The generated reply was warm and invited the user to keep talking, but it did not point the user to any crisis resource. General-purpose commercial assistants given the same message responded mainly with helpline information. We consider neither response adequate on its own. World Health Organization guidance on communicating about suicide stresses both fostering understanding and empathy and providing accurate information on where and how to seek help [39]; although written for media professionals, the same principle applies to a system that responds to such disclosures.</w:t>
+        <w:t xml:space="preserve"> (4%). The generated reply was warm and invited the user to keep talking, but it did not point the user to any crisis resource. General-purpose commercial assistants given the same message responded mainly with helpline information. We consider neither response adequate on its own. World Health Organization guidance on communicating about suicide stresses both fostering understanding and empathy and providing accurate information on where and how to seek help [35]; although written for media professionals, the same principle applies to a system that responds to such disclosures.</w:t>
       </w:r>
     </w:p>
     <w:p>
@@ -1600,7 +1600,7 @@
         <w:spacing w:after="120"/>
       </w:pPr>
       <w:r>
-        <w:t>Table 3.2 lists the licences of the dataset and models used. EmpatheticDialogues is released under the Creative Commons Attribution-NonCommercial 4.0 licence [20], which requires attribution and forbids commercial use. Because the emotion detector is trained on this data, it may be shared for research but may not be incorporated into a commercial product without separately licensed training data. The final generator, Phi-4-mini-instruct [21], and the RoBERTa detector backbone [6] are released under the MIT licence, the Qwen2.5 baselines [22] under Apache-2.0, and the Gemma-3 candidate under Google's Gemma Terms of Use [40]. The WASSA empathy model [17] does not state a licence on its model card and is used for evaluation only, with credit to its authors.</w:t>
+        <w:t>Table 3.2 lists the licences of the dataset and models used. EmpatheticDialogues is released under the Creative Commons Attribution-NonCommercial 4.0 licence [20], which requires attribution and forbids commercial use. Because the emotion detector is trained on this data, it may be shared for research but may not be incorporated into a commercial product without separately licensed training data. The final generator, Phi-4-mini-instruct, and the RoBERTa detector backbone are released under the MIT licence, the Qwen2.5 baselines under Apache-2.0, and the Gemma-3 candidate under Google's Gemma Terms of Use [36]. The WASSA empathy model does not state a licence on its model card and is used for evaluation only, with credit to its authors.</w:t>
       </w:r>
     </w:p>
     <w:tbl>
@@ -2359,7 +2359,7 @@
         <w:spacing w:after="120"/>
       </w:pPr>
       <w:r>
-        <w:t>EmpatheticDialogues is an English-only corpus written by crowdworkers [2]. Its situations and ways of expressing emotion may not reflect users in Bangladesh or speakers of other languages, so neither detection accuracy nor the appropriateness of replies can be assumed to transfer to those users. The evaluation itself carries a known bias. The rule-based acknowledgement check searches for phrases such as "I'm sorry" and "that sounds", which suit negative emotions and under-credit valid responses to positive ones. We therefore never rely on this measure alone, and complement it with a blind panel of AI judges from different developers, an independent empathy classifier and a human study. The AI judges were chosen from developers unrelated to both the generator (Microsoft) and the baselines (Alibaba), because LLM evaluators tend to favour outputs from their own model family [37].</w:t>
+        <w:t>EmpatheticDialogues is an English-only corpus written by crowdworkers. Its situations and ways of expressing emotion may not reflect users in Bangladesh or speakers of other languages, so neither detection accuracy nor the appropriateness of replies can be assumed to transfer to those users. The evaluation itself carries a known bias. The rule-based acknowledgement check searches for phrases such as "I'm sorry" and "that sounds", which suit negative emotions and under-credit valid responses to positive ones. We therefore never rely on this measure alone, and complement it with a blind panel of AI judges from different developers, an independent empathy classifier and a human study. The AI judges were chosen from developers unrelated to both the generator (Microsoft) and the baselines (Alibaba), because LLM evaluators tend to favour outputs from their own model family.</w:t>
       </w:r>
     </w:p>
     <w:p>
@@ -2426,7 +2426,7 @@
         <w:t>Practice standards for supportive conversation.</w:t>
       </w:r>
       <w:r>
-        <w:t xml:space="preserve"> The three response rules are not invented. Acknowledging the feeling corresponds to the emotional-reaction mechanism of the EPITOME framework for text-based support [1]. Asking exactly one question follows counselling guidance that warns against the question-answer trap, in which repeated questioning turns support into interrogation [41]. The length limit follows from the same guidance and from our own measurement that replies within the limit are rated higher by the judges. Section 5.5.8 reports the evidence for each rule, including where our own measures disagree with the rule.</w:t>
+        <w:t xml:space="preserve"> The three response rules are not invented. Acknowledging the feeling corresponds to the emotional-reaction mechanism of the EPITOME framework for text-based support [1]. Asking exactly one question follows counselling guidance that warns against the question-answer trap, in which repeated questioning turns support into interrogation [37]. The length limit follows from the same guidance and from our own measurement that replies within the limit are rated higher by the judges. Section 5.5.8 reports the evidence for each rule, including where our own measures disagree with the rule.</w:t>
       </w:r>
     </w:p>
     <w:p>
@@ -2440,7 +2440,7 @@
         <w:t>Evaluation and reporting standards.</w:t>
       </w:r>
       <w:r>
-        <w:t xml:space="preserve"> Empathy is measured with the classifier from the WASSA 2024 shared task, which is a published, peer-reviewed benchmark for exactly this quantity [16], [17]. AI-judge evaluation follows the practice established in the LLM-as-judge literature: blind scoring, an anchored rubric, temperature 0, and a panel drawn from unrelated developers to limit self-preference bias [18], [37], [19]. Statistical reporting follows standard practice for paired comparisons: McNemar's exact test [27], the Wilcoxon signed-rank test [28], bootstrap confidence intervals [29] and Holm correction for multiple comparisons [30].</w:t>
+        <w:t xml:space="preserve"> Empathy is measured with the classifier from the WASSA 2024 shared task, which is a published, peer-reviewed benchmark for exactly this quantity [16]. AI-judge evaluation follows the practice established in the LLM-as-judge literature: blind scoring, an anchored rubric, temperature 0, and a panel drawn from unrelated developers to limit self-preference bias [19]. Statistical reporting follows standard practice for paired comparisons: McNemar's exact test, the Wilcoxon signed-rank test, bootstrap confidence intervals and Holm correction for multiple comparisons.</w:t>
       </w:r>
     </w:p>
     <w:p>
@@ -2454,7 +2454,7 @@
         <w:t>Safety standards.</w:t>
       </w:r>
       <w:r>
-        <w:t xml:space="preserve"> The World Health Organization's guidance on suicide prevention and the safe handling of people in crisis sets the requirement that this system does not meet and must not be claimed to meet: it has no crisis-detection safeguard and no referral mechanism, so it must not be deployed as a mental-health service in its present form [39].</w:t>
+        <w:t xml:space="preserve"> The World Health Organization's guidance on suicide prevention and the safe handling of people in crisis sets the requirement that this system does not meet and must not be claimed to meet: it has no crisis-detection safeguard and no referral mechanism, so it must not be deployed as a mental-health service in its present form [35].</w:t>
       </w:r>
     </w:p>
     <w:p>
@@ -3185,7 +3185,7 @@
         <w:spacing w:after="120"/>
       </w:pPr>
       <w:r>
-        <w:t>The requirements were refined from the project proposal, supervisor feedback and the remarks of the Pre-Thesis 2 defence panel into the following specification.</w:t>
+        <w:t>The requirements were refined from the project proposal and supervisor feedback into the following specification.</w:t>
       </w:r>
     </w:p>
     <w:p>
@@ -3199,7 +3199,7 @@
         <w:t>Functional requirements.</w:t>
       </w:r>
       <w:r>
-        <w:t xml:space="preserve"> (F1) Given a user's message, the system identifies the most likely emotion among the 32 EmpatheticDialogues categories [2] and exposes this decision for inspection. (F2) It generates a reply that acknowledges the feeling, offers a reassuring thought and asks at most one follow-up question. (F3) Replies are short: at most 100 words as instructed, and scored against a limit of 120 words. (F4) The system supports multi-turn conversation and tracks changes in the user's emotion.</w:t>
+        <w:t xml:space="preserve"> (F1) Given a user's message, the system identifies the most likely emotion among the 32 EmpatheticDialogues categories and exposes this decision for inspection. (F2) It generates a reply that acknowledges the feeling, offers a reassuring thought and asks at most one follow-up question. (F3) Replies are short: at most 100 words as instructed, and scored against a limit of 120 words. (F4) The system supports multi-turn conversation and tracks changes in the user's emotion.</w:t>
       </w:r>
     </w:p>
     <w:p>
@@ -3259,7 +3259,7 @@
         <w:spacing w:after="120"/>
       </w:pPr>
       <w:r>
-        <w:t>Table 3.4 divides the work into ten phases and Figure 3.1 presents them as a Gantt chart. Because the dates are taken from when each set of project artefacts was produced, the schedule reflects the work as it actually happened. Phases P0 to P2 cover background study, candidate models and the move to EmpatheticDialogues that produced the Pre-Thesis 2 report in June 2026. Phases P3 to P5 cover evaluation of the initial pipeline, external evaluation, and the design adjustments made in response, from July to September 2026. Phases P6 to P9 cover the conversational agent, robustness analyses, human evaluation and thesis writing.</w:t>
+        <w:t>Table 3.4 divides the work into ten phases and Figure 3.1 presents them as a Gantt chart. Because the dates are taken from when each set of project artefacts was produced, the schedule reflects the work as it actually happened. Phases P0 to P2 cover background study, candidate models and the move to EmpatheticDialogues, completed in June 2026. Phases P3 to P5 cover evaluation of the initial pipeline, external evaluation, and the design adjustments made in response, from July to September 2026. Phases P6 to P9 cover the conversational agent, robustness analyses, human evaluation and thesis writing.</w:t>
       </w:r>
     </w:p>
     <w:tbl>
@@ -4479,7 +4479,7 @@
         <w:t>Compute:</w:t>
       </w:r>
       <w:r>
-        <w:t xml:space="preserve"> a single NVIDIA GeForce RTX 4060 with 8 GB of memory [38] and 16 GB of system memory, used for all training and generation. Heavy jobs were scheduled when memory was free, following two system freezes (risk R1, Section 3.7). </w:t>
+        <w:t xml:space="preserve"> a single NVIDIA GeForce RTX 4060 with 8 GB of memory and 16 GB of system memory, used for all training and generation. Heavy jobs were scheduled when memory was free, following two system freezes (risk R1, Section 3.7). </w:t>
       </w:r>
       <w:r>
         <w:rPr>
@@ -4497,7 +4497,7 @@
         <w:t>Data:</w:t>
       </w:r>
       <w:r>
-        <w:t xml:space="preserve"> the public EmpatheticDialogues corpus [20]. </w:t>
+        <w:t xml:space="preserve"> the public EmpatheticDialogues corpus. </w:t>
       </w:r>
       <w:r>
         <w:rPr>
@@ -4539,7 +4539,7 @@
         <w:t>Change of dataset (June 2026).</w:t>
       </w:r>
       <w:r>
-        <w:t xml:space="preserve"> Early work used GoEmotions [42], a dataset of Reddit comments labelled with 28 emotions. Because these are isolated comments rather than conversations, the project moved to EmpatheticDialogues, and the detector and generator work was restarted on the new data.</w:t>
+        <w:t xml:space="preserve"> Early work used GoEmotions [38], a dataset of Reddit comments labelled with 28 emotions. Because these are isolated comments rather than conversations, the project moved to EmpatheticDialogues, and the detector and generator work was restarted on the new data.</w:t>
       </w:r>
     </w:p>
     <w:p>
@@ -4556,7 +4556,7 @@
         <w:t>Expanded evaluation (July-August 2026).</w:t>
       </w:r>
       <w:r>
-        <w:t xml:space="preserve"> After the Pre-Thesis 2 panel questioned whether multiple models were needed, single-model baselines of equal and larger size, a retrieval-augmented variant and an AI-judge panel were added to the schedule before any further development.</w:t>
+        <w:t xml:space="preserve"> Once the question arose of whether multiple models were needed at all, single-model baselines of equal and larger size, a retrieval-augmented variant and an AI-judge panel were added to the schedule before any further development.</w:t>
       </w:r>
     </w:p>
     <w:p>
@@ -6400,7 +6400,7 @@
         <w:t>Silent technical failure (R3).</w:t>
       </w:r>
       <w:r>
-        <w:t xml:space="preserve"> The design uses the detector's attention weights to identify the words that most influenced its prediction. With the default attention implementation of the Transformers library [43], requesting attention weights returns an empty result without raising an error, so cue extraction silently fell back to simple text splitting while appearing to work. Had this gone unnoticed, the thesis would have described an attention mechanism that was not operating. The implementation was switched to one that returns attention weights, and an automatic check was added that stops execution if the weights are missing. This is the clearest example in the project of a structural mitigation.</w:t>
+        <w:t xml:space="preserve"> The design uses the detector's attention weights to identify the words that most influenced its prediction. With the default attention implementation of the Transformers library [39], requesting attention weights returns an empty result without raising an error, so cue extraction silently fell back to simple text splitting while appearing to work. Had this gone unnoticed, the thesis would have described an attention mechanism that was not operating. The implementation was switched to one that returns attention weights, and an automatic check was added that stops execution if the weights are missing. This is the clearest example in the project of a structural mitigation.</w:t>
       </w:r>
     </w:p>
     <w:p>
@@ -6494,7 +6494,7 @@
         <w:spacing w:after="120"/>
       </w:pPr>
       <w:r>
-        <w:t xml:space="preserve">The project was designed to use hardware the team already owned together with free software, models and services (Table 3.7). All models are openly released and all software libraries are open source. The dataset is freely available for non-commercial research [20]. The AI judges were accessed through free API tiers, the demonstration interface targets the free Hugging Face Spaces CPU tier, and the human study uses Google Forms with volunteer participants. Direct monetary cost is therefore limited to electricity, internet access and the GPU workstation, </w:t>
+        <w:t xml:space="preserve">The project was designed to use hardware the team already owned together with free software, models and services (Table 3.7). All models are openly released and all software libraries are open source. The dataset is freely available for non-commercial research. The AI judges were accessed through free API tiers, the demonstration interface targets the free Hugging Face Spaces CPU tier, and the human study uses Google Forms with volunteer participants. Direct monetary cost is therefore limited to electricity, internet access and the GPU workstation, </w:t>
       </w:r>
       <w:r>
         <w:rPr>
@@ -7111,7 +7111,7 @@
         <w:spacing w:after="120"/>
       </w:pPr>
       <w:r>
-        <w:t xml:space="preserve">where P = 0.115 kW is the rated board power of the RTX 4060 [38]. This gives about 0.017 kWh for RoBERTa-base and 0.124 kWh for RoBERTa-large, excluding the rest of the computer. At an electricity tariff of </w:t>
+        <w:t xml:space="preserve">where P = 0.115 kW is the rated board power of the RTX 4060 [34]. This gives about 0.017 kWh for RoBERTa-base and 0.124 kWh for RoBERTa-large, excluding the rest of the computer. At an electricity tariff of </w:t>
       </w:r>
       <w:r>
         <w:rPr>
@@ -8086,7 +8086,7 @@
         <w:t>Fine-tuning compared with prompting the generator.</w:t>
       </w:r>
       <w:r>
-        <w:t xml:space="preserve"> Fine-tuning the generator with LoRA [24] consumed 43 minutes of GPU time and produced a model that follows all three rules in only 22.3% of replies, because it learns the casual style of the dataset's listener replies. Prompting an instruction-tuned model requires no training and achieves 60.0% for the final system. For this task, prompting is superior in both cost and quality.</w:t>
+        <w:t xml:space="preserve"> Fine-tuning the generator with LoRA consumed 43 minutes of GPU time and produced a model that follows all three rules in only 22.3% of replies, because it learns the casual style of the dataset's listener replies. Prompting an instruction-tuned model requires no training and achieves 60.0% for the final system. For this task, prompting is superior in both cost and quality.</w:t>
       </w:r>
     </w:p>
     <w:p>
@@ -8100,7 +8100,7 @@
         <w:t>Generator size.</w:t>
       </w:r>
       <w:r>
-        <w:t xml:space="preserve"> Here the trade-off runs the other way. A single Qwen2.5-7B model [22], with 7.6 billion parameters and using about 5.6 GB of GPU memory in 4-bit form, outperforms our pipeline, whose generator has 3.8 billion parameters, on rule adherence (82.3% against 60.0%), WASSA empathy (5.76 against 5.05) and AI-judge empathy (8.15 against 7.84). If output quality were the only objective, the larger single model would be preferred. Measured on the same GPU, however, our pipeline needs 38% less peak GPU memory than the larger model (3.40 GB against 5.47 GB) with no significant difference in response time (4.17 s against 3.91 s per reply; Section 5.5.7), so it can run on hardware with less memory while reaching 97.5% of the larger model's overall AI-judge score. It is not cheaper to run than the Qwen2.5-1.5B single model, which is lighter and 2.6 times faster but produces significantly less empathetic replies. The decoupled design is retained for this balance and for its inspectability, since the candidate emotions, the chosen emotion and the words that drove the decision are all visible and can be acted upon.</w:t>
+        <w:t xml:space="preserve"> Here the trade-off runs the other way. A single Qwen2.5-7B model, with 7.6 billion parameters and using about 5.6 GB of GPU memory in 4-bit form, outperforms our pipeline, whose generator has 3.8 billion parameters, on rule adherence (82.3% against 60.0%), WASSA empathy (5.76 against 5.05) and AI-judge empathy (8.15 against 7.84). If output quality were the only objective, the larger single model would be preferred. Measured on the same GPU, however, our pipeline needs 38% less peak GPU memory than the larger model (3.40 GB against 5.47 GB) with no significant difference in response time (4.17 s against 3.91 s per reply; Section 5.5.7), so it can run on hardware with less memory while reaching 97.5% of the larger model's overall AI-judge score. It is not cheaper to run than the Qwen2.5-1.5B single model, which is lighter and 2.6 times faster but produces significantly less empathetic replies. The decoupled design is retained for this balance and for its inspectability, since the candidate emotions, the chosen emotion and the words that drove the decision are all visible and can be acted upon.</w:t>
       </w:r>
     </w:p>
     <w:p>
@@ -8114,7 +8114,7 @@
         <w:t>Evaluation method.</w:t>
       </w:r>
       <w:r>
-        <w:t xml:space="preserve"> Human annotation in comparable research is paid; for example, Belay et al. report paying annotators about USD 6 per hour [36]. The free-tier AI judges in this project produced several hundred judgements each at no monetary cost, in exchange for rate limits and the need to replace unavailable judges (Section 3.7). The human study is used to validate these judges rather than to replace them.</w:t>
+        <w:t xml:space="preserve"> Human annotation in comparable research is paid; for example, Belay et al. report paying annotators about USD 6 per hour. The free-tier AI judges in this project produced several hundred judgements each at no monetary cost, in exchange for rate limits and the need to replace unavailable judges (Section 3.7). The human study is used to validate these judges rather than to replace them.</w:t>
       </w:r>
     </w:p>
     <w:p>
@@ -8163,7 +8163,7 @@
         <w:spacing w:after="120"/>
       </w:pPr>
       <w:r>
-        <w:t>EmpatheticDialogues is licensed under CC BY-NC 4.0, which forbids commercial use [20]. Because the detector is trained on this data, the system as built cannot be sold or used in a paid service. Commercial use would require retraining the detector on commercially licensed or newly collected data. The generator and the detector backbone are MIT-licensed [21], [6] and impose no such restriction (Table 3.2).</w:t>
+        <w:t>EmpatheticDialogues is licensed under CC BY-NC 4.0, which forbids commercial use. Because the detector is trained on this data, the system as built cannot be sold or used in a paid service. Commercial use would require retraining the detector on commercially licensed or newly collected data. The generator and the detector backbone are MIT-licensed and impose no such restriction (Table 3.2).</w:t>
       </w:r>
     </w:p>
     <w:sectPr>

--- a/final writing/Chapter_3_Requirements_Impacts_Constraints.docx
+++ b/final writing/Chapter_3_Requirements_Impacts_Constraints.docx
@@ -1577,7 +1577,7 @@
         <w:spacing w:after="120"/>
       </w:pPr>
       <w:r>
-        <w:t xml:space="preserve">The human evaluation described in Chapter 5 asks volunteers, mostly students together with some faculty members, to compare replies to 13 short situations. Participation is voluntary and anonymous. The questionnaire collects no names or email addresses, explains its purpose and expected duration of about 12 to 17 minutes, warns that some situations describe sad or stressful experiences, and allows participants to stop at any time. The identity of the system behind each reply is hidden and reply order is counterbalanced, so participants cannot be steered toward the authors' system. </w:t>
+        <w:t xml:space="preserve">The human evaluation described in Chapter 5 asks volunteers, mostly students together with some faculty members, to rate replies to 8 short situations. Participation is voluntary and anonymous. The questionnaire collects no names or email addresses, explains its purpose and expected duration of about 15 minutes, warns that some situations describe sad or stressful experiences, and allows participants to stop at any time. The identity of the system behind each reply is hidden and reply order is counterbalanced, so participants cannot be steered toward the authors' system. </w:t>
       </w:r>
       <w:r>
         <w:rPr>
@@ -4254,7 +4254,7 @@
               <w:rPr>
                 <w:sz w:val="16"/>
               </w:rPr>
-              <w:t>Google Form (13 items); AI-judge scores for final system (completed, two-judge panel)</w:t>
+              <w:t>Google Form (8 situations, 3 replies each, rated 1-5 on three dimensions); AI-judge scores for all systems (completed, two-judge panel)</w:t>
             </w:r>
           </w:p>
         </w:tc>

--- a/final writing/Chapter_3_Requirements_Impacts_Constraints.docx
+++ b/final writing/Chapter_3_Requirements_Impacts_Constraints.docx
@@ -8,6 +8,14 @@
       </w:pPr>
       <w:r>
         <w:t>Chapter 3: Requirements, Impacts and Constraints</w:t>
+      </w:r>
+    </w:p>
+    <w:p>
+      <w:pPr>
+        <w:spacing w:after="120"/>
+      </w:pPr>
+      <w:r>
+        <w:t>A system that replies to people describing painful experiences is judged by more than its accuracy. It must work within the hardware a student team owns, respect the licence of the data it learns from, protect what a person types, and never present itself as help it is not qualified to give. This chapter sets out the requirements built to meet those demands, the effect the system could have on people and on the environment, the ethical limits placed on it, the standards it follows, and how the project was planned, its risks handled and its costs contained.</w:t>
       </w:r>
     </w:p>
     <w:p>
@@ -23,7 +31,7 @@
         <w:spacing w:after="120"/>
       </w:pPr>
       <w:r>
-        <w:t>The requirements below were fixed before the final round of development and did not change afterwards. Each one is stated so that it can be checked by measurement, and Table 3.1 records how each was verified and what the verification produced. The evidence for every entry is reported in Chapter 5.</w:t>
+        <w:t>The requirements were fixed before the final round of development and did not change afterwards. Each is written so that it can be checked by measurement rather than opinion; Table A.1 records how every one was tested and what the test produced.</w:t>
       </w:r>
     </w:p>
     <w:p>
@@ -36,104 +44,86 @@
     </w:p>
     <w:p>
       <w:pPr>
-        <w:spacing w:after="120"/>
+        <w:pStyle w:val="ListBullet"/>
       </w:pPr>
-      <w:r>
-        <w:t xml:space="preserve">1. </w:t>
-      </w:r>
       <w:r>
         <w:rPr>
           <w:b/>
         </w:rPr>
-        <w:t>Emotion detection from the user's own words.</w:t>
+        <w:t>F1 - Emotion detection from the user's own words:</w:t>
       </w:r>
       <w:r>
-        <w:t xml:space="preserve"> The system shall read the message the user actually writes, not a summary or a description of the situation, and shall identify the emotion it expresses from the 32 categories of EmpatheticDialogues.</w:t>
+        <w:t xml:space="preserve"> the system reads the message the user actually writes, not a summary of it, and identifies the emotion among the 32 categories of EmpatheticDialogues [2].</w:t>
       </w:r>
     </w:p>
     <w:p>
       <w:pPr>
-        <w:spacing w:after="120"/>
+        <w:pStyle w:val="ListBullet"/>
       </w:pPr>
-      <w:r>
-        <w:t xml:space="preserve">2. </w:t>
-      </w:r>
       <w:r>
         <w:rPr>
           <w:b/>
         </w:rPr>
-        <w:t>Candidate emotions rather than a single guess.</w:t>
+        <w:t>F2 - Candidate emotions, not a single guess:</w:t>
       </w:r>
       <w:r>
-        <w:t xml:space="preserve"> The detector shall expose more than one candidate emotion with its confidence, so that the generator is not forced to accept a single, possibly wrong, label.</w:t>
+        <w:t xml:space="preserve"> the detector returns several likely emotions with a confidence each, so the generator is not forced to accept one possibly wrong label.</w:t>
       </w:r>
     </w:p>
     <w:p>
       <w:pPr>
-        <w:spacing w:after="120"/>
+        <w:pStyle w:val="ListBullet"/>
       </w:pPr>
-      <w:r>
-        <w:t xml:space="preserve">3. </w:t>
-      </w:r>
       <w:r>
         <w:rPr>
           <w:b/>
         </w:rPr>
-        <w:t>Visible emotional decision.</w:t>
+        <w:t>F3 - A visible emotional decision:</w:t>
       </w:r>
       <w:r>
-        <w:t xml:space="preserve"> For every reply, the system shall report the candidate emotions, the emotion it finally responded to, and the words in the user's message that drove that decision.</w:t>
+        <w:t xml:space="preserve"> every reply carries the candidate emotions, the emotion finally used, and the words that drove that decision.</w:t>
       </w:r>
     </w:p>
     <w:p>
       <w:pPr>
-        <w:spacing w:after="120"/>
+        <w:pStyle w:val="ListBullet"/>
       </w:pPr>
-      <w:r>
-        <w:t xml:space="preserve">4. </w:t>
-      </w:r>
       <w:r>
         <w:rPr>
           <w:b/>
         </w:rPr>
-        <w:t>Guided response generation.</w:t>
+        <w:t>F4 - Guided generation:</w:t>
       </w:r>
       <w:r>
-        <w:t xml:space="preserve"> The generator shall receive wording written for the specific emotion selected, rather than one generic instruction for all emotions.</w:t>
+        <w:t xml:space="preserve"> the generator receives wording prepared for the selected emotion rather than one instruction covering all emotions.</w:t>
       </w:r>
     </w:p>
     <w:p>
       <w:pPr>
-        <w:spacing w:after="120"/>
+        <w:pStyle w:val="ListBullet"/>
       </w:pPr>
-      <w:r>
-        <w:t xml:space="preserve">5. </w:t>
-      </w:r>
       <w:r>
         <w:rPr>
           <w:b/>
         </w:rPr>
-        <w:t>Response rules.</w:t>
+        <w:t>F5 - Response rules:</w:t>
       </w:r>
       <w:r>
-        <w:t xml:space="preserve"> Every reply shall acknowledge the feeling, ask exactly one question, and stay within 120 words.</w:t>
+        <w:t xml:space="preserve"> every reply acknowledges the feeling, asks exactly one question and stays within 120 words.</w:t>
       </w:r>
     </w:p>
     <w:p>
       <w:pPr>
-        <w:spacing w:after="120"/>
+        <w:pStyle w:val="ListBullet"/>
       </w:pPr>
-      <w:r>
-        <w:t xml:space="preserve">6. </w:t>
-      </w:r>
       <w:r>
         <w:rPr>
           <w:b/>
         </w:rPr>
-        <w:t>Multi-turn operation.</w:t>
+        <w:t>F6 - Multi-turn conversation:</w:t>
       </w:r>
       <w:r>
-        <w:t xml:space="preserve"> The same components shall support a conversation of several turns, keeping earlier turns in view and detecting a change in the user's emotion.</w:t>
+        <w:t xml:space="preserve"> the same components hold a conversation over several turns and notice when the emotion changes.</w:t>
       </w:r>
     </w:p>
     <w:p>
@@ -146,104 +136,86 @@
     </w:p>
     <w:p>
       <w:pPr>
-        <w:spacing w:after="120"/>
+        <w:pStyle w:val="ListBullet"/>
       </w:pPr>
-      <w:r>
-        <w:t xml:space="preserve">1. </w:t>
-      </w:r>
       <w:r>
         <w:rPr>
           <w:b/>
         </w:rPr>
-        <w:t>Hardware budget.</w:t>
+        <w:t>N1 - Hardware budget:</w:t>
       </w:r>
       <w:r>
-        <w:t xml:space="preserve"> The complete system shall run on a single consumer GPU with 8 GB of memory [34].</w:t>
+        <w:t xml:space="preserve"> the whole system runs on one consumer GPU with 8 GB of memory [34].</w:t>
       </w:r>
     </w:p>
     <w:p>
       <w:pPr>
-        <w:spacing w:after="120"/>
+        <w:pStyle w:val="ListBullet"/>
       </w:pPr>
-      <w:r>
-        <w:t xml:space="preserve">2. </w:t>
-      </w:r>
       <w:r>
         <w:rPr>
           <w:b/>
         </w:rPr>
-        <w:t>Privacy by locality.</w:t>
+        <w:t>N2 - Privacy by locality:</w:t>
       </w:r>
       <w:r>
-        <w:t xml:space="preserve"> No user message shall have to leave the device during normal operation; only openly licensed dataset text was sent to external services, and only for evaluation.</w:t>
+        <w:t xml:space="preserve"> no user message has to leave the device during normal use.</w:t>
       </w:r>
     </w:p>
     <w:p>
       <w:pPr>
-        <w:spacing w:after="120"/>
+        <w:pStyle w:val="ListBullet"/>
       </w:pPr>
-      <w:r>
-        <w:t xml:space="preserve">3. </w:t>
-      </w:r>
       <w:r>
         <w:rPr>
           <w:b/>
         </w:rPr>
-        <w:t>Response time.</w:t>
+        <w:t>N3 - Response time:</w:t>
       </w:r>
       <w:r>
-        <w:t xml:space="preserve"> A reply shall be produced in a few seconds on that hardware, so that the exchange feels like a conversation.</w:t>
+        <w:t xml:space="preserve"> a reply arrives within a few seconds on that hardware.</w:t>
       </w:r>
     </w:p>
     <w:p>
       <w:pPr>
-        <w:spacing w:after="120"/>
+        <w:pStyle w:val="ListBullet"/>
       </w:pPr>
-      <w:r>
-        <w:t xml:space="preserve">4. </w:t>
-      </w:r>
       <w:r>
         <w:rPr>
           <w:b/>
         </w:rPr>
-        <w:t>Reproducibility.</w:t>
+        <w:t>N4 - Reproducibility:</w:t>
       </w:r>
       <w:r>
-        <w:t xml:space="preserve"> Every reported number shall be reproducible from scripts and saved outputs in the project repository, with fixed random seeds where sampling is involved.</w:t>
+        <w:t xml:space="preserve"> every reported number can be regenerated from saved outputs and scripts, with fixed random seeds.</w:t>
       </w:r>
     </w:p>
     <w:p>
       <w:pPr>
-        <w:spacing w:after="120"/>
+        <w:pStyle w:val="ListBullet"/>
       </w:pPr>
-      <w:r>
-        <w:t xml:space="preserve">5. </w:t>
-      </w:r>
       <w:r>
         <w:rPr>
           <w:b/>
         </w:rPr>
-        <w:t>Inspectability.</w:t>
+        <w:t>N5 - Inspectability:</w:t>
       </w:r>
       <w:r>
-        <w:t xml:space="preserve"> Each component shall be replaceable and testable on its own, so that a failure can be traced to the detector, the emotion selection or the generator.</w:t>
+        <w:t xml:space="preserve"> each component can be replaced and tested alone, so a failure is traceable to one of them.</w:t>
       </w:r>
     </w:p>
     <w:p>
       <w:pPr>
-        <w:spacing w:after="120"/>
+        <w:pStyle w:val="ListBullet"/>
       </w:pPr>
-      <w:r>
-        <w:t xml:space="preserve">6. </w:t>
-      </w:r>
       <w:r>
         <w:rPr>
           <w:b/>
         </w:rPr>
-        <w:t>Cost.</w:t>
+        <w:t>N6 - Cost:</w:t>
       </w:r>
       <w:r>
-        <w:t xml:space="preserve"> The project shall use only openly available models, datasets and free service tiers.</w:t>
+        <w:t xml:space="preserve"> only openly available models, datasets and free service tiers are used.</w:t>
       </w:r>
     </w:p>
     <w:p>
@@ -259,1013 +231,7 @@
         <w:spacing w:after="120"/>
       </w:pPr>
       <w:r>
-        <w:t>The work is constrained by the hardware available to the team (one RTX 4060 with 8 GB of memory), by the licence of EmpatheticDialogues, which permits non-commercial research use only [20], and by the free tiers of the AI-judge services, which limit how many replies can be scored. Three assumptions are made and stated openly: that the single emotion label supplied with each conversation is an acceptable, if imperfect, reference; that an automatic empathy classifier and AI judges are reasonable proxies for human perception of empathy, which the human study is designed to test; and that the first message of a conversation carries enough signal for the detector, which Section 5.1.2 examines.</w:t>
-      </w:r>
-    </w:p>
-    <w:p>
-      <w:pPr>
-        <w:pStyle w:val="Heading2"/>
-      </w:pPr>
-      <w:r>
-        <w:t>3.1.4 Standards and Compliance</w:t>
-      </w:r>
-    </w:p>
-    <w:p>
-      <w:pPr>
-        <w:spacing w:after="120"/>
-      </w:pPr>
-      <w:r>
-        <w:t>The standards, codes of practice and licences applied to this project are listed in Section 3.5 and Table 3.3.</w:t>
-      </w:r>
-    </w:p>
-    <w:tbl>
-      <w:tblPr>
-        <w:tblStyle w:val="TableGrid"/>
-        <w:tblW w:type="auto" w:w="0"/>
-        <w:tblLook w:firstColumn="1" w:firstRow="1" w:lastColumn="0" w:lastRow="0" w:noHBand="0" w:noVBand="1" w:val="04A0"/>
-      </w:tblPr>
-      <w:tblGrid>
-        <w:gridCol w:w="1872"/>
-        <w:gridCol w:w="1872"/>
-        <w:gridCol w:w="1872"/>
-        <w:gridCol w:w="1872"/>
-        <w:gridCol w:w="1872"/>
-      </w:tblGrid>
-      <w:tr>
-        <w:tc>
-          <w:tcPr>
-            <w:tcW w:type="dxa" w:w="1872"/>
-            <w:shd w:val="clear" w:color="auto" w:fill="E3EEFB"/>
-          </w:tcPr>
-          <w:p>
-            <w:r>
-              <w:rPr>
-                <w:b/>
-              </w:rPr>
-            </w:r>
-            <w:r>
-              <w:rPr>
-                <w:b/>
-                <w:sz w:val="16"/>
-              </w:rPr>
-              <w:t>ID</w:t>
-            </w:r>
-          </w:p>
-        </w:tc>
-        <w:tc>
-          <w:tcPr>
-            <w:tcW w:type="dxa" w:w="1872"/>
-            <w:shd w:val="clear" w:color="auto" w:fill="E3EEFB"/>
-          </w:tcPr>
-          <w:p>
-            <w:r>
-              <w:rPr>
-                <w:b/>
-              </w:rPr>
-            </w:r>
-            <w:r>
-              <w:rPr>
-                <w:b/>
-                <w:sz w:val="16"/>
-              </w:rPr>
-              <w:t>Requirement</w:t>
-            </w:r>
-          </w:p>
-        </w:tc>
-        <w:tc>
-          <w:tcPr>
-            <w:tcW w:type="dxa" w:w="1872"/>
-            <w:shd w:val="clear" w:color="auto" w:fill="E3EEFB"/>
-          </w:tcPr>
-          <w:p>
-            <w:r>
-              <w:rPr>
-                <w:b/>
-              </w:rPr>
-            </w:r>
-            <w:r>
-              <w:rPr>
-                <w:b/>
-                <w:sz w:val="16"/>
-              </w:rPr>
-              <w:t>How it was verified</w:t>
-            </w:r>
-          </w:p>
-        </w:tc>
-        <w:tc>
-          <w:tcPr>
-            <w:tcW w:type="dxa" w:w="1872"/>
-            <w:shd w:val="clear" w:color="auto" w:fill="E3EEFB"/>
-          </w:tcPr>
-          <w:p>
-            <w:r>
-              <w:rPr>
-                <w:b/>
-              </w:rPr>
-            </w:r>
-            <w:r>
-              <w:rPr>
-                <w:b/>
-                <w:sz w:val="16"/>
-              </w:rPr>
-              <w:t>Result</w:t>
-            </w:r>
-          </w:p>
-        </w:tc>
-        <w:tc>
-          <w:tcPr>
-            <w:tcW w:type="dxa" w:w="1872"/>
-            <w:shd w:val="clear" w:color="auto" w:fill="E3EEFB"/>
-          </w:tcPr>
-          <w:p>
-            <w:r>
-              <w:rPr>
-                <w:b/>
-              </w:rPr>
-            </w:r>
-            <w:r>
-              <w:rPr>
-                <w:b/>
-                <w:sz w:val="16"/>
-              </w:rPr>
-              <w:t>Reported in</w:t>
-            </w:r>
-          </w:p>
-        </w:tc>
-      </w:tr>
-      <w:tr>
-        <w:tc>
-          <w:tcPr>
-            <w:tcW w:type="dxa" w:w="1872"/>
-          </w:tcPr>
-          <w:p>
-            <w:r/>
-            <w:r>
-              <w:rPr>
-                <w:sz w:val="16"/>
-              </w:rPr>
-              <w:t>FR1</w:t>
-            </w:r>
-          </w:p>
-        </w:tc>
-        <w:tc>
-          <w:tcPr>
-            <w:tcW w:type="dxa" w:w="1872"/>
-          </w:tcPr>
-          <w:p>
-            <w:r/>
-            <w:r>
-              <w:rPr>
-                <w:sz w:val="16"/>
-              </w:rPr>
-              <w:t>Detect the emotion of the user's own message across 32 categories</w:t>
-            </w:r>
-          </w:p>
-        </w:tc>
-        <w:tc>
-          <w:tcPr>
-            <w:tcW w:type="dxa" w:w="1872"/>
-          </w:tcPr>
-          <w:p>
-            <w:r/>
-            <w:r>
-              <w:rPr>
-                <w:sz w:val="16"/>
-              </w:rPr>
-              <w:t>Fine-tuned RoBERTa-base evaluated on the official test partition (2,542 conversations)</w:t>
-            </w:r>
-          </w:p>
-        </w:tc>
-        <w:tc>
-          <w:tcPr>
-            <w:tcW w:type="dxa" w:w="1872"/>
-          </w:tcPr>
-          <w:p>
-            <w:r/>
-            <w:r>
-              <w:rPr>
-                <w:sz w:val="16"/>
-              </w:rPr>
-              <w:t>Top-1 50.3%, top-3 76.5%, top-5 84.3% against a chance level of 3.1%</w:t>
-            </w:r>
-          </w:p>
-        </w:tc>
-        <w:tc>
-          <w:tcPr>
-            <w:tcW w:type="dxa" w:w="1872"/>
-          </w:tcPr>
-          <w:p>
-            <w:r/>
-            <w:r>
-              <w:rPr>
-                <w:sz w:val="16"/>
-              </w:rPr>
-              <w:t>Section 5.1.2</w:t>
-            </w:r>
-          </w:p>
-        </w:tc>
-      </w:tr>
-      <w:tr>
-        <w:tc>
-          <w:tcPr>
-            <w:tcW w:type="dxa" w:w="1872"/>
-          </w:tcPr>
-          <w:p>
-            <w:r/>
-            <w:r>
-              <w:rPr>
-                <w:sz w:val="16"/>
-              </w:rPr>
-              <w:t>FR2</w:t>
-            </w:r>
-          </w:p>
-        </w:tc>
-        <w:tc>
-          <w:tcPr>
-            <w:tcW w:type="dxa" w:w="1872"/>
-          </w:tcPr>
-          <w:p>
-            <w:r/>
-            <w:r>
-              <w:rPr>
-                <w:sz w:val="16"/>
-              </w:rPr>
-              <w:t>Expose more than one candidate emotion with confidence</w:t>
-            </w:r>
-          </w:p>
-        </w:tc>
-        <w:tc>
-          <w:tcPr>
-            <w:tcW w:type="dxa" w:w="1872"/>
-          </w:tcPr>
-          <w:p>
-            <w:r/>
-            <w:r>
-              <w:rPr>
-                <w:sz w:val="16"/>
-              </w:rPr>
-              <w:t>Top-3 accuracy of the detector; stage-1 selection measured against the gold label</w:t>
-            </w:r>
-          </w:p>
-        </w:tc>
-        <w:tc>
-          <w:tcPr>
-            <w:tcW w:type="dxa" w:w="1872"/>
-          </w:tcPr>
-          <w:p>
-            <w:r/>
-            <w:r>
-              <w:rPr>
-                <w:sz w:val="16"/>
-              </w:rPr>
-              <w:t>Correct emotion is among the top 3 for 76.5% of messages; the generator picks it 42.3% of the time</w:t>
-            </w:r>
-          </w:p>
-        </w:tc>
-        <w:tc>
-          <w:tcPr>
-            <w:tcW w:type="dxa" w:w="1872"/>
-          </w:tcPr>
-          <w:p>
-            <w:r/>
-            <w:r>
-              <w:rPr>
-                <w:sz w:val="16"/>
-              </w:rPr>
-              <w:t>Sections 5.1.2 and 5.1.6</w:t>
-            </w:r>
-          </w:p>
-        </w:tc>
-      </w:tr>
-      <w:tr>
-        <w:tc>
-          <w:tcPr>
-            <w:tcW w:type="dxa" w:w="1872"/>
-          </w:tcPr>
-          <w:p>
-            <w:r/>
-            <w:r>
-              <w:rPr>
-                <w:sz w:val="16"/>
-              </w:rPr>
-              <w:t>FR3</w:t>
-            </w:r>
-          </w:p>
-        </w:tc>
-        <w:tc>
-          <w:tcPr>
-            <w:tcW w:type="dxa" w:w="1872"/>
-          </w:tcPr>
-          <w:p>
-            <w:r/>
-            <w:r>
-              <w:rPr>
-                <w:sz w:val="16"/>
-              </w:rPr>
-              <w:t>Report the candidate emotions, the chosen emotion and the words behind the decision</w:t>
-            </w:r>
-          </w:p>
-        </w:tc>
-        <w:tc>
-          <w:tcPr>
-            <w:tcW w:type="dxa" w:w="1872"/>
-          </w:tcPr>
-          <w:p>
-            <w:r/>
-            <w:r>
-              <w:rPr>
-                <w:sz w:val="16"/>
-              </w:rPr>
-              <w:t>Inspection of the agent output for every turn; attention cues taken from the detector's [CLS] attention</w:t>
-            </w:r>
-          </w:p>
-        </w:tc>
-        <w:tc>
-          <w:tcPr>
-            <w:tcW w:type="dxa" w:w="1872"/>
-          </w:tcPr>
-          <w:p>
-            <w:r/>
-            <w:r>
-              <w:rPr>
-                <w:sz w:val="16"/>
-              </w:rPr>
-              <w:t>Met - every turn prints the three candidates with confidence, the chosen emotion and the cue words</w:t>
-            </w:r>
-          </w:p>
-        </w:tc>
-        <w:tc>
-          <w:tcPr>
-            <w:tcW w:type="dxa" w:w="1872"/>
-          </w:tcPr>
-          <w:p>
-            <w:r/>
-            <w:r>
-              <w:rPr>
-                <w:sz w:val="16"/>
-              </w:rPr>
-              <w:t>Sections 5.3.3 and 5.3.4</w:t>
-            </w:r>
-          </w:p>
-        </w:tc>
-      </w:tr>
-      <w:tr>
-        <w:tc>
-          <w:tcPr>
-            <w:tcW w:type="dxa" w:w="1872"/>
-          </w:tcPr>
-          <w:p>
-            <w:r/>
-            <w:r>
-              <w:rPr>
-                <w:sz w:val="16"/>
-              </w:rPr>
-              <w:t>FR4</w:t>
-            </w:r>
-          </w:p>
-        </w:tc>
-        <w:tc>
-          <w:tcPr>
-            <w:tcW w:type="dxa" w:w="1872"/>
-          </w:tcPr>
-          <w:p>
-            <w:r/>
-            <w:r>
-              <w:rPr>
-                <w:sz w:val="16"/>
-              </w:rPr>
-              <w:t>Give the generator wording written for the selected emotion</w:t>
-            </w:r>
-          </w:p>
-        </w:tc>
-        <w:tc>
-          <w:tcPr>
-            <w:tcW w:type="dxa" w:w="1872"/>
-          </w:tcPr>
-          <w:p>
-            <w:r/>
-            <w:r>
-              <w:rPr>
-                <w:sz w:val="16"/>
-              </w:rPr>
-              <w:t>Compared with the same detector and generator using one generic prompt (top-1 configuration)</w:t>
-            </w:r>
-          </w:p>
-        </w:tc>
-        <w:tc>
-          <w:tcPr>
-            <w:tcW w:type="dxa" w:w="1872"/>
-          </w:tcPr>
-          <w:p>
-            <w:r/>
-            <w:r>
-              <w:rPr>
-                <w:sz w:val="16"/>
-              </w:rPr>
-              <w:t>Emotion validation 36.7% against 28.3% (adjusted p = 0.003); WASSA 5.05 against 4.89</w:t>
-            </w:r>
-          </w:p>
-        </w:tc>
-        <w:tc>
-          <w:tcPr>
-            <w:tcW w:type="dxa" w:w="1872"/>
-          </w:tcPr>
-          <w:p>
-            <w:r/>
-            <w:r>
-              <w:rPr>
-                <w:sz w:val="16"/>
-              </w:rPr>
-              <w:t>Sections 5.1.5 and 5.4.2</w:t>
-            </w:r>
-          </w:p>
-        </w:tc>
-      </w:tr>
-      <w:tr>
-        <w:tc>
-          <w:tcPr>
-            <w:tcW w:type="dxa" w:w="1872"/>
-          </w:tcPr>
-          <w:p>
-            <w:r/>
-            <w:r>
-              <w:rPr>
-                <w:sz w:val="16"/>
-              </w:rPr>
-              <w:t>FR5</w:t>
-            </w:r>
-          </w:p>
-        </w:tc>
-        <w:tc>
-          <w:tcPr>
-            <w:tcW w:type="dxa" w:w="1872"/>
-          </w:tcPr>
-          <w:p>
-            <w:r/>
-            <w:r>
-              <w:rPr>
-                <w:sz w:val="16"/>
-              </w:rPr>
-              <w:t>Acknowledge the feeling, ask exactly one question, stay within 120 words</w:t>
-            </w:r>
-          </w:p>
-        </w:tc>
-        <w:tc>
-          <w:tcPr>
-            <w:tcW w:type="dxa" w:w="1872"/>
-          </w:tcPr>
-          <w:p>
-            <w:r/>
-            <w:r>
-              <w:rPr>
-                <w:sz w:val="16"/>
-              </w:rPr>
-              <w:t>Automatic checks on 300 held-out conversations</w:t>
-            </w:r>
-          </w:p>
-        </w:tc>
-        <w:tc>
-          <w:tcPr>
-            <w:tcW w:type="dxa" w:w="1872"/>
-          </w:tcPr>
-          <w:p>
-            <w:r/>
-            <w:r>
-              <w:rPr>
-                <w:sz w:val="16"/>
-              </w:rPr>
-              <w:t>Acknowledgement 66.3%, exactly one question 92.7%, within the length limit 100%, all three together 60.0%</w:t>
-            </w:r>
-          </w:p>
-        </w:tc>
-        <w:tc>
-          <w:tcPr>
-            <w:tcW w:type="dxa" w:w="1872"/>
-          </w:tcPr>
-          <w:p>
-            <w:r/>
-            <w:r>
-              <w:rPr>
-                <w:sz w:val="16"/>
-              </w:rPr>
-              <w:t>Section 5.1.3</w:t>
-            </w:r>
-          </w:p>
-        </w:tc>
-      </w:tr>
-      <w:tr>
-        <w:tc>
-          <w:tcPr>
-            <w:tcW w:type="dxa" w:w="1872"/>
-          </w:tcPr>
-          <w:p>
-            <w:r/>
-            <w:r>
-              <w:rPr>
-                <w:sz w:val="16"/>
-              </w:rPr>
-              <w:t>FR6</w:t>
-            </w:r>
-          </w:p>
-        </w:tc>
-        <w:tc>
-          <w:tcPr>
-            <w:tcW w:type="dxa" w:w="1872"/>
-          </w:tcPr>
-          <w:p>
-            <w:r/>
-            <w:r>
-              <w:rPr>
-                <w:sz w:val="16"/>
-              </w:rPr>
-              <w:t>Support a multi-turn conversation and follow a change of emotion</w:t>
-            </w:r>
-          </w:p>
-        </w:tc>
-        <w:tc>
-          <w:tcPr>
-            <w:tcW w:type="dxa" w:w="1872"/>
-          </w:tcPr>
-          <w:p>
-            <w:r/>
-            <w:r>
-              <w:rPr>
-                <w:sz w:val="16"/>
-              </w:rPr>
-              <w:t>Multi-turn agent built on the same components; detector reads the last four user turns</w:t>
-            </w:r>
-          </w:p>
-        </w:tc>
-        <w:tc>
-          <w:tcPr>
-            <w:tcW w:type="dxa" w:w="1872"/>
-          </w:tcPr>
-          <w:p>
-            <w:r/>
-            <w:r>
-              <w:rPr>
-                <w:sz w:val="16"/>
-              </w:rPr>
-              <w:t>Met - agent runs with a 10-exchange memory and reports a detected emotion shift</w:t>
-            </w:r>
-          </w:p>
-        </w:tc>
-        <w:tc>
-          <w:tcPr>
-            <w:tcW w:type="dxa" w:w="1872"/>
-          </w:tcPr>
-          <w:p>
-            <w:r/>
-            <w:r>
-              <w:rPr>
-                <w:sz w:val="16"/>
-              </w:rPr>
-              <w:t>Section 5.3.4</w:t>
-            </w:r>
-          </w:p>
-        </w:tc>
-      </w:tr>
-      <w:tr>
-        <w:tc>
-          <w:tcPr>
-            <w:tcW w:type="dxa" w:w="1872"/>
-          </w:tcPr>
-          <w:p>
-            <w:r/>
-            <w:r>
-              <w:rPr>
-                <w:sz w:val="16"/>
-              </w:rPr>
-              <w:t>NFR1</w:t>
-            </w:r>
-          </w:p>
-        </w:tc>
-        <w:tc>
-          <w:tcPr>
-            <w:tcW w:type="dxa" w:w="1872"/>
-          </w:tcPr>
-          <w:p>
-            <w:r/>
-            <w:r>
-              <w:rPr>
-                <w:sz w:val="16"/>
-              </w:rPr>
-              <w:t>Run within 8 GB of GPU memory</w:t>
-            </w:r>
-          </w:p>
-        </w:tc>
-        <w:tc>
-          <w:tcPr>
-            <w:tcW w:type="dxa" w:w="1872"/>
-          </w:tcPr>
-          <w:p>
-            <w:r/>
-            <w:r>
-              <w:rPr>
-                <w:sz w:val="16"/>
-              </w:rPr>
-              <w:t>Measured over 50 messages on an RTX 4060 8 GB</w:t>
-            </w:r>
-          </w:p>
-        </w:tc>
-        <w:tc>
-          <w:tcPr>
-            <w:tcW w:type="dxa" w:w="1872"/>
-          </w:tcPr>
-          <w:p>
-            <w:r/>
-            <w:r>
-              <w:rPr>
-                <w:sz w:val="16"/>
-              </w:rPr>
-              <w:t>3.40 GB peak, against 5.47 GB for the 7.6B single model (38% less)</w:t>
-            </w:r>
-          </w:p>
-        </w:tc>
-        <w:tc>
-          <w:tcPr>
-            <w:tcW w:type="dxa" w:w="1872"/>
-          </w:tcPr>
-          <w:p>
-            <w:r/>
-            <w:r>
-              <w:rPr>
-                <w:sz w:val="16"/>
-              </w:rPr>
-              <w:t>Section 5.5.7</w:t>
-            </w:r>
-          </w:p>
-        </w:tc>
-      </w:tr>
-      <w:tr>
-        <w:tc>
-          <w:tcPr>
-            <w:tcW w:type="dxa" w:w="1872"/>
-          </w:tcPr>
-          <w:p>
-            <w:r/>
-            <w:r>
-              <w:rPr>
-                <w:sz w:val="16"/>
-              </w:rPr>
-              <w:t>NFR2</w:t>
-            </w:r>
-          </w:p>
-        </w:tc>
-        <w:tc>
-          <w:tcPr>
-            <w:tcW w:type="dxa" w:w="1872"/>
-          </w:tcPr>
-          <w:p>
-            <w:r/>
-            <w:r>
-              <w:rPr>
-                <w:sz w:val="16"/>
-              </w:rPr>
-              <w:t>No user message has to leave the device</w:t>
-            </w:r>
-          </w:p>
-        </w:tc>
-        <w:tc>
-          <w:tcPr>
-            <w:tcW w:type="dxa" w:w="1872"/>
-          </w:tcPr>
-          <w:p>
-            <w:r/>
-            <w:r>
-              <w:rPr>
-                <w:sz w:val="16"/>
-              </w:rPr>
-              <w:t>Review of every component; only EmpatheticDialogues text was sent to the judge APIs</w:t>
-            </w:r>
-          </w:p>
-        </w:tc>
-        <w:tc>
-          <w:tcPr>
-            <w:tcW w:type="dxa" w:w="1872"/>
-          </w:tcPr>
-          <w:p>
-            <w:r/>
-            <w:r>
-              <w:rPr>
-                <w:sz w:val="16"/>
-              </w:rPr>
-              <w:t>Met - detector and generator run locally; external services were used for evaluation only</w:t>
-            </w:r>
-          </w:p>
-        </w:tc>
-        <w:tc>
-          <w:tcPr>
-            <w:tcW w:type="dxa" w:w="1872"/>
-          </w:tcPr>
-          <w:p>
-            <w:r/>
-            <w:r>
-              <w:rPr>
-                <w:sz w:val="16"/>
-              </w:rPr>
-              <w:t>Sections 3.4.2 and 5.6.5</w:t>
-            </w:r>
-          </w:p>
-        </w:tc>
-      </w:tr>
-      <w:tr>
-        <w:tc>
-          <w:tcPr>
-            <w:tcW w:type="dxa" w:w="1872"/>
-          </w:tcPr>
-          <w:p>
-            <w:r/>
-            <w:r>
-              <w:rPr>
-                <w:sz w:val="16"/>
-              </w:rPr>
-              <w:t>NFR3</w:t>
-            </w:r>
-          </w:p>
-        </w:tc>
-        <w:tc>
-          <w:tcPr>
-            <w:tcW w:type="dxa" w:w="1872"/>
-          </w:tcPr>
-          <w:p>
-            <w:r/>
-            <w:r>
-              <w:rPr>
-                <w:sz w:val="16"/>
-              </w:rPr>
-              <w:t>Produce a reply in a few seconds</w:t>
-            </w:r>
-          </w:p>
-        </w:tc>
-        <w:tc>
-          <w:tcPr>
-            <w:tcW w:type="dxa" w:w="1872"/>
-          </w:tcPr>
-          <w:p>
-            <w:r/>
-            <w:r>
-              <w:rPr>
-                <w:sz w:val="16"/>
-              </w:rPr>
-              <w:t>Same 50-message benchmark</w:t>
-            </w:r>
-          </w:p>
-        </w:tc>
-        <w:tc>
-          <w:tcPr>
-            <w:tcW w:type="dxa" w:w="1872"/>
-          </w:tcPr>
-          <w:p>
-            <w:r/>
-            <w:r>
-              <w:rPr>
-                <w:sz w:val="16"/>
-              </w:rPr>
-              <w:t>4.17 s per reply on average (65.7 ms per generated token); detection and emotion selection add 0.31 s</w:t>
-            </w:r>
-          </w:p>
-        </w:tc>
-        <w:tc>
-          <w:tcPr>
-            <w:tcW w:type="dxa" w:w="1872"/>
-          </w:tcPr>
-          <w:p>
-            <w:r/>
-            <w:r>
-              <w:rPr>
-                <w:sz w:val="16"/>
-              </w:rPr>
-              <w:t>Section 5.5.7</w:t>
-            </w:r>
-          </w:p>
-        </w:tc>
-      </w:tr>
-      <w:tr>
-        <w:tc>
-          <w:tcPr>
-            <w:tcW w:type="dxa" w:w="1872"/>
-          </w:tcPr>
-          <w:p>
-            <w:r/>
-            <w:r>
-              <w:rPr>
-                <w:sz w:val="16"/>
-              </w:rPr>
-              <w:t>NFR4</w:t>
-            </w:r>
-          </w:p>
-        </w:tc>
-        <w:tc>
-          <w:tcPr>
-            <w:tcW w:type="dxa" w:w="1872"/>
-          </w:tcPr>
-          <w:p>
-            <w:r/>
-            <w:r>
-              <w:rPr>
-                <w:sz w:val="16"/>
-              </w:rPr>
-              <w:t>Every number reproducible from scripts and saved outputs</w:t>
-            </w:r>
-          </w:p>
-        </w:tc>
-        <w:tc>
-          <w:tcPr>
-            <w:tcW w:type="dxa" w:w="1872"/>
-          </w:tcPr>
-          <w:p>
-            <w:r/>
-            <w:r>
-              <w:rPr>
-                <w:sz w:val="16"/>
-              </w:rPr>
-              <w:t>Fixed seeds; scored prediction files kept for all systems; tables regenerated by script</w:t>
-            </w:r>
-          </w:p>
-        </w:tc>
-        <w:tc>
-          <w:tcPr>
-            <w:tcW w:type="dxa" w:w="1872"/>
-          </w:tcPr>
-          <w:p>
-            <w:r/>
-            <w:r>
-              <w:rPr>
-                <w:sz w:val="16"/>
-              </w:rPr>
-              <w:t>Met - 4,200 scored replies and 1,024 judge ratings are stored in the repository</w:t>
-            </w:r>
-          </w:p>
-        </w:tc>
-        <w:tc>
-          <w:tcPr>
-            <w:tcW w:type="dxa" w:w="1872"/>
-          </w:tcPr>
-          <w:p>
-            <w:r/>
-            <w:r>
-              <w:rPr>
-                <w:sz w:val="16"/>
-              </w:rPr>
-              <w:t>Section 5.1.1</w:t>
-            </w:r>
-          </w:p>
-        </w:tc>
-      </w:tr>
-      <w:tr>
-        <w:tc>
-          <w:tcPr>
-            <w:tcW w:type="dxa" w:w="1872"/>
-          </w:tcPr>
-          <w:p>
-            <w:r/>
-            <w:r>
-              <w:rPr>
-                <w:sz w:val="16"/>
-              </w:rPr>
-              <w:t>NFR5</w:t>
-            </w:r>
-          </w:p>
-        </w:tc>
-        <w:tc>
-          <w:tcPr>
-            <w:tcW w:type="dxa" w:w="1872"/>
-          </w:tcPr>
-          <w:p>
-            <w:r/>
-            <w:r>
-              <w:rPr>
-                <w:sz w:val="16"/>
-              </w:rPr>
-              <w:t>Components replaceable and testable on their own</w:t>
-            </w:r>
-          </w:p>
-        </w:tc>
-        <w:tc>
-          <w:tcPr>
-            <w:tcW w:type="dxa" w:w="1872"/>
-          </w:tcPr>
-          <w:p>
-            <w:r/>
-            <w:r>
-              <w:rPr>
-                <w:sz w:val="16"/>
-              </w:rPr>
-              <w:t>Detector swapped for RoBERTa-large and for the earlier GPT-2 detector with the generator held fixed</w:t>
-            </w:r>
-          </w:p>
-        </w:tc>
-        <w:tc>
-          <w:tcPr>
-            <w:tcW w:type="dxa" w:w="1872"/>
-          </w:tcPr>
-          <w:p>
-            <w:r/>
-            <w:r>
-              <w:rPr>
-                <w:sz w:val="16"/>
-              </w:rPr>
-              <w:t>Met - swaps ran without any change to the generator; neither improved reply quality significantly</w:t>
-            </w:r>
-          </w:p>
-        </w:tc>
-        <w:tc>
-          <w:tcPr>
-            <w:tcW w:type="dxa" w:w="1872"/>
-          </w:tcPr>
-          <w:p>
-            <w:r/>
-            <w:r>
-              <w:rPr>
-                <w:sz w:val="16"/>
-              </w:rPr>
-              <w:t>Sections 5.4.3 and 5.5.3</w:t>
-            </w:r>
-          </w:p>
-        </w:tc>
-      </w:tr>
-      <w:tr>
-        <w:tc>
-          <w:tcPr>
-            <w:tcW w:type="dxa" w:w="1872"/>
-          </w:tcPr>
-          <w:p>
-            <w:r/>
-            <w:r>
-              <w:rPr>
-                <w:sz w:val="16"/>
-              </w:rPr>
-              <w:t>NFR6</w:t>
-            </w:r>
-          </w:p>
-        </w:tc>
-        <w:tc>
-          <w:tcPr>
-            <w:tcW w:type="dxa" w:w="1872"/>
-          </w:tcPr>
-          <w:p>
-            <w:r/>
-            <w:r>
-              <w:rPr>
-                <w:sz w:val="16"/>
-              </w:rPr>
-              <w:t>Use only open models, datasets and free service tiers</w:t>
-            </w:r>
-          </w:p>
-        </w:tc>
-        <w:tc>
-          <w:tcPr>
-            <w:tcW w:type="dxa" w:w="1872"/>
-          </w:tcPr>
-          <w:p>
-            <w:r/>
-            <w:r>
-              <w:rPr>
-                <w:sz w:val="16"/>
-              </w:rPr>
-              <w:t>Licence review of every asset; cost record</w:t>
-            </w:r>
-          </w:p>
-        </w:tc>
-        <w:tc>
-          <w:tcPr>
-            <w:tcW w:type="dxa" w:w="1872"/>
-          </w:tcPr>
-          <w:p>
-            <w:r/>
-            <w:r>
-              <w:rPr>
-                <w:sz w:val="16"/>
-              </w:rPr>
-              <w:t>Met - no paid service was used at any stage</w:t>
-            </w:r>
-          </w:p>
-        </w:tc>
-        <w:tc>
-          <w:tcPr>
-            <w:tcW w:type="dxa" w:w="1872"/>
-          </w:tcPr>
-          <w:p>
-            <w:r/>
-            <w:r>
-              <w:rPr>
-                <w:sz w:val="16"/>
-              </w:rPr>
-              <w:t>Sections 3.4.4 and 3.8</w:t>
-            </w:r>
-          </w:p>
-        </w:tc>
-      </w:tr>
-    </w:tbl>
-    <w:p/>
-    <w:p>
-      <w:r>
-        <w:rPr>
-          <w:i/>
-          <w:sz w:val="20"/>
-        </w:rPr>
-        <w:t>Table 3.1: Final requirements, how each was verified and the result</w:t>
+        <w:t>The work was bound by one GPU-equipped machine with 8 GB of video memory, the non-commercial licence of EmpatheticDialogues [20], the daily limits of free evaluation services, and a fixed academic calendar. Three assumptions are stated openly: that the single emotion label given with each conversation is an acceptable if imperfect reference; that an empathy classifier and AI judges stand in reasonably for human perception, which the human study tests; and that the first message carries enough signal for the detector.</w:t>
       </w:r>
     </w:p>
     <w:p>
@@ -1281,7 +247,7 @@
         <w:pStyle w:val="Heading2"/>
       </w:pPr>
       <w:r>
-        <w:t>3.2.1 Intended Benefit</w:t>
+        <w:t>3.2.1 Potential Benefits</w:t>
       </w:r>
     </w:p>
     <w:p>
@@ -1289,7 +255,99 @@
         <w:spacing w:after="120"/>
       </w:pPr>
       <w:r>
-        <w:t>The system is built for situations where a person wants to be heard and no trained listener is available at that moment. Three properties make it useful in such settings. It runs on one ordinary graphics card, so a student counselling service, a small clinic or a helpline can host it on its own machine instead of paying for a commercial service. Because it runs locally, what a person types does not have to travel to a third-party provider, which matters when the message concerns their mental state. And because the emotion behind each reply is exposed rather than hidden, a supervisor can review why a reply took a particular tone, and a developer can place a safeguard between the emotional decision and the text the user sees.</w:t>
+        <w:t>The system is built for the moment when someone wants to be heard and no trained listener is free. Six benefits follow from the way it is designed.</w:t>
+      </w:r>
+    </w:p>
+    <w:p>
+      <w:pPr>
+        <w:pStyle w:val="ListBullet"/>
+      </w:pPr>
+      <w:r>
+        <w:rPr>
+          <w:b/>
+        </w:rPr>
+        <w:t>Privacy for people who will not talk to a cloud service:</w:t>
+      </w:r>
+      <w:r>
+        <w:t xml:space="preserve"> both models run on the user's own machine, so a disclosure about grief, loneliness or fear never travels to a company's server, which for many people is the difference between writing the message and not writing it at all.</w:t>
+      </w:r>
+    </w:p>
+    <w:p>
+      <w:pPr>
+        <w:pStyle w:val="ListBullet"/>
+      </w:pPr>
+      <w:r>
+        <w:rPr>
+          <w:b/>
+        </w:rPr>
+        <w:t>A listener available at every hour:</w:t>
+      </w:r>
+      <w:r>
+        <w:t xml:space="preserve"> distress keeps no office hours, and a locally hosted system answers at three in the morning, on a holiday, or after the counselling centre has closed.</w:t>
+      </w:r>
+    </w:p>
+    <w:p>
+      <w:pPr>
+        <w:pStyle w:val="ListBullet"/>
+      </w:pPr>
+      <w:r>
+        <w:rPr>
+          <w:b/>
+        </w:rPr>
+        <w:t>A first step towards professional help:</w:t>
+      </w:r>
+      <w:r>
+        <w:t xml:space="preserve"> it is not a therapist and must not replace one, but it can hold the first conversation, help a person put a feeling into words, and make contacting a counsellor feel like a smaller step.</w:t>
+      </w:r>
+    </w:p>
+    <w:p>
+      <w:pPr>
+        <w:pStyle w:val="ListBullet"/>
+      </w:pPr>
+      <w:r>
+        <w:rPr>
+          <w:b/>
+        </w:rPr>
+        <w:t>Affordable for the institutions that need it most:</w:t>
+      </w:r>
+      <w:r>
+        <w:t xml:space="preserve"> a counselling service, a small clinic or a helpline can host it on one ordinary computer with no per-message fee. In Bangladesh, where mental-health professionals are few and private counselling is beyond most students, the price of entry matters as much as the quality of the reply.</w:t>
+      </w:r>
+    </w:p>
+    <w:p>
+      <w:pPr>
+        <w:pStyle w:val="ListBullet"/>
+      </w:pPr>
+      <w:r>
+        <w:rPr>
+          <w:b/>
+        </w:rPr>
+        <w:t>A way around stigma:</w:t>
+      </w:r>
+      <w:r>
+        <w:t xml:space="preserve"> many people will type a worry they would never say aloud to a relative or a doctor.</w:t>
+      </w:r>
+    </w:p>
+    <w:p>
+      <w:pPr>
+        <w:pStyle w:val="ListBullet"/>
+      </w:pPr>
+      <w:r>
+        <w:rPr>
+          <w:b/>
+        </w:rPr>
+        <w:t>Replies that can be checked before they are shown:</w:t>
+      </w:r>
+      <w:r>
+        <w:t xml:space="preserve"> the emotion behind every turn is written down, so a supervisor can review it and a safeguard can stop a reply before the user sees it. A single end-to-end model offers nothing to inspect.</w:t>
+      </w:r>
+    </w:p>
+    <w:p>
+      <w:pPr>
+        <w:pStyle w:val="Heading2"/>
+      </w:pPr>
+      <w:r>
+        <w:t>3.2.2 Risks and Limits of Use</w:t>
       </w:r>
     </w:p>
     <w:p>
@@ -1297,15 +355,49 @@
         <w:spacing w:after="120"/>
       </w:pPr>
       <w:r>
-        <w:t>In Bangladesh, where trained mental-health professionals are few relative to the population and where stigma discourages people from seeking help in person, a private, low-cost, locally hosted listener could give a first point of contact. That claim is about the deployment setting, not about clinical benefit: nothing in this thesis measures a health outcome.</w:t>
+        <w:t>A system that sounds understanding can be trusted further than it deserves, so three risks are stated plainly.</w:t>
       </w:r>
     </w:p>
     <w:p>
       <w:pPr>
-        <w:pStyle w:val="Heading2"/>
+        <w:pStyle w:val="ListBullet"/>
       </w:pPr>
       <w:r>
-        <w:t>3.2.2 Risks and Misuse</w:t>
+        <w:rPr>
+          <w:b/>
+        </w:rPr>
+        <w:t>Substitution for real help:</w:t>
+      </w:r>
+      <w:r>
+        <w:t xml:space="preserve"> a person in distress may keep talking to a machine instead of contacting a professional. The emotion categories contain nothing for suicidal thinking and there is no crisis filter, so the system must never be presented as a mental-health service; any deployment needs a reviewed filter, a referral path and a visible helpline number [35].</w:t>
+      </w:r>
+    </w:p>
+    <w:p>
+      <w:pPr>
+        <w:pStyle w:val="ListBullet"/>
+      </w:pPr>
+      <w:r>
+        <w:rPr>
+          <w:b/>
+        </w:rPr>
+        <w:t>Wrong or shallow empathy:</w:t>
+      </w:r>
+      <w:r>
+        <w:t xml:space="preserve"> the detector's first choice is correct 50.3% of the time and the reply names the user's true emotion in 36.7% of cases, and a reply built on the wrong emotion can feel dismissive. Passing three candidates instead of one reduces that cost, but for one person on one occasion the risk is real.</w:t>
+      </w:r>
+    </w:p>
+    <w:p>
+      <w:pPr>
+        <w:pStyle w:val="ListBullet"/>
+      </w:pPr>
+      <w:r>
+        <w:rPr>
+          <w:b/>
+        </w:rPr>
+        <w:t>Cultural and linguistic fit:</w:t>
+      </w:r>
+      <w:r>
+        <w:t xml:space="preserve"> EmpatheticDialogues was written by English-speaking crowdworkers [2], and how feelings are expressed differs across languages, so use in Bangladesh would require data and evaluation in Bangla first.</w:t>
       </w:r>
     </w:p>
     <w:p>
@@ -1313,74 +405,7 @@
         <w:spacing w:after="120"/>
       </w:pPr>
       <w:r>
-        <w:t>A system that sounds understanding can be trusted more than it deserves. Three risks follow.</w:t>
-      </w:r>
-    </w:p>
-    <w:p>
-      <w:pPr>
-        <w:spacing w:after="120"/>
-      </w:pPr>
-      <w:r>
-        <w:rPr>
-          <w:b/>
-        </w:rPr>
-        <w:t>Substitution for real help.</w:t>
-      </w:r>
-      <w:r>
-        <w:t xml:space="preserve"> A person in distress may keep talking to a machine instead of contacting a professional. The label set used here contains no category for suicidal ideation and the system has no crisis filter, so it must not be presented as a mental-health service. Any deployment must place a reviewed crisis filter and a referral path in front of the generator, and must display a helpline number [35].</w:t>
-      </w:r>
-    </w:p>
-    <w:p>
-      <w:pPr>
-        <w:spacing w:after="120"/>
-      </w:pPr>
-      <w:r>
-        <w:rPr>
-          <w:b/>
-        </w:rPr>
-        <w:t>Wrong or shallow empathy.</w:t>
-      </w:r>
-      <w:r>
-        <w:t xml:space="preserve"> The detector is correct 50.3% of the time on its first choice, and the generator names the user's actual emotion in 36.7% of replies. A reply built on a mistaken emotion can feel dismissive. The design reduces the cost of this error by passing three candidate emotions rather than one, and Section 5.4.3 shows that a wrong label does not measurably lower reply quality, but the risk remains real for an individual user.</w:t>
-      </w:r>
-    </w:p>
-    <w:p>
-      <w:pPr>
-        <w:spacing w:after="120"/>
-      </w:pPr>
-      <w:r>
-        <w:rPr>
-          <w:b/>
-        </w:rPr>
-        <w:t>Cultural fit.</w:t>
-      </w:r>
-      <w:r>
-        <w:t xml:space="preserve"> EmpatheticDialogues was collected from English-speaking crowd workers [2]. The way feelings are expressed, and the kind of reply that feels supportive, differ across cultures and languages. Deployment in Bangladesh would need data and evaluation in the local language before any claim of usefulness could be made.</w:t>
-      </w:r>
-    </w:p>
-    <w:p>
-      <w:pPr>
-        <w:pStyle w:val="Heading2"/>
-      </w:pPr>
-      <w:r>
-        <w:t>3.2.3 Accountability and Transparency</w:t>
-      </w:r>
-    </w:p>
-    <w:p>
-      <w:pPr>
-        <w:spacing w:after="120"/>
-      </w:pPr>
-      <w:r>
-        <w:t xml:space="preserve">The design answers a question that a single end-to-end model cannot: </w:t>
-      </w:r>
-      <w:r>
-        <w:rPr>
-          <w:i/>
-        </w:rPr>
-        <w:t>on what emotional reading was this reply based?</w:t>
-      </w:r>
-      <w:r>
-        <w:t xml:space="preserve"> Every turn records the three candidate emotions with their confidence, the emotion chosen, and the words that drove the decision. This record can be logged, audited after a complaint, or used to stop a reply before it is shown. For an institution that must take responsibility for what its system says, this auditability is the main societal argument for the decoupled design, and it is reported honestly alongside the fact that the AI judges do not rate our replies above those of a single model of the same generator.</w:t>
+        <w:t>In short, the design gives an institution what a large hosted model cannot, namely privacy, affordability and an auditable emotional decision, and pays for it with replies the AI judges rate no higher than a single model's.</w:t>
       </w:r>
     </w:p>
     <w:p>
@@ -1393,10 +418,10 @@
     </w:p>
     <w:p>
       <w:pPr>
-        <w:pStyle w:val="Heading2"/>
+        <w:spacing w:after="120"/>
       </w:pPr>
       <w:r>
-        <w:t>3.3.1 Energy Used by This Project</w:t>
+        <w:t>The environmental cost of this work is the electricity used to train and evaluate the models, and it is small because every model involved is small. All training and local inference ran on one RTX 4060 with a rated board power of 115 W [34]. Taking rated power times measured GPU hours, which overstates the true draw, training the final detector used about 0.017 kWh and the RoBERTa-large alternative about 0.124 kWh. The heaviest items were generation for fourteen configurations over 300 conversations each and the repeated fine-tuning runs, a few kilowatt-hours in total, comparable to running a desktop for a few days. No cloud GPU was rented and nothing was trained from scratch.</w:t>
       </w:r>
     </w:p>
     <w:p>
@@ -1404,7 +429,7 @@
         <w:spacing w:after="120"/>
       </w:pPr>
       <w:r>
-        <w:t>The environmental cost of this work is the electricity used to train and evaluate the models. All training and all local inference ran on a single RTX 4060 with a rated board power of 115 W [34]. Energy is estimated as rated power multiplied by measured GPU hours, which overstates the true figure because the card rarely draws its full rated power.</w:t>
+        <w:t>The design choice examined in this thesis also has a direct environmental consequence. Within statistical error the system matches the AI-judge scores of a single model with 1.9 times its parameters while using 38% less GPU memory, 3.40 GB against 5.47 GB, at the same time per generated token, so a service that would otherwise need a data-centre GPU can run on a mid-range consumer card. Three properties reduce the footprint further: RoBERTa-base at 125 million parameters gives the same reply quality as RoBERTa-large at 355 million, so the larger detector's extra energy buys nothing; the generator is quantised to 4 bits; and because everything runs locally, no message travels to a data centre and back.</w:t>
       </w:r>
     </w:p>
     <w:p>
@@ -1412,55 +437,7 @@
         <w:spacing w:after="120"/>
       </w:pPr>
       <w:r>
-        <w:t>On that basis, training the final detector used about 0.017 kWh and the larger RoBERTa-large alternative about 0.124 kWh. The heaviest items were response generation for fourteen system configurations over 300 conversations each and the repeated fine-tuning runs. Table 3.8 lists the recorded compute, and Section 3.8.2 converts it into cost. The total is of the order of a few kilowatt-hours, comparable to running a desktop computer for a few days, because every model used here is small by current standards: the largest is 7.6 billion parameters in 4-bit form, and nothing was trained from scratch.</w:t>
-      </w:r>
-    </w:p>
-    <w:p>
-      <w:pPr>
-        <w:spacing w:after="120"/>
-      </w:pPr>
-      <w:r>
-        <w:t>No cloud GPU was rented at any point. The only external services used were free API tiers for the two AI judges, whose energy use is not under our control and is not included in this estimate; the judging workload was 1,024 short scoring calls.</w:t>
-      </w:r>
-    </w:p>
-    <w:p>
-      <w:pPr>
-        <w:pStyle w:val="Heading2"/>
-      </w:pPr>
-      <w:r>
-        <w:t>3.3.2 Environmental Argument for the Design</w:t>
-      </w:r>
-    </w:p>
-    <w:p>
-      <w:pPr>
-        <w:spacing w:after="120"/>
-      </w:pPr>
-      <w:r>
-        <w:t>The design choice examined in this thesis has a direct environmental consequence. The proposed system reaches, within statistical error, the same AI-judge scores as a single model with 1.9 times its parameters, while using 38% less GPU memory (3.40 GB against 5.47 GB) and the same time per generated token. A deployment that would otherwise need a larger card, or a data-centre GPU, can run this system on a mid-range consumer card instead.</w:t>
-      </w:r>
-    </w:p>
-    <w:p>
-      <w:pPr>
-        <w:spacing w:after="120"/>
-      </w:pPr>
-      <w:r>
-        <w:t>Three further properties reduce the footprint of any deployment. The detector is small: RoBERTa-base at 125 million parameters gives the same reply quality as RoBERTa-large at 355 million, so the larger detector's additional training and inference energy buys nothing (Section 5.5.3). The generator is quantised to 4 bits, which cuts memory and therefore the class of hardware required. And because the system runs locally, replies do not travel to a data centre and back for every message.</w:t>
-      </w:r>
-    </w:p>
-    <w:p>
-      <w:pPr>
-        <w:pStyle w:val="Heading2"/>
-      </w:pPr>
-      <w:r>
-        <w:t>3.3.3 Electronic Waste and Hardware</w:t>
-      </w:r>
-    </w:p>
-    <w:p>
-      <w:pPr>
-        <w:spacing w:after="120"/>
-      </w:pPr>
-      <w:r>
-        <w:t>The project bought no new hardware. It ran on a personal computer the team already owned, and the requirement that everything fit in 8 GB of memory was set precisely so that no new equipment would be needed. By keeping useful work on existing consumer hardware, the design extends the service life of machines that would otherwise be considered insufficient for this class of model.</w:t>
+        <w:t>The project also bought no new hardware: it ran on a computer the team already owned, and the 8 GB limit was set precisely so that none would be needed.</w:t>
       </w:r>
     </w:p>
     <w:p>
@@ -1476,7 +453,7 @@
         <w:spacing w:after="120"/>
       </w:pPr>
       <w:r>
-        <w:t>A system that responds to people describing their feelings raises ethical questions that shaped its design from the outset. This section addresses user safety, privacy, the ethics of the human evaluation, data and model licensing, bias, and research integrity.</w:t>
+        <w:t>Responding to someone who is upset carries obligations that an accuracy score does not capture. Seven of them shaped this project.</w:t>
       </w:r>
     </w:p>
     <w:p>
@@ -1492,15 +469,7 @@
         <w:spacing w:after="120"/>
       </w:pPr>
       <w:r>
-        <w:t>The system is designed for supportive listening in low-risk conversations. It is not a therapeutic, diagnostic or crisis service and must not be presented as one. This boundary is reflected in the response rules, which instruct the generator to acknowledge and validate the user's feelings, offer a reassuring thought and invite the user to continue, rather than to give clinical advice.</w:t>
-      </w:r>
-    </w:p>
-    <w:p>
-      <w:pPr>
-        <w:spacing w:after="120"/>
-      </w:pPr>
-      <w:r>
-        <w:t xml:space="preserve">The most serious ethical risk is a user disclosing suicidal thoughts. The 32 emotion categories of EmpatheticDialogues [2] include no label for suicidal ideation or self-harm, so the detector cannot represent such a message. During interactive testing, the input "I want to die" was classified as </w:t>
+        <w:t xml:space="preserve">The system is meant for supportive listening in low-risk conversations, and is neither a therapeutic nor a diagnostic nor a crisis service. The gravest risk is a user disclosing suicidal thoughts, and the 32 emotion categories of EmpatheticDialogues [2] contain no label for suicidal ideation, so the detector cannot represent such a message at all. In testing, "I want to die" was read as </w:t>
       </w:r>
       <w:r>
         <w:rPr>
@@ -1509,7 +478,7 @@
         <w:t>afraid</w:t>
       </w:r>
       <w:r>
-        <w:t xml:space="preserve"> (45%), </w:t>
+        <w:t xml:space="preserve"> (45%) and </w:t>
       </w:r>
       <w:r>
         <w:rPr>
@@ -1518,24 +487,7 @@
         <w:t>terrified</w:t>
       </w:r>
       <w:r>
-        <w:t xml:space="preserve"> (28%) and </w:t>
-      </w:r>
-      <w:r>
-        <w:rPr>
-          <w:i/>
-        </w:rPr>
-        <w:t>sad</w:t>
-      </w:r>
-      <w:r>
-        <w:t xml:space="preserve"> (4%). The generated reply was warm and invited the user to keep talking, but it did not point the user to any crisis resource. General-purpose commercial assistants given the same message responded mainly with helpline information. We consider neither response adequate on its own. World Health Organization guidance on communicating about suicide stresses both fostering understanding and empathy and providing accurate information on where and how to seek help [35]; although written for media professionals, the same principle applies to a system that responds to such disclosures.</w:t>
-      </w:r>
-    </w:p>
-    <w:p>
-      <w:pPr>
-        <w:spacing w:after="120"/>
-      </w:pPr>
-      <w:r>
-        <w:t>In the current prototype, mitigation is limited to the interface. The prepared demonstration page states that the system is a student research prototype, is not monitored, and is not a substitute for professional help, and it lists crisis services (</w:t>
+        <w:t xml:space="preserve"> (28%): the reply was warm but named no crisis service, while commercial assistants answered mainly with helpline information. Neither is adequate alone, since World Health Organization guidance asks for both understanding and accurate information on where to find help [35]. Mitigation here is limited to the interface, which states that the system is an unmonitored student project and lists crisis services (</w:t>
       </w:r>
       <w:r>
         <w:rPr>
@@ -1545,7 +497,7 @@
         <w:t>[[TEAM TO FILL: current Kaan Pete Roi number, verified on its official website]]</w:t>
       </w:r>
       <w:r>
-        <w:t>; findahelpline.com). A pre-generation crisis filter, which would route messages containing self-harm language to a fixed, reviewed response, was identified but not implemented, and is listed as essential future work before any public deployment. The decoupled architecture makes such a filter straightforward to add, because emotion detection takes place in a separate, inspectable step before any text is generated.</w:t>
+        <w:t>; findahelpline.com). A pre-generation crisis filter is essential before any public deployment, and the decoupled design makes it straightforward to add, because the emotion is decided before any text is written.</w:t>
       </w:r>
     </w:p>
     <w:p>
@@ -1553,7 +505,7 @@
         <w:pStyle w:val="Heading2"/>
       </w:pPr>
       <w:r>
-        <w:t>3.4.2 Privacy and Data Protection</w:t>
+        <w:t>3.4.2 Clinical Responsibility</w:t>
       </w:r>
     </w:p>
     <w:p>
@@ -1561,7 +513,7 @@
         <w:spacing w:after="120"/>
       </w:pPr>
       <w:r>
-        <w:t>All models were developed and evaluated using the public EmpatheticDialogues corpus, and no personal data was collected to train or tune them. During evaluation, only EmpatheticDialogues text and the corresponding generated replies were sent to the third-party AI-judge services, and no data from real users was involved. Both models run on local hardware, so a deployed instance would not need to send a user's disclosure to an external provider, which is one practical motivation for a small, self-hostable system. The prepared demonstration interface, which has not yet been publicly deployed, holds conversation history only in per-session memory on the server, writes nothing to disk or logs, and discards the conversation when the page is closed.</w:t>
+        <w:t>The system produces text that reads like emotional support, yet nobody clinically qualified is answering and nobody is watching. Three commitments follow: it is never described to a user as a counsellor, therapist or helpline; responsibility for what it says rests with the developers and any institution hosting it, which is why the emotional decision behind each reply is recorded and can be audited; and before any real deployment it must be reviewed by a qualified professional, run with a crisis filter and a referral path, and operated under a named person answerable for it.</w:t>
       </w:r>
     </w:p>
     <w:p>
@@ -1569,7 +521,7 @@
         <w:pStyle w:val="Heading2"/>
       </w:pPr>
       <w:r>
-        <w:t>3.4.3 Human Evaluation</w:t>
+        <w:t>3.4.3 Privacy and Data Protection</w:t>
       </w:r>
     </w:p>
     <w:p>
@@ -1577,7 +529,23 @@
         <w:spacing w:after="120"/>
       </w:pPr>
       <w:r>
-        <w:t xml:space="preserve">The human evaluation described in Chapter 5 asks volunteers, mostly students together with some faculty members, to rate replies to 8 short situations. Participation is voluntary and anonymous. The questionnaire collects no names or email addresses, explains its purpose and expected duration of about 15 minutes, warns that some situations describe sad or stressful experiences, and allows participants to stop at any time. The identity of the system behind each reply is hidden and reply order is counterbalanced, so participants cannot be steered toward the authors' system. </w:t>
+        <w:t>All models were developed and evaluated on the public EmpatheticDialogues corpus, and no personal data was collected. Only dataset text and the replies generated from it were sent to the judge services. Both models run locally, so a deployed instance need not send a disclosure to an external provider, and the demonstration keeps conversation history in per-session memory only, writing nothing to disk.</w:t>
+      </w:r>
+    </w:p>
+    <w:p>
+      <w:pPr>
+        <w:pStyle w:val="Heading2"/>
+      </w:pPr>
+      <w:r>
+        <w:t>3.4.4 Human Evaluation</w:t>
+      </w:r>
+    </w:p>
+    <w:p>
+      <w:pPr>
+        <w:spacing w:after="120"/>
+      </w:pPr>
+      <w:r>
+        <w:t xml:space="preserve">The human evaluation in Chapter 5 asks volunteers, mostly students with some faculty members, to rate replies to 8 short situations. Participation is voluntary and anonymous: no names or email addresses are collected, the purpose and the expected 15 minutes are stated up front, participants are warned that some situations describe stressful experiences, and anyone may stop at any point. The system behind each reply is hidden and reply order counterbalanced, so nobody can be steered toward the authors' system. </w:t>
       </w:r>
       <w:r>
         <w:rPr>
@@ -1592,7 +560,7 @@
         <w:pStyle w:val="Heading2"/>
       </w:pPr>
       <w:r>
-        <w:t>3.4.4 Data and Model Licensing</w:t>
+        <w:t>3.4.5 Data and Model Licensing</w:t>
       </w:r>
     </w:p>
     <w:p>
@@ -1600,750 +568,7 @@
         <w:spacing w:after="120"/>
       </w:pPr>
       <w:r>
-        <w:t>Table 3.2 lists the licences of the dataset and models used. EmpatheticDialogues is released under the Creative Commons Attribution-NonCommercial 4.0 licence [20], which requires attribution and forbids commercial use. Because the emotion detector is trained on this data, it may be shared for research but may not be incorporated into a commercial product without separately licensed training data. The final generator, Phi-4-mini-instruct, and the RoBERTa detector backbone are released under the MIT licence, the Qwen2.5 baselines under Apache-2.0, and the Gemma-3 candidate under Google's Gemma Terms of Use [36]. The WASSA empathy model does not state a licence on its model card and is used for evaluation only, with credit to its authors.</w:t>
-      </w:r>
-    </w:p>
-    <w:tbl>
-      <w:tblPr>
-        <w:tblStyle w:val="TableGrid"/>
-        <w:tblW w:type="auto" w:w="0"/>
-        <w:tblLook w:firstColumn="1" w:firstRow="1" w:lastColumn="0" w:lastRow="0" w:noHBand="0" w:noVBand="1" w:val="04A0"/>
-      </w:tblPr>
-      <w:tblGrid>
-        <w:gridCol w:w="2340"/>
-        <w:gridCol w:w="2340"/>
-        <w:gridCol w:w="2340"/>
-        <w:gridCol w:w="2340"/>
-      </w:tblGrid>
-      <w:tr>
-        <w:tc>
-          <w:tcPr>
-            <w:tcW w:type="dxa" w:w="2340"/>
-            <w:shd w:val="clear" w:color="auto" w:fill="E3EEFB"/>
-          </w:tcPr>
-          <w:p>
-            <w:r>
-              <w:rPr>
-                <w:b/>
-              </w:rPr>
-            </w:r>
-            <w:r>
-              <w:rPr>
-                <w:b/>
-                <w:sz w:val="16"/>
-              </w:rPr>
-              <w:t>Asset</w:t>
-            </w:r>
-          </w:p>
-        </w:tc>
-        <w:tc>
-          <w:tcPr>
-            <w:tcW w:type="dxa" w:w="2340"/>
-            <w:shd w:val="clear" w:color="auto" w:fill="E3EEFB"/>
-          </w:tcPr>
-          <w:p>
-            <w:r>
-              <w:rPr>
-                <w:b/>
-              </w:rPr>
-            </w:r>
-            <w:r>
-              <w:rPr>
-                <w:b/>
-                <w:sz w:val="16"/>
-              </w:rPr>
-              <w:t>Role</w:t>
-            </w:r>
-          </w:p>
-        </w:tc>
-        <w:tc>
-          <w:tcPr>
-            <w:tcW w:type="dxa" w:w="2340"/>
-            <w:shd w:val="clear" w:color="auto" w:fill="E3EEFB"/>
-          </w:tcPr>
-          <w:p>
-            <w:r>
-              <w:rPr>
-                <w:b/>
-              </w:rPr>
-            </w:r>
-            <w:r>
-              <w:rPr>
-                <w:b/>
-                <w:sz w:val="16"/>
-              </w:rPr>
-              <w:t>Licence</w:t>
-            </w:r>
-          </w:p>
-        </w:tc>
-        <w:tc>
-          <w:tcPr>
-            <w:tcW w:type="dxa" w:w="2340"/>
-            <w:shd w:val="clear" w:color="auto" w:fill="E3EEFB"/>
-          </w:tcPr>
-          <w:p>
-            <w:r>
-              <w:rPr>
-                <w:b/>
-              </w:rPr>
-            </w:r>
-            <w:r>
-              <w:rPr>
-                <w:b/>
-                <w:sz w:val="16"/>
-              </w:rPr>
-              <w:t>Implication</w:t>
-            </w:r>
-          </w:p>
-        </w:tc>
-      </w:tr>
-      <w:tr>
-        <w:tc>
-          <w:tcPr>
-            <w:tcW w:type="dxa" w:w="2340"/>
-          </w:tcPr>
-          <w:p>
-            <w:r/>
-            <w:r>
-              <w:rPr>
-                <w:sz w:val="16"/>
-              </w:rPr>
-              <w:t>EmpatheticDialogues</w:t>
-            </w:r>
-          </w:p>
-        </w:tc>
-        <w:tc>
-          <w:tcPr>
-            <w:tcW w:type="dxa" w:w="2340"/>
-          </w:tcPr>
-          <w:p>
-            <w:r/>
-            <w:r>
-              <w:rPr>
-                <w:sz w:val="16"/>
-              </w:rPr>
-              <w:t>Dataset</w:t>
-            </w:r>
-          </w:p>
-        </w:tc>
-        <w:tc>
-          <w:tcPr>
-            <w:tcW w:type="dxa" w:w="2340"/>
-          </w:tcPr>
-          <w:p>
-            <w:r/>
-            <w:r>
-              <w:rPr>
-                <w:sz w:val="16"/>
-              </w:rPr>
-              <w:t>CC BY-NC 4.0</w:t>
-            </w:r>
-          </w:p>
-        </w:tc>
-        <w:tc>
-          <w:tcPr>
-            <w:tcW w:type="dxa" w:w="2340"/>
-          </w:tcPr>
-          <w:p>
-            <w:r/>
-            <w:r>
-              <w:rPr>
-                <w:sz w:val="16"/>
-              </w:rPr>
-              <w:t>Attribution required; no commercial use of the data or derived commercial product</w:t>
-            </w:r>
-          </w:p>
-        </w:tc>
-      </w:tr>
-      <w:tr>
-        <w:tc>
-          <w:tcPr>
-            <w:tcW w:type="dxa" w:w="2340"/>
-          </w:tcPr>
-          <w:p>
-            <w:r/>
-            <w:r>
-              <w:rPr>
-                <w:sz w:val="16"/>
-              </w:rPr>
-              <w:t>FacebookAI/roberta-base, roberta-large</w:t>
-            </w:r>
-          </w:p>
-        </w:tc>
-        <w:tc>
-          <w:tcPr>
-            <w:tcW w:type="dxa" w:w="2340"/>
-          </w:tcPr>
-          <w:p>
-            <w:r/>
-            <w:r>
-              <w:rPr>
-                <w:sz w:val="16"/>
-              </w:rPr>
-              <w:t>d1 backbone</w:t>
-            </w:r>
-          </w:p>
-        </w:tc>
-        <w:tc>
-          <w:tcPr>
-            <w:tcW w:type="dxa" w:w="2340"/>
-          </w:tcPr>
-          <w:p>
-            <w:r/>
-            <w:r>
-              <w:rPr>
-                <w:sz w:val="16"/>
-              </w:rPr>
-              <w:t>MIT</w:t>
-            </w:r>
-          </w:p>
-        </w:tc>
-        <w:tc>
-          <w:tcPr>
-            <w:tcW w:type="dxa" w:w="2340"/>
-          </w:tcPr>
-          <w:p>
-            <w:r/>
-            <w:r>
-              <w:rPr>
-                <w:sz w:val="16"/>
-              </w:rPr>
-              <w:t>Permissive</w:t>
-            </w:r>
-          </w:p>
-        </w:tc>
-      </w:tr>
-      <w:tr>
-        <w:tc>
-          <w:tcPr>
-            <w:tcW w:type="dxa" w:w="2340"/>
-          </w:tcPr>
-          <w:p>
-            <w:r/>
-            <w:r>
-              <w:rPr>
-                <w:sz w:val="16"/>
-              </w:rPr>
-              <w:t>microsoft/Phi-4-mini-instruct</w:t>
-            </w:r>
-          </w:p>
-        </w:tc>
-        <w:tc>
-          <w:tcPr>
-            <w:tcW w:type="dxa" w:w="2340"/>
-          </w:tcPr>
-          <w:p>
-            <w:r/>
-            <w:r>
-              <w:rPr>
-                <w:sz w:val="16"/>
-              </w:rPr>
-              <w:t>Final d2</w:t>
-            </w:r>
-          </w:p>
-        </w:tc>
-        <w:tc>
-          <w:tcPr>
-            <w:tcW w:type="dxa" w:w="2340"/>
-          </w:tcPr>
-          <w:p>
-            <w:r/>
-            <w:r>
-              <w:rPr>
-                <w:sz w:val="16"/>
-              </w:rPr>
-              <w:t>MIT</w:t>
-            </w:r>
-          </w:p>
-        </w:tc>
-        <w:tc>
-          <w:tcPr>
-            <w:tcW w:type="dxa" w:w="2340"/>
-          </w:tcPr>
-          <w:p>
-            <w:r/>
-            <w:r>
-              <w:rPr>
-                <w:sz w:val="16"/>
-              </w:rPr>
-              <w:t>Permissive</w:t>
-            </w:r>
-          </w:p>
-        </w:tc>
-      </w:tr>
-      <w:tr>
-        <w:tc>
-          <w:tcPr>
-            <w:tcW w:type="dxa" w:w="2340"/>
-          </w:tcPr>
-          <w:p>
-            <w:r/>
-            <w:r>
-              <w:rPr>
-                <w:sz w:val="16"/>
-              </w:rPr>
-              <w:t>Qwen/Qwen2.5-1.5B-Instruct, Qwen2.5-7B-Instruct</w:t>
-            </w:r>
-          </w:p>
-        </w:tc>
-        <w:tc>
-          <w:tcPr>
-            <w:tcW w:type="dxa" w:w="2340"/>
-          </w:tcPr>
-          <w:p>
-            <w:r/>
-            <w:r>
-              <w:rPr>
-                <w:sz w:val="16"/>
-              </w:rPr>
-              <w:t>Baselines / initial d2</w:t>
-            </w:r>
-          </w:p>
-        </w:tc>
-        <w:tc>
-          <w:tcPr>
-            <w:tcW w:type="dxa" w:w="2340"/>
-          </w:tcPr>
-          <w:p>
-            <w:r/>
-            <w:r>
-              <w:rPr>
-                <w:sz w:val="16"/>
-              </w:rPr>
-              <w:t>Apache-2.0</w:t>
-            </w:r>
-          </w:p>
-        </w:tc>
-        <w:tc>
-          <w:tcPr>
-            <w:tcW w:type="dxa" w:w="2340"/>
-          </w:tcPr>
-          <w:p>
-            <w:r/>
-            <w:r>
-              <w:rPr>
-                <w:sz w:val="16"/>
-              </w:rPr>
-              <w:t>Permissive, keep notice</w:t>
-            </w:r>
-          </w:p>
-        </w:tc>
-      </w:tr>
-      <w:tr>
-        <w:tc>
-          <w:tcPr>
-            <w:tcW w:type="dxa" w:w="2340"/>
-          </w:tcPr>
-          <w:p>
-            <w:r/>
-            <w:r>
-              <w:rPr>
-                <w:sz w:val="16"/>
-              </w:rPr>
-              <w:t>google/gemma-3-4b-it</w:t>
-            </w:r>
-          </w:p>
-        </w:tc>
-        <w:tc>
-          <w:tcPr>
-            <w:tcW w:type="dxa" w:w="2340"/>
-          </w:tcPr>
-          <w:p>
-            <w:r/>
-            <w:r>
-              <w:rPr>
-                <w:sz w:val="16"/>
-              </w:rPr>
-              <w:t>Bake-off candidate</w:t>
-            </w:r>
-          </w:p>
-        </w:tc>
-        <w:tc>
-          <w:tcPr>
-            <w:tcW w:type="dxa" w:w="2340"/>
-          </w:tcPr>
-          <w:p>
-            <w:r/>
-            <w:r>
-              <w:rPr>
-                <w:sz w:val="16"/>
-              </w:rPr>
-              <w:t>Gemma Terms of Use</w:t>
-            </w:r>
-          </w:p>
-        </w:tc>
-        <w:tc>
-          <w:tcPr>
-            <w:tcW w:type="dxa" w:w="2340"/>
-          </w:tcPr>
-          <w:p>
-            <w:r/>
-            <w:r>
-              <w:rPr>
-                <w:sz w:val="16"/>
-              </w:rPr>
-              <w:t>Use-restriction policy applies</w:t>
-            </w:r>
-          </w:p>
-        </w:tc>
-      </w:tr>
-      <w:tr>
-        <w:tc>
-          <w:tcPr>
-            <w:tcW w:type="dxa" w:w="2340"/>
-          </w:tcPr>
-          <w:p>
-            <w:r/>
-            <w:r>
-              <w:rPr>
-                <w:sz w:val="16"/>
-              </w:rPr>
-              <w:t>google-bert/bert-base-uncased, google/electra-base-discriminator</w:t>
-            </w:r>
-          </w:p>
-        </w:tc>
-        <w:tc>
-          <w:tcPr>
-            <w:tcW w:type="dxa" w:w="2340"/>
-          </w:tcPr>
-          <w:p>
-            <w:r/>
-            <w:r>
-              <w:rPr>
-                <w:sz w:val="16"/>
-              </w:rPr>
-              <w:t>d1 comparison</w:t>
-            </w:r>
-          </w:p>
-        </w:tc>
-        <w:tc>
-          <w:tcPr>
-            <w:tcW w:type="dxa" w:w="2340"/>
-          </w:tcPr>
-          <w:p>
-            <w:r/>
-            <w:r>
-              <w:rPr>
-                <w:sz w:val="16"/>
-              </w:rPr>
-              <w:t>Apache-2.0</w:t>
-            </w:r>
-          </w:p>
-        </w:tc>
-        <w:tc>
-          <w:tcPr>
-            <w:tcW w:type="dxa" w:w="2340"/>
-          </w:tcPr>
-          <w:p>
-            <w:r/>
-            <w:r>
-              <w:rPr>
-                <w:sz w:val="16"/>
-              </w:rPr>
-              <w:t>Permissive</w:t>
-            </w:r>
-          </w:p>
-        </w:tc>
-      </w:tr>
-      <w:tr>
-        <w:tc>
-          <w:tcPr>
-            <w:tcW w:type="dxa" w:w="2340"/>
-          </w:tcPr>
-          <w:p>
-            <w:r/>
-            <w:r>
-              <w:rPr>
-                <w:sz w:val="16"/>
-              </w:rPr>
-              <w:t>openai-community/gpt2-medium</w:t>
-            </w:r>
-          </w:p>
-        </w:tc>
-        <w:tc>
-          <w:tcPr>
-            <w:tcW w:type="dxa" w:w="2340"/>
-          </w:tcPr>
-          <w:p>
-            <w:r/>
-            <w:r>
-              <w:rPr>
-                <w:sz w:val="16"/>
-              </w:rPr>
-              <w:t>Initial d1</w:t>
-            </w:r>
-          </w:p>
-        </w:tc>
-        <w:tc>
-          <w:tcPr>
-            <w:tcW w:type="dxa" w:w="2340"/>
-          </w:tcPr>
-          <w:p>
-            <w:r/>
-            <w:r>
-              <w:rPr>
-                <w:sz w:val="16"/>
-              </w:rPr>
-              <w:t>MIT</w:t>
-            </w:r>
-          </w:p>
-        </w:tc>
-        <w:tc>
-          <w:tcPr>
-            <w:tcW w:type="dxa" w:w="2340"/>
-          </w:tcPr>
-          <w:p>
-            <w:r/>
-            <w:r>
-              <w:rPr>
-                <w:sz w:val="16"/>
-              </w:rPr>
-              <w:t>Permissive</w:t>
-            </w:r>
-          </w:p>
-        </w:tc>
-      </w:tr>
-      <w:tr>
-        <w:tc>
-          <w:tcPr>
-            <w:tcW w:type="dxa" w:w="2340"/>
-          </w:tcPr>
-          <w:p>
-            <w:r/>
-            <w:r>
-              <w:rPr>
-                <w:sz w:val="16"/>
-              </w:rPr>
-              <w:t>sentence-transformers/all-MiniLM-L6-v2</w:t>
-            </w:r>
-          </w:p>
-        </w:tc>
-        <w:tc>
-          <w:tcPr>
-            <w:tcW w:type="dxa" w:w="2340"/>
-          </w:tcPr>
-          <w:p>
-            <w:r/>
-            <w:r>
-              <w:rPr>
-                <w:sz w:val="16"/>
-              </w:rPr>
-              <w:t>RAG retriever</w:t>
-            </w:r>
-          </w:p>
-        </w:tc>
-        <w:tc>
-          <w:tcPr>
-            <w:tcW w:type="dxa" w:w="2340"/>
-          </w:tcPr>
-          <w:p>
-            <w:r/>
-            <w:r>
-              <w:rPr>
-                <w:sz w:val="16"/>
-              </w:rPr>
-              <w:t>Apache-2.0</w:t>
-            </w:r>
-          </w:p>
-        </w:tc>
-        <w:tc>
-          <w:tcPr>
-            <w:tcW w:type="dxa" w:w="2340"/>
-          </w:tcPr>
-          <w:p>
-            <w:r/>
-            <w:r>
-              <w:rPr>
-                <w:sz w:val="16"/>
-              </w:rPr>
-              <w:t>Permissive</w:t>
-            </w:r>
-          </w:p>
-        </w:tc>
-      </w:tr>
-      <w:tr>
-        <w:tc>
-          <w:tcPr>
-            <w:tcW w:type="dxa" w:w="2340"/>
-          </w:tcPr>
-          <w:p>
-            <w:r/>
-            <w:r>
-              <w:rPr>
-                <w:sz w:val="16"/>
-              </w:rPr>
-              <w:t>hyy-33/hyy33-WASSA-2024-Track-2</w:t>
-            </w:r>
-          </w:p>
-        </w:tc>
-        <w:tc>
-          <w:tcPr>
-            <w:tcW w:type="dxa" w:w="2340"/>
-          </w:tcPr>
-          <w:p>
-            <w:r/>
-            <w:r>
-              <w:rPr>
-                <w:sz w:val="16"/>
-              </w:rPr>
-              <w:t>Empathy scorer</w:t>
-            </w:r>
-          </w:p>
-        </w:tc>
-        <w:tc>
-          <w:tcPr>
-            <w:tcW w:type="dxa" w:w="2340"/>
-          </w:tcPr>
-          <w:p>
-            <w:r/>
-            <w:r>
-              <w:rPr>
-                <w:sz w:val="16"/>
-              </w:rPr>
-              <w:t>Not stated on model card</w:t>
-            </w:r>
-          </w:p>
-        </w:tc>
-        <w:tc>
-          <w:tcPr>
-            <w:tcW w:type="dxa" w:w="2340"/>
-          </w:tcPr>
-          <w:p>
-            <w:r/>
-            <w:r>
-              <w:rPr>
-                <w:sz w:val="16"/>
-              </w:rPr>
-              <w:t>Evaluation use only; cite the shared task</w:t>
-            </w:r>
-          </w:p>
-        </w:tc>
-      </w:tr>
-      <w:tr>
-        <w:tc>
-          <w:tcPr>
-            <w:tcW w:type="dxa" w:w="2340"/>
-          </w:tcPr>
-          <w:p>
-            <w:r/>
-            <w:r>
-              <w:rPr>
-                <w:sz w:val="16"/>
-              </w:rPr>
-              <w:t>openai/gpt-oss-120b</w:t>
-            </w:r>
-          </w:p>
-        </w:tc>
-        <w:tc>
-          <w:tcPr>
-            <w:tcW w:type="dxa" w:w="2340"/>
-          </w:tcPr>
-          <w:p>
-            <w:r/>
-            <w:r>
-              <w:rPr>
-                <w:sz w:val="16"/>
-              </w:rPr>
-              <w:t>AI judge</w:t>
-            </w:r>
-          </w:p>
-        </w:tc>
-        <w:tc>
-          <w:tcPr>
-            <w:tcW w:type="dxa" w:w="2340"/>
-          </w:tcPr>
-          <w:p>
-            <w:r/>
-            <w:r>
-              <w:rPr>
-                <w:sz w:val="16"/>
-              </w:rPr>
-              <w:t>Apache-2.0</w:t>
-            </w:r>
-          </w:p>
-        </w:tc>
-        <w:tc>
-          <w:tcPr>
-            <w:tcW w:type="dxa" w:w="2340"/>
-          </w:tcPr>
-          <w:p>
-            <w:r/>
-            <w:r>
-              <w:rPr>
-                <w:sz w:val="16"/>
-              </w:rPr>
-              <w:t>Accessed via Groq API terms</w:t>
-            </w:r>
-          </w:p>
-        </w:tc>
-      </w:tr>
-      <w:tr>
-        <w:tc>
-          <w:tcPr>
-            <w:tcW w:type="dxa" w:w="2340"/>
-          </w:tcPr>
-          <w:p>
-            <w:r/>
-            <w:r>
-              <w:rPr>
-                <w:sz w:val="16"/>
-              </w:rPr>
-              <w:t>NVIDIA Nemotron 3 Ultra, gpt-oss-120b (Groq)</w:t>
-            </w:r>
-          </w:p>
-        </w:tc>
-        <w:tc>
-          <w:tcPr>
-            <w:tcW w:type="dxa" w:w="2340"/>
-          </w:tcPr>
-          <w:p>
-            <w:r/>
-            <w:r>
-              <w:rPr>
-                <w:sz w:val="16"/>
-              </w:rPr>
-              <w:t>AI judges</w:t>
-            </w:r>
-          </w:p>
-        </w:tc>
-        <w:tc>
-          <w:tcPr>
-            <w:tcW w:type="dxa" w:w="2340"/>
-          </w:tcPr>
-          <w:p>
-            <w:r/>
-            <w:r>
-              <w:rPr>
-                <w:sz w:val="16"/>
-              </w:rPr>
-              <w:t>Provider API terms</w:t>
-            </w:r>
-          </w:p>
-        </w:tc>
-        <w:tc>
-          <w:tcPr>
-            <w:tcW w:type="dxa" w:w="2340"/>
-          </w:tcPr>
-          <w:p>
-            <w:r/>
-            <w:r>
-              <w:rPr>
-                <w:sz w:val="16"/>
-              </w:rPr>
-              <w:t>Only public ED text was sent</w:t>
-            </w:r>
-          </w:p>
-        </w:tc>
-      </w:tr>
-    </w:tbl>
-    <w:p/>
-    <w:p>
-      <w:r>
-        <w:rPr>
-          <w:i/>
-          <w:sz w:val="20"/>
-        </w:rPr>
-        <w:t>Table 3.2: Licences of the dataset and models used in this work</w:t>
+        <w:t>EmpatheticDialogues is released under CC BY-NC 4.0 [20], which requires attribution and forbids commercial use, so the detector trained on it may be shared for research but not built into a commercial product. Phi-4-mini-instruct and the RoBERTa backbone are MIT-licensed, the Qwen2.5 baselines Apache-2.0, and the Gemma-3 candidate carries Google's Gemma Terms of Use [36]. The WASSA empathy model states no licence and is used for evaluation only, with credit to its authors; Table A.2 lists every licence and what it permits.</w:t>
       </w:r>
     </w:p>
     <w:p>
@@ -2351,7 +576,7 @@
         <w:pStyle w:val="Heading2"/>
       </w:pPr>
       <w:r>
-        <w:t>3.4.5 Bias and Fairness</w:t>
+        <w:t>3.4.6 Bias and Fairness</w:t>
       </w:r>
     </w:p>
     <w:p>
@@ -2359,7 +584,7 @@
         <w:spacing w:after="120"/>
       </w:pPr>
       <w:r>
-        <w:t>EmpatheticDialogues is an English-only corpus written by crowdworkers. Its situations and ways of expressing emotion may not reflect users in Bangladesh or speakers of other languages, so neither detection accuracy nor the appropriateness of replies can be assumed to transfer to those users. The evaluation itself carries a known bias. The rule-based acknowledgement check searches for phrases such as "I'm sorry" and "that sounds", which suit negative emotions and under-credit valid responses to positive ones. We therefore never rely on this measure alone, and complement it with a blind panel of AI judges from different developers, an independent empathy classifier and a human study. The AI judges were chosen from developers unrelated to both the generator (Microsoft) and the baselines (Alibaba), because LLM evaluators tend to favour outputs from their own model family.</w:t>
+        <w:t>EmpatheticDialogues is an English-only corpus written by crowdworkers, so neither detection accuracy nor the suitability of replies can be assumed to carry over to users in Bangladesh or to other languages. The evaluation carries its own bias: the acknowledgement check looks for phrases such as "I'm sorry", which fit negative emotions and under-credit good responses to positive ones, so it is never used alone but alongside a blind AI-judge panel, an independent empathy classifier and a human study.</w:t>
       </w:r>
     </w:p>
     <w:p>
@@ -2367,7 +592,7 @@
         <w:pStyle w:val="Heading2"/>
       </w:pPr>
       <w:r>
-        <w:t>3.4.6 Research Integrity</w:t>
+        <w:t>3.4.7 Research Integrity</w:t>
       </w:r>
     </w:p>
     <w:p>
@@ -2375,7 +600,7 @@
         <w:spacing w:after="120"/>
       </w:pPr>
       <w:r>
-        <w:t xml:space="preserve">Failed experiments were treated as failures, not as results. For example, a RoBERTa-large training run that diverged to 5.0% accuracy because learning-rate warmup was missing was repeated with corrected settings, and the failed run was not reported. Negative findings are reported in full, including those for retrieval-augmented generation, the monolithic fine-tuned generator, the Gemma-3 candidate, the larger RoBERTa-large detector, and the result that the final system's advantage in rule adherence over a same-size single model is not significant after correction for multiple comparisons. When a configuration error was found in the fine-tuned baseline, whose training script prevented the model from learning to end its replies, the baseline was retrained and every affected result was replaced, and the error is documented rather than hidden (Section 5.3.5). All reported figures are regenerated from saved experiment outputs by scripts kept in the project repository. </w:t>
+        <w:t xml:space="preserve">Failed experiments were treated as failures rather than results, and negative findings are reported in full: retrieval augmentation, the fine-tuned generator, the Gemma-3 candidate, the larger detector, and the finding that our advantage in rule adherence over a same-size single model does not survive correction. When a configuration error was found in the fine-tuned baseline, it was retrained, every affected result replaced, and the error documented rather than hidden. Every figure in this thesis is regenerated from saved outputs by scripts in the project repository. </w:t>
       </w:r>
       <w:r>
         <w:rPr>
@@ -2398,762 +623,7 @@
         <w:spacing w:after="120"/>
       </w:pPr>
       <w:r>
-        <w:t>There is no single engineering standard for an empathetic dialogue system. This project therefore followed the standards, published codes of practice and licence terms that apply to its parts: the data and models it uses, the way it reports results, the professional practice it imitates, and the safety rules that any mental-health-adjacent tool must respect. Table 3.3 lists each one and what was done to comply.</w:t>
-      </w:r>
-    </w:p>
-    <w:p>
-      <w:pPr>
-        <w:spacing w:after="120"/>
-      </w:pPr>
-      <w:r>
-        <w:rPr>
-          <w:b/>
-        </w:rPr>
-        <w:t>Data and model licences.</w:t>
-      </w:r>
-      <w:r>
-        <w:t xml:space="preserve"> EmpatheticDialogues is used under CC BY-NC 4.0, which permits non-commercial research use [20]; this constrains any later deployment and is stated in Section 3.4.4. Every model used is openly released under a licence that permits research use, and the licence of each is recorded in Table 3.2.</w:t>
-      </w:r>
-    </w:p>
-    <w:p>
-      <w:pPr>
-        <w:spacing w:after="120"/>
-      </w:pPr>
-      <w:r>
-        <w:rPr>
-          <w:b/>
-        </w:rPr>
-        <w:t>Practice standards for supportive conversation.</w:t>
-      </w:r>
-      <w:r>
-        <w:t xml:space="preserve"> The three response rules are not invented. Acknowledging the feeling corresponds to the emotional-reaction mechanism of the EPITOME framework for text-based support [1]. Asking exactly one question follows counselling guidance that warns against the question-answer trap, in which repeated questioning turns support into interrogation [37]. The length limit follows from the same guidance and from our own measurement that replies within the limit are rated higher by the judges. Section 5.5.8 reports the evidence for each rule, including where our own measures disagree with the rule.</w:t>
-      </w:r>
-    </w:p>
-    <w:p>
-      <w:pPr>
-        <w:spacing w:after="120"/>
-      </w:pPr>
-      <w:r>
-        <w:rPr>
-          <w:b/>
-        </w:rPr>
-        <w:t>Evaluation and reporting standards.</w:t>
-      </w:r>
-      <w:r>
-        <w:t xml:space="preserve"> Empathy is measured with the classifier from the WASSA 2024 shared task, which is a published, peer-reviewed benchmark for exactly this quantity [16]. AI-judge evaluation follows the practice established in the LLM-as-judge literature: blind scoring, an anchored rubric, temperature 0, and a panel drawn from unrelated developers to limit self-preference bias [19]. Statistical reporting follows standard practice for paired comparisons: McNemar's exact test, the Wilcoxon signed-rank test, bootstrap confidence intervals and Holm correction for multiple comparisons.</w:t>
-      </w:r>
-    </w:p>
-    <w:p>
-      <w:pPr>
-        <w:spacing w:after="120"/>
-      </w:pPr>
-      <w:r>
-        <w:rPr>
-          <w:b/>
-        </w:rPr>
-        <w:t>Safety standards.</w:t>
-      </w:r>
-      <w:r>
-        <w:t xml:space="preserve"> The World Health Organization's guidance on suicide prevention and the safe handling of people in crisis sets the requirement that this system does not meet and must not be claimed to meet: it has no crisis-detection safeguard and no referral mechanism, so it must not be deployed as a mental-health service in its present form [35].</w:t>
-      </w:r>
-    </w:p>
-    <w:p>
-      <w:pPr>
-        <w:spacing w:after="120"/>
-      </w:pPr>
-      <w:r>
-        <w:rPr>
-          <w:b/>
-        </w:rPr>
-        <w:t>Academic and professional conduct.</w:t>
-      </w:r>
-      <w:r>
-        <w:t xml:space="preserve"> The work follows BRAC University's academic integrity requirements: all sources are cited, all results come from runs the team performed, errors found during the project are reported rather than removed, and the use of AI assistance is disclosed (Section 3.4.6).</w:t>
-      </w:r>
-    </w:p>
-    <w:tbl>
-      <w:tblPr>
-        <w:tblStyle w:val="TableGrid"/>
-        <w:tblW w:type="auto" w:w="0"/>
-        <w:tblLook w:firstColumn="1" w:firstRow="1" w:lastColumn="0" w:lastRow="0" w:noHBand="0" w:noVBand="1" w:val="04A0"/>
-      </w:tblPr>
-      <w:tblGrid>
-        <w:gridCol w:w="2340"/>
-        <w:gridCol w:w="2340"/>
-        <w:gridCol w:w="2340"/>
-        <w:gridCol w:w="2340"/>
-      </w:tblGrid>
-      <w:tr>
-        <w:tc>
-          <w:tcPr>
-            <w:tcW w:type="dxa" w:w="2340"/>
-            <w:shd w:val="clear" w:color="auto" w:fill="E3EEFB"/>
-          </w:tcPr>
-          <w:p>
-            <w:r>
-              <w:rPr>
-                <w:b/>
-              </w:rPr>
-            </w:r>
-            <w:r>
-              <w:rPr>
-                <w:b/>
-                <w:sz w:val="16"/>
-              </w:rPr>
-              <w:t>Area</w:t>
-            </w:r>
-          </w:p>
-        </w:tc>
-        <w:tc>
-          <w:tcPr>
-            <w:tcW w:type="dxa" w:w="2340"/>
-            <w:shd w:val="clear" w:color="auto" w:fill="E3EEFB"/>
-          </w:tcPr>
-          <w:p>
-            <w:r>
-              <w:rPr>
-                <w:b/>
-              </w:rPr>
-            </w:r>
-            <w:r>
-              <w:rPr>
-                <w:b/>
-                <w:sz w:val="16"/>
-              </w:rPr>
-              <w:t>Standard, code or licence</w:t>
-            </w:r>
-          </w:p>
-        </w:tc>
-        <w:tc>
-          <w:tcPr>
-            <w:tcW w:type="dxa" w:w="2340"/>
-            <w:shd w:val="clear" w:color="auto" w:fill="E3EEFB"/>
-          </w:tcPr>
-          <w:p>
-            <w:r>
-              <w:rPr>
-                <w:b/>
-              </w:rPr>
-            </w:r>
-            <w:r>
-              <w:rPr>
-                <w:b/>
-                <w:sz w:val="16"/>
-              </w:rPr>
-              <w:t>How it was applied</w:t>
-            </w:r>
-          </w:p>
-        </w:tc>
-        <w:tc>
-          <w:tcPr>
-            <w:tcW w:type="dxa" w:w="2340"/>
-            <w:shd w:val="clear" w:color="auto" w:fill="E3EEFB"/>
-          </w:tcPr>
-          <w:p>
-            <w:r>
-              <w:rPr>
-                <w:b/>
-              </w:rPr>
-            </w:r>
-            <w:r>
-              <w:rPr>
-                <w:b/>
-                <w:sz w:val="16"/>
-              </w:rPr>
-              <w:t>Reported in</w:t>
-            </w:r>
-          </w:p>
-        </w:tc>
-      </w:tr>
-      <w:tr>
-        <w:tc>
-          <w:tcPr>
-            <w:tcW w:type="dxa" w:w="2340"/>
-          </w:tcPr>
-          <w:p>
-            <w:r/>
-            <w:r>
-              <w:rPr>
-                <w:sz w:val="16"/>
-              </w:rPr>
-              <w:t>Data licence</w:t>
-            </w:r>
-          </w:p>
-        </w:tc>
-        <w:tc>
-          <w:tcPr>
-            <w:tcW w:type="dxa" w:w="2340"/>
-          </w:tcPr>
-          <w:p>
-            <w:r/>
-            <w:r>
-              <w:rPr>
-                <w:sz w:val="16"/>
-              </w:rPr>
-              <w:t>EmpatheticDialogues, CC BY-NC 4.0</w:t>
-            </w:r>
-          </w:p>
-        </w:tc>
-        <w:tc>
-          <w:tcPr>
-            <w:tcW w:type="dxa" w:w="2340"/>
-          </w:tcPr>
-          <w:p>
-            <w:r/>
-            <w:r>
-              <w:rPr>
-                <w:sz w:val="16"/>
-              </w:rPr>
-              <w:t>Used for research only; no commercial use; licence recorded and cited</w:t>
-            </w:r>
-          </w:p>
-        </w:tc>
-        <w:tc>
-          <w:tcPr>
-            <w:tcW w:type="dxa" w:w="2340"/>
-          </w:tcPr>
-          <w:p>
-            <w:r/>
-            <w:r>
-              <w:rPr>
-                <w:sz w:val="16"/>
-              </w:rPr>
-              <w:t>Section 3.4.4</w:t>
-            </w:r>
-          </w:p>
-        </w:tc>
-      </w:tr>
-      <w:tr>
-        <w:tc>
-          <w:tcPr>
-            <w:tcW w:type="dxa" w:w="2340"/>
-          </w:tcPr>
-          <w:p>
-            <w:r/>
-            <w:r>
-              <w:rPr>
-                <w:sz w:val="16"/>
-              </w:rPr>
-              <w:t>Model licences</w:t>
-            </w:r>
-          </w:p>
-        </w:tc>
-        <w:tc>
-          <w:tcPr>
-            <w:tcW w:type="dxa" w:w="2340"/>
-          </w:tcPr>
-          <w:p>
-            <w:r/>
-            <w:r>
-              <w:rPr>
-                <w:sz w:val="16"/>
-              </w:rPr>
-              <w:t>MIT (Phi-4-mini), Apache-2.0 (Qwen2.5, gpt-oss), MIT (RoBERTa), Gemma Terms of Use</w:t>
-            </w:r>
-          </w:p>
-        </w:tc>
-        <w:tc>
-          <w:tcPr>
-            <w:tcW w:type="dxa" w:w="2340"/>
-          </w:tcPr>
-          <w:p>
-            <w:r/>
-            <w:r>
-              <w:rPr>
-                <w:sz w:val="16"/>
-              </w:rPr>
-              <w:t>Each licence checked before use; terms of use respected; Gemma dropped from the final system</w:t>
-            </w:r>
-          </w:p>
-        </w:tc>
-        <w:tc>
-          <w:tcPr>
-            <w:tcW w:type="dxa" w:w="2340"/>
-          </w:tcPr>
-          <w:p>
-            <w:r/>
-            <w:r>
-              <w:rPr>
-                <w:sz w:val="16"/>
-              </w:rPr>
-              <w:t>Section 3.4.4</w:t>
-            </w:r>
-          </w:p>
-        </w:tc>
-      </w:tr>
-      <w:tr>
-        <w:tc>
-          <w:tcPr>
-            <w:tcW w:type="dxa" w:w="2340"/>
-          </w:tcPr>
-          <w:p>
-            <w:r/>
-            <w:r>
-              <w:rPr>
-                <w:sz w:val="16"/>
-              </w:rPr>
-              <w:t>Supportive-practice standard</w:t>
-            </w:r>
-          </w:p>
-        </w:tc>
-        <w:tc>
-          <w:tcPr>
-            <w:tcW w:type="dxa" w:w="2340"/>
-          </w:tcPr>
-          <w:p>
-            <w:r/>
-            <w:r>
-              <w:rPr>
-                <w:sz w:val="16"/>
-              </w:rPr>
-              <w:t>EPITOME framework for empathy in text-based support (Sharma et al., 2020)</w:t>
-            </w:r>
-          </w:p>
-        </w:tc>
-        <w:tc>
-          <w:tcPr>
-            <w:tcW w:type="dxa" w:w="2340"/>
-          </w:tcPr>
-          <w:p>
-            <w:r/>
-            <w:r>
-              <w:rPr>
-                <w:sz w:val="16"/>
-              </w:rPr>
-              <w:t>Rule R1, acknowledge the feeling, implements the emotional-reaction mechanism</w:t>
-            </w:r>
-          </w:p>
-        </w:tc>
-        <w:tc>
-          <w:tcPr>
-            <w:tcW w:type="dxa" w:w="2340"/>
-          </w:tcPr>
-          <w:p>
-            <w:r/>
-            <w:r>
-              <w:rPr>
-                <w:sz w:val="16"/>
-              </w:rPr>
-              <w:t>Section 5.5.8</w:t>
-            </w:r>
-          </w:p>
-        </w:tc>
-      </w:tr>
-      <w:tr>
-        <w:tc>
-          <w:tcPr>
-            <w:tcW w:type="dxa" w:w="2340"/>
-          </w:tcPr>
-          <w:p>
-            <w:r/>
-            <w:r>
-              <w:rPr>
-                <w:sz w:val="16"/>
-              </w:rPr>
-              <w:t>Counselling practice</w:t>
-            </w:r>
-          </w:p>
-        </w:tc>
-        <w:tc>
-          <w:tcPr>
-            <w:tcW w:type="dxa" w:w="2340"/>
-          </w:tcPr>
-          <w:p>
-            <w:r/>
-            <w:r>
-              <w:rPr>
-                <w:sz w:val="16"/>
-              </w:rPr>
-              <w:t>SAMHSA TIP 35, guidance against the question-answer trap</w:t>
-            </w:r>
-          </w:p>
-        </w:tc>
-        <w:tc>
-          <w:tcPr>
-            <w:tcW w:type="dxa" w:w="2340"/>
-          </w:tcPr>
-          <w:p>
-            <w:r/>
-            <w:r>
-              <w:rPr>
-                <w:sz w:val="16"/>
-              </w:rPr>
-              <w:t>Rule R2, exactly one question per reply</w:t>
-            </w:r>
-          </w:p>
-        </w:tc>
-        <w:tc>
-          <w:tcPr>
-            <w:tcW w:type="dxa" w:w="2340"/>
-          </w:tcPr>
-          <w:p>
-            <w:r/>
-            <w:r>
-              <w:rPr>
-                <w:sz w:val="16"/>
-              </w:rPr>
-              <w:t>Section 5.5.8</w:t>
-            </w:r>
-          </w:p>
-        </w:tc>
-      </w:tr>
-      <w:tr>
-        <w:tc>
-          <w:tcPr>
-            <w:tcW w:type="dxa" w:w="2340"/>
-          </w:tcPr>
-          <w:p>
-            <w:r/>
-            <w:r>
-              <w:rPr>
-                <w:sz w:val="16"/>
-              </w:rPr>
-              <w:t>Empathy measurement</w:t>
-            </w:r>
-          </w:p>
-        </w:tc>
-        <w:tc>
-          <w:tcPr>
-            <w:tcW w:type="dxa" w:w="2340"/>
-          </w:tcPr>
-          <w:p>
-            <w:r/>
-            <w:r>
-              <w:rPr>
-                <w:sz w:val="16"/>
-              </w:rPr>
-              <w:t>WASSA 2024 shared task on empathy detection, Track 2</w:t>
-            </w:r>
-          </w:p>
-        </w:tc>
-        <w:tc>
-          <w:tcPr>
-            <w:tcW w:type="dxa" w:w="2340"/>
-          </w:tcPr>
-          <w:p>
-            <w:r/>
-            <w:r>
-              <w:rPr>
-                <w:sz w:val="16"/>
-              </w:rPr>
-              <w:t>Replies scored with the published hyy33 system from that shared task</w:t>
-            </w:r>
-          </w:p>
-        </w:tc>
-        <w:tc>
-          <w:tcPr>
-            <w:tcW w:type="dxa" w:w="2340"/>
-          </w:tcPr>
-          <w:p>
-            <w:r/>
-            <w:r>
-              <w:rPr>
-                <w:sz w:val="16"/>
-              </w:rPr>
-              <w:t>Section 4.1.5.2</w:t>
-            </w:r>
-          </w:p>
-        </w:tc>
-      </w:tr>
-      <w:tr>
-        <w:tc>
-          <w:tcPr>
-            <w:tcW w:type="dxa" w:w="2340"/>
-          </w:tcPr>
-          <w:p>
-            <w:r/>
-            <w:r>
-              <w:rPr>
-                <w:sz w:val="16"/>
-              </w:rPr>
-              <w:t>LLM-as-judge practice</w:t>
-            </w:r>
-          </w:p>
-        </w:tc>
-        <w:tc>
-          <w:tcPr>
-            <w:tcW w:type="dxa" w:w="2340"/>
-          </w:tcPr>
-          <w:p>
-            <w:r/>
-            <w:r>
-              <w:rPr>
-                <w:sz w:val="16"/>
-              </w:rPr>
-              <w:t>Blind scoring, anchored rubric, temperature 0, panel of unrelated developers</w:t>
-            </w:r>
-          </w:p>
-        </w:tc>
-        <w:tc>
-          <w:tcPr>
-            <w:tcW w:type="dxa" w:w="2340"/>
-          </w:tcPr>
-          <w:p>
-            <w:r/>
-            <w:r>
-              <w:rPr>
-                <w:sz w:val="16"/>
-              </w:rPr>
-              <w:t>Two judges from NVIDIA and OpenAI, neither related to the models judged</w:t>
-            </w:r>
-          </w:p>
-        </w:tc>
-        <w:tc>
-          <w:tcPr>
-            <w:tcW w:type="dxa" w:w="2340"/>
-          </w:tcPr>
-          <w:p>
-            <w:r/>
-            <w:r>
-              <w:rPr>
-                <w:sz w:val="16"/>
-              </w:rPr>
-              <w:t>Section 4.1.5.1</w:t>
-            </w:r>
-          </w:p>
-        </w:tc>
-      </w:tr>
-      <w:tr>
-        <w:tc>
-          <w:tcPr>
-            <w:tcW w:type="dxa" w:w="2340"/>
-          </w:tcPr>
-          <w:p>
-            <w:r/>
-            <w:r>
-              <w:rPr>
-                <w:sz w:val="16"/>
-              </w:rPr>
-              <w:t>Statistical reporting</w:t>
-            </w:r>
-          </w:p>
-        </w:tc>
-        <w:tc>
-          <w:tcPr>
-            <w:tcW w:type="dxa" w:w="2340"/>
-          </w:tcPr>
-          <w:p>
-            <w:r/>
-            <w:r>
-              <w:rPr>
-                <w:sz w:val="16"/>
-              </w:rPr>
-              <w:t>Paired tests with correction for multiple comparisons</w:t>
-            </w:r>
-          </w:p>
-        </w:tc>
-        <w:tc>
-          <w:tcPr>
-            <w:tcW w:type="dxa" w:w="2340"/>
-          </w:tcPr>
-          <w:p>
-            <w:r/>
-            <w:r>
-              <w:rPr>
-                <w:sz w:val="16"/>
-              </w:rPr>
-              <w:t>McNemar, Wilcoxon, 10,000-sample bootstrap CIs, Holm correction</w:t>
-            </w:r>
-          </w:p>
-        </w:tc>
-        <w:tc>
-          <w:tcPr>
-            <w:tcW w:type="dxa" w:w="2340"/>
-          </w:tcPr>
-          <w:p>
-            <w:r/>
-            <w:r>
-              <w:rPr>
-                <w:sz w:val="16"/>
-              </w:rPr>
-              <w:t>Section 5.4.1</w:t>
-            </w:r>
-          </w:p>
-        </w:tc>
-      </w:tr>
-      <w:tr>
-        <w:tc>
-          <w:tcPr>
-            <w:tcW w:type="dxa" w:w="2340"/>
-          </w:tcPr>
-          <w:p>
-            <w:r/>
-            <w:r>
-              <w:rPr>
-                <w:sz w:val="16"/>
-              </w:rPr>
-              <w:t>Safety guidance</w:t>
-            </w:r>
-          </w:p>
-        </w:tc>
-        <w:tc>
-          <w:tcPr>
-            <w:tcW w:type="dxa" w:w="2340"/>
-          </w:tcPr>
-          <w:p>
-            <w:r/>
-            <w:r>
-              <w:rPr>
-                <w:sz w:val="16"/>
-              </w:rPr>
-              <w:t>WHO guidance on suicide prevention and crisis response</w:t>
-            </w:r>
-          </w:p>
-        </w:tc>
-        <w:tc>
-          <w:tcPr>
-            <w:tcW w:type="dxa" w:w="2340"/>
-          </w:tcPr>
-          <w:p>
-            <w:r/>
-            <w:r>
-              <w:rPr>
-                <w:sz w:val="16"/>
-              </w:rPr>
-              <w:t>Requirement not met: no crisis filter; deployment as a mental-health service is ruled out</w:t>
-            </w:r>
-          </w:p>
-        </w:tc>
-        <w:tc>
-          <w:tcPr>
-            <w:tcW w:type="dxa" w:w="2340"/>
-          </w:tcPr>
-          <w:p>
-            <w:r/>
-            <w:r>
-              <w:rPr>
-                <w:sz w:val="16"/>
-              </w:rPr>
-              <w:t>Sections 3.2.2 and 3.4.1</w:t>
-            </w:r>
-          </w:p>
-        </w:tc>
-      </w:tr>
-      <w:tr>
-        <w:tc>
-          <w:tcPr>
-            <w:tcW w:type="dxa" w:w="2340"/>
-          </w:tcPr>
-          <w:p>
-            <w:r/>
-            <w:r>
-              <w:rPr>
-                <w:sz w:val="16"/>
-              </w:rPr>
-              <w:t>Human-subject practice</w:t>
-            </w:r>
-          </w:p>
-        </w:tc>
-        <w:tc>
-          <w:tcPr>
-            <w:tcW w:type="dxa" w:w="2340"/>
-          </w:tcPr>
-          <w:p>
-            <w:r/>
-            <w:r>
-              <w:rPr>
-                <w:sz w:val="16"/>
-              </w:rPr>
-              <w:t>Informed consent, anonymity, no personal data collected, right to withdraw</w:t>
-            </w:r>
-          </w:p>
-        </w:tc>
-        <w:tc>
-          <w:tcPr>
-            <w:tcW w:type="dxa" w:w="2340"/>
-          </w:tcPr>
-          <w:p>
-            <w:r/>
-            <w:r>
-              <w:rPr>
-                <w:sz w:val="16"/>
-              </w:rPr>
-              <w:t>Applied to the forced-choice human evaluation</w:t>
-            </w:r>
-          </w:p>
-        </w:tc>
-        <w:tc>
-          <w:tcPr>
-            <w:tcW w:type="dxa" w:w="2340"/>
-          </w:tcPr>
-          <w:p>
-            <w:r/>
-            <w:r>
-              <w:rPr>
-                <w:sz w:val="16"/>
-              </w:rPr>
-              <w:t>Section 3.4.3</w:t>
-            </w:r>
-          </w:p>
-        </w:tc>
-      </w:tr>
-      <w:tr>
-        <w:tc>
-          <w:tcPr>
-            <w:tcW w:type="dxa" w:w="2340"/>
-          </w:tcPr>
-          <w:p>
-            <w:r/>
-            <w:r>
-              <w:rPr>
-                <w:sz w:val="16"/>
-              </w:rPr>
-              <w:t>Academic integrity</w:t>
-            </w:r>
-          </w:p>
-        </w:tc>
-        <w:tc>
-          <w:tcPr>
-            <w:tcW w:type="dxa" w:w="2340"/>
-          </w:tcPr>
-          <w:p>
-            <w:r/>
-            <w:r>
-              <w:rPr>
-                <w:sz w:val="16"/>
-              </w:rPr>
-              <w:t>BRAC University academic conduct requirements</w:t>
-            </w:r>
-          </w:p>
-        </w:tc>
-        <w:tc>
-          <w:tcPr>
-            <w:tcW w:type="dxa" w:w="2340"/>
-          </w:tcPr>
-          <w:p>
-            <w:r/>
-            <w:r>
-              <w:rPr>
-                <w:sz w:val="16"/>
-              </w:rPr>
-              <w:t>All sources cited; all results from the team's own runs; errors reported, not removed; AI use disclosed</w:t>
-            </w:r>
-          </w:p>
-        </w:tc>
-        <w:tc>
-          <w:tcPr>
-            <w:tcW w:type="dxa" w:w="2340"/>
-          </w:tcPr>
-          <w:p>
-            <w:r/>
-            <w:r>
-              <w:rPr>
-                <w:sz w:val="16"/>
-              </w:rPr>
-              <w:t>Section 3.4.6</w:t>
-            </w:r>
-          </w:p>
-        </w:tc>
-      </w:tr>
-    </w:tbl>
-    <w:p/>
-    <w:p>
-      <w:r>
-        <w:rPr>
-          <w:i/>
-          <w:sz w:val="20"/>
-        </w:rPr>
-        <w:t>Table 3.3: Standards, codes of practice and licences applied in this project</w:t>
+        <w:t>No engineering standard governs an empathetic dialogue system, so the project followed the published practice that applies to its parts. The data and every model are used under their own licences (Table A.2), with EmpatheticDialogues restricted to non-commercial research. The response rules follow established guidance on supportive conversation: acknowledging the feeling implements the emotional-reaction mechanism of the EPITOME framework [1], and the single-question rule follows counselling guidance against the question-answer trap [37]. Empathy is measured with the classifier from the WASSA 2024 shared task [16], and the AI-judge evaluation follows accepted practice for that method: blind scoring, an anchored rubric, temperature 0 and judges from unrelated developers [19]. Statistical claims use standard paired tests with correction for multiple comparisons (Section 5.4.1). World Health Organization guidance sets the one standard the system does not meet, since it has no crisis safeguard and must not be deployed as a mental-health service [35]. The work also follows BRAC University's academic conduct requirements: sources cited, results from the team's own runs, errors reported rather than removed.</w:t>
       </w:r>
     </w:p>
     <w:p>
@@ -3169,7 +639,7 @@
         <w:spacing w:after="120"/>
       </w:pPr>
       <w:r>
-        <w:t>This section sets out the project's requirements, the development method followed, the schedule and resources, and the revisions made to the plan as the work progressed. Risks are analysed in Section 3.7 and costs in Section 3.8.</w:t>
+        <w:t>The project was carried out by a three-member team over nine months, with one GPU-equipped machine shared between three people and a fixed academic deadline. Work was organised into overlapping phases rather than a strict sequence, so that evaluation, writing and experimentation could run at once and a result that overturned an assumption could be absorbed without stopping everything else.</w:t>
       </w:r>
     </w:p>
     <w:p>
@@ -3177,7 +647,7 @@
         <w:pStyle w:val="Heading2"/>
       </w:pPr>
       <w:r>
-        <w:t>3.6.1 Requirements and Specifications</w:t>
+        <w:t>3.6.1 Development Methodology</w:t>
       </w:r>
     </w:p>
     <w:p>
@@ -3185,7 +655,15 @@
         <w:spacing w:after="120"/>
       </w:pPr>
       <w:r>
-        <w:t>The requirements were refined from the project proposal and supervisor feedback into the following specification.</w:t>
+        <w:t>Development followed an iterative, evidence-gated method. Each design alternative was implemented, run on the same 300 held-out conversations, scored with the same measures, and kept only if the numbers supported it. Cheap local measures acted as a first gate, so the rate-limited AI judges and the human study were spent only on candidates that had already passed.</w:t>
+      </w:r>
+    </w:p>
+    <w:p>
+      <w:pPr>
+        <w:pStyle w:val="Heading2"/>
+      </w:pPr>
+      <w:r>
+        <w:t>3.6.2 Work Breakdown and Schedule</w:t>
       </w:r>
     </w:p>
     <w:p>
@@ -3193,1198 +671,77 @@
         <w:spacing w:after="120"/>
       </w:pPr>
       <w:r>
-        <w:rPr>
-          <w:b/>
-        </w:rPr>
-        <w:t>Functional requirements.</w:t>
-      </w:r>
-      <w:r>
-        <w:t xml:space="preserve"> (F1) Given a user's message, the system identifies the most likely emotion among the 32 EmpatheticDialogues categories and exposes this decision for inspection. (F2) It generates a reply that acknowledges the feeling, offers a reassuring thought and asks at most one follow-up question. (F3) Replies are short: at most 100 words as instructed, and scored against a limit of 120 words. (F4) The system supports multi-turn conversation and tracks changes in the user's emotion.</w:t>
+        <w:t>The work divided into five phases, shown as a Gantt chart in Figure 3.1. The dates come from when each set of artefacts was produced, so the chart reflects what happened.</w:t>
       </w:r>
     </w:p>
     <w:p>
       <w:pPr>
-        <w:spacing w:after="120"/>
+        <w:pStyle w:val="ListBullet"/>
       </w:pPr>
       <w:r>
         <w:rPr>
           <w:b/>
         </w:rPr>
-        <w:t>Non-functional requirements.</w:t>
+        <w:t>Phase 1 - Background study and candidate selection (January to May 2026):</w:t>
       </w:r>
       <w:r>
-        <w:t xml:space="preserve"> (N1) Both models run on a single consumer GPU with 8 GB of memory. (N2) No user message needs to be sent to a third-party service at inference time. (N3) Every reported result can be reproduced from saved outputs with fixed random seeds.</w:t>
+        <w:t xml:space="preserve"> the problem was defined, the literature reviewed, and first detectors and generators trained on GoEmotions.</w:t>
       </w:r>
     </w:p>
     <w:p>
       <w:pPr>
-        <w:spacing w:after="120"/>
+        <w:pStyle w:val="ListBullet"/>
       </w:pPr>
       <w:r>
         <w:rPr>
           <w:b/>
         </w:rPr>
-        <w:t>Constraints.</w:t>
+        <w:t>Phase 2 - Move to EmpatheticDialogues (June 2026):</w:t>
       </w:r>
       <w:r>
-        <w:t xml:space="preserve"> The project was bound by a fixed academic calendar, a single GPU-equipped machine, a three-member team in which one member ran the GPU experiments, and the rate limits of free evaluation APIs.</w:t>
+        <w:t xml:space="preserve"> isolated comments proved the wrong material for a conversational system, so the work restarted on a conversational corpus, producing the initial detector on the new data.</w:t>
       </w:r>
     </w:p>
     <w:p>
       <w:pPr>
-        <w:pStyle w:val="Heading2"/>
+        <w:pStyle w:val="ListBullet"/>
       </w:pPr>
       <w:r>
-        <w:t>3.6.2 Development Methodology</w:t>
+        <w:rPr>
+          <w:b/>
+        </w:rPr>
+        <w:t>Phase 3 - Evaluation of the initial pipeline (July to August 2026):</w:t>
+      </w:r>
+      <w:r>
+        <w:t xml:space="preserve"> the first complete pipeline was measured against zero-shot, fine-tuned and single-model baselines with an AI-judge panel, an empathy classifier and paired tests. Deliverables: the baseline comparison and its ablations.</w:t>
       </w:r>
     </w:p>
     <w:p>
       <w:pPr>
-        <w:spacing w:after="120"/>
+        <w:pStyle w:val="ListBullet"/>
       </w:pPr>
       <w:r>
-        <w:t>The project followed an iterative, evidence-gated methodology, described in Section 4.1. Each design alternative was implemented, simulated on the same 300 held-out conversations, scored with the same measures, and adopted only if the evidence supported it. Inexpensive local measures, such as rule adherence and emotion validation, served as a first gate before costly or rate-limited evaluation with AI judges and human participants, so that limited evaluation capacity was spent only on candidates that had already passed.</w:t>
+        <w:rPr>
+          <w:b/>
+        </w:rPr>
+        <w:t>Phase 4 - Design adjustment (August to September 2026):</w:t>
+      </w:r>
+      <w:r>
+        <w:t xml:space="preserve"> that evidence drove the corrected detector, the generator comparison, the two-stage emotion selection, per-emotion guidance and attention cues. Deliverables: the final system and its measured gain over the initial pipeline.</w:t>
       </w:r>
     </w:p>
     <w:p>
       <w:pPr>
-        <w:pStyle w:val="Heading2"/>
+        <w:pStyle w:val="ListBullet"/>
       </w:pPr>
       <w:r>
-        <w:t>3.6.3 Work Breakdown and Schedule</w:t>
+        <w:rPr>
+          <w:b/>
+        </w:rPr>
+        <w:t>Phase 5 - Validation, agent and writing (September 2026):</w:t>
       </w:r>
-    </w:p>
-    <w:p>
-      <w:pPr>
-        <w:spacing w:after="120"/>
-      </w:pPr>
       <w:r>
-        <w:t>Table 3.4 divides the work into ten phases and Figure 3.1 presents them as a Gantt chart. Because the dates are taken from when each set of project artefacts was produced, the schedule reflects the work as it actually happened. Phases P0 to P2 cover background study, candidate models and the move to EmpatheticDialogues, completed in June 2026. Phases P3 to P5 cover evaluation of the initial pipeline, external evaluation, and the design adjustments made in response, from July to September 2026. Phases P6 to P9 cover the conversational agent, robustness analyses, human evaluation and thesis writing.</w:t>
-      </w:r>
-    </w:p>
-    <w:tbl>
-      <w:tblPr>
-        <w:tblStyle w:val="TableGrid"/>
-        <w:tblW w:type="auto" w:w="0"/>
-        <w:tblLook w:firstColumn="1" w:firstRow="1" w:lastColumn="0" w:lastRow="0" w:noHBand="0" w:noVBand="1" w:val="04A0"/>
-      </w:tblPr>
-      <w:tblGrid>
-        <w:gridCol w:w="1560"/>
-        <w:gridCol w:w="1560"/>
-        <w:gridCol w:w="1560"/>
-        <w:gridCol w:w="1560"/>
-        <w:gridCol w:w="1560"/>
-        <w:gridCol w:w="1560"/>
-      </w:tblGrid>
-      <w:tr>
-        <w:tc>
-          <w:tcPr>
-            <w:tcW w:type="dxa" w:w="1560"/>
-            <w:shd w:val="clear" w:color="auto" w:fill="E3EEFB"/>
-          </w:tcPr>
-          <w:p>
-            <w:r>
-              <w:rPr>
-                <w:b/>
-              </w:rPr>
-            </w:r>
-            <w:r>
-              <w:rPr>
-                <w:b/>
-                <w:sz w:val="16"/>
-              </w:rPr>
-              <w:t>Phase</w:t>
-            </w:r>
-          </w:p>
-        </w:tc>
-        <w:tc>
-          <w:tcPr>
-            <w:tcW w:type="dxa" w:w="1560"/>
-            <w:shd w:val="clear" w:color="auto" w:fill="E3EEFB"/>
-          </w:tcPr>
-          <w:p>
-            <w:r>
-              <w:rPr>
-                <w:b/>
-              </w:rPr>
-            </w:r>
-            <w:r>
-              <w:rPr>
-                <w:b/>
-                <w:sz w:val="16"/>
-              </w:rPr>
-              <w:t>Work package</w:t>
-            </w:r>
-          </w:p>
-        </w:tc>
-        <w:tc>
-          <w:tcPr>
-            <w:tcW w:type="dxa" w:w="1560"/>
-            <w:shd w:val="clear" w:color="auto" w:fill="E3EEFB"/>
-          </w:tcPr>
-          <w:p>
-            <w:r>
-              <w:rPr>
-                <w:b/>
-              </w:rPr>
-            </w:r>
-            <w:r>
-              <w:rPr>
-                <w:b/>
-                <w:sz w:val="16"/>
-              </w:rPr>
-              <w:t>Start</w:t>
-            </w:r>
-          </w:p>
-        </w:tc>
-        <w:tc>
-          <w:tcPr>
-            <w:tcW w:type="dxa" w:w="1560"/>
-            <w:shd w:val="clear" w:color="auto" w:fill="E3EEFB"/>
-          </w:tcPr>
-          <w:p>
-            <w:r>
-              <w:rPr>
-                <w:b/>
-              </w:rPr>
-            </w:r>
-            <w:r>
-              <w:rPr>
-                <w:b/>
-                <w:sz w:val="16"/>
-              </w:rPr>
-              <w:t>End</w:t>
-            </w:r>
-          </w:p>
-        </w:tc>
-        <w:tc>
-          <w:tcPr>
-            <w:tcW w:type="dxa" w:w="1560"/>
-            <w:shd w:val="clear" w:color="auto" w:fill="E3EEFB"/>
-          </w:tcPr>
-          <w:p>
-            <w:r>
-              <w:rPr>
-                <w:b/>
-              </w:rPr>
-            </w:r>
-            <w:r>
-              <w:rPr>
-                <w:b/>
-                <w:sz w:val="16"/>
-              </w:rPr>
-              <w:t>Main outputs</w:t>
-            </w:r>
-          </w:p>
-        </w:tc>
-        <w:tc>
-          <w:tcPr>
-            <w:tcW w:type="dxa" w:w="1560"/>
-            <w:shd w:val="clear" w:color="auto" w:fill="E3EEFB"/>
-          </w:tcPr>
-          <w:p>
-            <w:r>
-              <w:rPr>
-                <w:b/>
-              </w:rPr>
-            </w:r>
-            <w:r>
-              <w:rPr>
-                <w:b/>
-                <w:sz w:val="16"/>
-              </w:rPr>
-              <w:t>Evidence in repository</w:t>
-            </w:r>
-          </w:p>
-        </w:tc>
-      </w:tr>
-      <w:tr>
-        <w:tc>
-          <w:tcPr>
-            <w:tcW w:type="dxa" w:w="1560"/>
-          </w:tcPr>
-          <w:p>
-            <w:r/>
-            <w:r>
-              <w:rPr>
-                <w:sz w:val="16"/>
-              </w:rPr>
-              <w:t>P0</w:t>
-            </w:r>
-          </w:p>
-        </w:tc>
-        <w:tc>
-          <w:tcPr>
-            <w:tcW w:type="dxa" w:w="1560"/>
-          </w:tcPr>
-          <w:p>
-            <w:r/>
-            <w:r>
-              <w:rPr>
-                <w:sz w:val="16"/>
-              </w:rPr>
-              <w:t>Background study, dataset exploration (GoEmotions, ED)</w:t>
-            </w:r>
-          </w:p>
-        </w:tc>
-        <w:tc>
-          <w:tcPr>
-            <w:tcW w:type="dxa" w:w="1560"/>
-          </w:tcPr>
-          <w:p>
-            <w:r/>
-            <w:r>
-              <w:rPr>
-                <w:sz w:val="16"/>
-              </w:rPr>
-              <w:t>Jan 2026</w:t>
-            </w:r>
-          </w:p>
-        </w:tc>
-        <w:tc>
-          <w:tcPr>
-            <w:tcW w:type="dxa" w:w="1560"/>
-          </w:tcPr>
-          <w:p>
-            <w:r/>
-            <w:r>
-              <w:rPr>
-                <w:sz w:val="16"/>
-              </w:rPr>
-              <w:t>Mar 2026</w:t>
-            </w:r>
-          </w:p>
-        </w:tc>
-        <w:tc>
-          <w:tcPr>
-            <w:tcW w:type="dxa" w:w="1560"/>
-          </w:tcPr>
-          <w:p>
-            <w:r/>
-            <w:r>
-              <w:rPr>
-                <w:sz w:val="16"/>
-              </w:rPr>
-              <w:t>GoEmotions EDA; first GPT-2 Medium training</w:t>
-            </w:r>
-          </w:p>
-        </w:tc>
-        <w:tc>
-          <w:tcPr>
-            <w:tcW w:type="dxa" w:w="1560"/>
-          </w:tcPr>
-          <w:p>
-            <w:r/>
-            <w:r>
-              <w:rPr>
-                <w:rFonts w:ascii="Consolas" w:hAnsi="Consolas"/>
-                <w:sz w:val="16"/>
-              </w:rPr>
-              <w:t>GoEmotions/</w:t>
-            </w:r>
-            <w:r>
-              <w:rPr>
-                <w:sz w:val="16"/>
-              </w:rPr>
-              <w:t xml:space="preserve">, </w:t>
-            </w:r>
-            <w:r>
-              <w:rPr>
-                <w:rFonts w:ascii="Consolas" w:hAnsi="Consolas"/>
-                <w:sz w:val="16"/>
-              </w:rPr>
-              <w:t>GPT 2 medium training/</w:t>
-            </w:r>
-          </w:p>
-        </w:tc>
-      </w:tr>
-      <w:tr>
-        <w:tc>
-          <w:tcPr>
-            <w:tcW w:type="dxa" w:w="1560"/>
-          </w:tcPr>
-          <w:p>
-            <w:r/>
-            <w:r>
-              <w:rPr>
-                <w:sz w:val="16"/>
-              </w:rPr>
-              <w:t>P1</w:t>
-            </w:r>
-          </w:p>
-        </w:tc>
-        <w:tc>
-          <w:tcPr>
-            <w:tcW w:type="dxa" w:w="1560"/>
-          </w:tcPr>
-          <w:p>
-            <w:r/>
-            <w:r>
-              <w:rPr>
-                <w:sz w:val="16"/>
-              </w:rPr>
-              <w:t>Detector and generator candidates</w:t>
-            </w:r>
-          </w:p>
-        </w:tc>
-        <w:tc>
-          <w:tcPr>
-            <w:tcW w:type="dxa" w:w="1560"/>
-          </w:tcPr>
-          <w:p>
-            <w:r/>
-            <w:r>
-              <w:rPr>
-                <w:sz w:val="16"/>
-              </w:rPr>
-              <w:t>Mar 2026</w:t>
-            </w:r>
-          </w:p>
-        </w:tc>
-        <w:tc>
-          <w:tcPr>
-            <w:tcW w:type="dxa" w:w="1560"/>
-          </w:tcPr>
-          <w:p>
-            <w:r/>
-            <w:r>
-              <w:rPr>
-                <w:sz w:val="16"/>
-              </w:rPr>
-              <w:t>May 2026</w:t>
-            </w:r>
-          </w:p>
-        </w:tc>
-        <w:tc>
-          <w:tcPr>
-            <w:tcW w:type="dxa" w:w="1560"/>
-          </w:tcPr>
-          <w:p>
-            <w:r/>
-            <w:r>
-              <w:rPr>
-                <w:sz w:val="16"/>
-              </w:rPr>
-              <w:t>Qwen2 / Qwen2.5 / TinyLlama detectors; Qwen2.5, Phi-2, Gemma responders</w:t>
-            </w:r>
-          </w:p>
-        </w:tc>
-        <w:tc>
-          <w:tcPr>
-            <w:tcW w:type="dxa" w:w="1560"/>
-          </w:tcPr>
-          <w:p>
-            <w:r/>
-            <w:r>
-              <w:rPr>
-                <w:rFonts w:ascii="Consolas" w:hAnsi="Consolas"/>
-                <w:sz w:val="16"/>
-              </w:rPr>
-              <w:t>train_qwen2/</w:t>
-            </w:r>
-            <w:r>
-              <w:rPr>
-                <w:sz w:val="16"/>
-              </w:rPr>
-              <w:t xml:space="preserve">, </w:t>
-            </w:r>
-            <w:r>
-              <w:rPr>
-                <w:rFonts w:ascii="Consolas" w:hAnsi="Consolas"/>
-                <w:sz w:val="16"/>
-              </w:rPr>
-              <w:t>train_response_*</w:t>
-            </w:r>
-          </w:p>
-        </w:tc>
-      </w:tr>
-      <w:tr>
-        <w:tc>
-          <w:tcPr>
-            <w:tcW w:type="dxa" w:w="1560"/>
-          </w:tcPr>
-          <w:p>
-            <w:r/>
-            <w:r>
-              <w:rPr>
-                <w:sz w:val="16"/>
-              </w:rPr>
-              <w:t>P2</w:t>
-            </w:r>
-          </w:p>
-        </w:tc>
-        <w:tc>
-          <w:tcPr>
-            <w:tcW w:type="dxa" w:w="1560"/>
-          </w:tcPr>
-          <w:p>
-            <w:r/>
-            <w:r>
-              <w:rPr>
-                <w:sz w:val="16"/>
-              </w:rPr>
-              <w:t>Switch to EmpatheticDialogues; P2 report and presentation</w:t>
-            </w:r>
-          </w:p>
-        </w:tc>
-        <w:tc>
-          <w:tcPr>
-            <w:tcW w:type="dxa" w:w="1560"/>
-          </w:tcPr>
-          <w:p>
-            <w:r/>
-            <w:r>
-              <w:rPr>
-                <w:sz w:val="16"/>
-              </w:rPr>
-              <w:t>Jun 2026</w:t>
-            </w:r>
-          </w:p>
-        </w:tc>
-        <w:tc>
-          <w:tcPr>
-            <w:tcW w:type="dxa" w:w="1560"/>
-          </w:tcPr>
-          <w:p>
-            <w:r/>
-            <w:r>
-              <w:rPr>
-                <w:sz w:val="16"/>
-              </w:rPr>
-              <w:t>Jun 2026</w:t>
-            </w:r>
-          </w:p>
-        </w:tc>
-        <w:tc>
-          <w:tcPr>
-            <w:tcW w:type="dxa" w:w="1560"/>
-          </w:tcPr>
-          <w:p>
-            <w:r/>
-            <w:r>
-              <w:rPr>
-                <w:sz w:val="16"/>
-              </w:rPr>
-              <w:t>GPT-2 d1 on ED; Chapter 3 draft v1-v6; poster; speech</w:t>
-            </w:r>
-          </w:p>
-        </w:tc>
-        <w:tc>
-          <w:tcPr>
-            <w:tcW w:type="dxa" w:w="1560"/>
-          </w:tcPr>
-          <w:p>
-            <w:r/>
-            <w:r>
-              <w:rPr>
-                <w:rFonts w:ascii="Consolas" w:hAnsi="Consolas"/>
-                <w:sz w:val="16"/>
-              </w:rPr>
-              <w:t>Chapter_3_Final_Submission_v6.docx</w:t>
-            </w:r>
-            <w:r>
-              <w:rPr>
-                <w:sz w:val="16"/>
-              </w:rPr>
-              <w:t xml:space="preserve">, </w:t>
-            </w:r>
-            <w:r>
-              <w:rPr>
-                <w:rFonts w:ascii="Consolas" w:hAnsi="Consolas"/>
-                <w:sz w:val="16"/>
-              </w:rPr>
-              <w:t>Posters/</w:t>
-            </w:r>
-          </w:p>
-        </w:tc>
-      </w:tr>
-      <w:tr>
-        <w:tc>
-          <w:tcPr>
-            <w:tcW w:type="dxa" w:w="1560"/>
-          </w:tcPr>
-          <w:p>
-            <w:r/>
-            <w:r>
-              <w:rPr>
-                <w:sz w:val="16"/>
-              </w:rPr>
-              <w:t>P3</w:t>
-            </w:r>
-          </w:p>
-        </w:tc>
-        <w:tc>
-          <w:tcPr>
-            <w:tcW w:type="dxa" w:w="1560"/>
-          </w:tcPr>
-          <w:p>
-            <w:r/>
-            <w:r>
-              <w:rPr>
-                <w:sz w:val="16"/>
-              </w:rPr>
-              <w:t>Initial pipeline evaluation</w:t>
-            </w:r>
-          </w:p>
-        </w:tc>
-        <w:tc>
-          <w:tcPr>
-            <w:tcW w:type="dxa" w:w="1560"/>
-          </w:tcPr>
-          <w:p>
-            <w:r/>
-            <w:r>
-              <w:rPr>
-                <w:sz w:val="16"/>
-              </w:rPr>
-              <w:t>Jul 2026</w:t>
-            </w:r>
-          </w:p>
-        </w:tc>
-        <w:tc>
-          <w:tcPr>
-            <w:tcW w:type="dxa" w:w="1560"/>
-          </w:tcPr>
-          <w:p>
-            <w:r/>
-            <w:r>
-              <w:rPr>
-                <w:sz w:val="16"/>
-              </w:rPr>
-              <w:t>Aug 2026</w:t>
-            </w:r>
-          </w:p>
-        </w:tc>
-        <w:tc>
-          <w:tcPr>
-            <w:tcW w:type="dxa" w:w="1560"/>
-          </w:tcPr>
-          <w:p>
-            <w:r/>
-            <w:r>
-              <w:rPr>
-                <w:sz w:val="16"/>
-              </w:rPr>
-              <w:t>Confidence-gating ablation; zero-shot / fine-tuned baselines; interrogative bias</w:t>
-            </w:r>
-          </w:p>
-        </w:tc>
-        <w:tc>
-          <w:tcPr>
-            <w:tcW w:type="dxa" w:w="1560"/>
-          </w:tcPr>
-          <w:p>
-            <w:r/>
-            <w:r>
-              <w:rPr>
-                <w:rFonts w:ascii="Consolas" w:hAnsi="Consolas"/>
-                <w:sz w:val="16"/>
-              </w:rPr>
-              <w:t>evaluation_results_ablation_confidence_gating/</w:t>
-            </w:r>
-          </w:p>
-        </w:tc>
-      </w:tr>
-      <w:tr>
-        <w:tc>
-          <w:tcPr>
-            <w:tcW w:type="dxa" w:w="1560"/>
-          </w:tcPr>
-          <w:p>
-            <w:r/>
-            <w:r>
-              <w:rPr>
-                <w:sz w:val="16"/>
-              </w:rPr>
-              <w:t>P4</w:t>
-            </w:r>
-          </w:p>
-        </w:tc>
-        <w:tc>
-          <w:tcPr>
-            <w:tcW w:type="dxa" w:w="1560"/>
-          </w:tcPr>
-          <w:p>
-            <w:r/>
-            <w:r>
-              <w:rPr>
-                <w:sz w:val="16"/>
-              </w:rPr>
-              <w:t>External evaluation</w:t>
-            </w:r>
-          </w:p>
-        </w:tc>
-        <w:tc>
-          <w:tcPr>
-            <w:tcW w:type="dxa" w:w="1560"/>
-          </w:tcPr>
-          <w:p>
-            <w:r/>
-            <w:r>
-              <w:rPr>
-                <w:sz w:val="16"/>
-              </w:rPr>
-              <w:t>Aug 2026</w:t>
-            </w:r>
-          </w:p>
-        </w:tc>
-        <w:tc>
-          <w:tcPr>
-            <w:tcW w:type="dxa" w:w="1560"/>
-          </w:tcPr>
-          <w:p>
-            <w:r/>
-            <w:r>
-              <w:rPr>
-                <w:sz w:val="16"/>
-              </w:rPr>
-              <w:t>Sep 2026</w:t>
-            </w:r>
-          </w:p>
-        </w:tc>
-        <w:tc>
-          <w:tcPr>
-            <w:tcW w:type="dxa" w:w="1560"/>
-          </w:tcPr>
-          <w:p>
-            <w:r/>
-            <w:r>
-              <w:rPr>
-                <w:sz w:val="16"/>
-              </w:rPr>
-              <w:t>AI-judge panel (3 judges); WASSA; RAG test; single-model baselines; significance tests</w:t>
-            </w:r>
-          </w:p>
-        </w:tc>
-        <w:tc>
-          <w:tcPr>
-            <w:tcW w:type="dxa" w:w="1560"/>
-          </w:tcPr>
-          <w:p>
-            <w:r/>
-            <w:r>
-              <w:rPr>
-                <w:rFonts w:ascii="Consolas" w:hAnsi="Consolas"/>
-                <w:sz w:val="16"/>
-              </w:rPr>
-              <w:t>llm_judge_evaluation/</w:t>
-            </w:r>
-            <w:r>
-              <w:rPr>
-                <w:sz w:val="16"/>
-              </w:rPr>
-              <w:t xml:space="preserve">, </w:t>
-            </w:r>
-            <w:r>
-              <w:rPr>
-                <w:rFonts w:ascii="Consolas" w:hAnsi="Consolas"/>
-                <w:sz w:val="16"/>
-              </w:rPr>
-              <w:t>single_model_baseline/</w:t>
-            </w:r>
-          </w:p>
-        </w:tc>
-      </w:tr>
-      <w:tr>
-        <w:tc>
-          <w:tcPr>
-            <w:tcW w:type="dxa" w:w="1560"/>
-          </w:tcPr>
-          <w:p>
-            <w:r/>
-            <w:r>
-              <w:rPr>
-                <w:sz w:val="16"/>
-              </w:rPr>
-              <w:t>P5</w:t>
-            </w:r>
-          </w:p>
-        </w:tc>
-        <w:tc>
-          <w:tcPr>
-            <w:tcW w:type="dxa" w:w="1560"/>
-          </w:tcPr>
-          <w:p>
-            <w:r/>
-            <w:r>
-              <w:rPr>
-                <w:sz w:val="16"/>
-              </w:rPr>
-              <w:t>Design adjustment</w:t>
-            </w:r>
-          </w:p>
-        </w:tc>
-        <w:tc>
-          <w:tcPr>
-            <w:tcW w:type="dxa" w:w="1560"/>
-          </w:tcPr>
-          <w:p>
-            <w:r/>
-            <w:r>
-              <w:rPr>
-                <w:sz w:val="16"/>
-              </w:rPr>
-              <w:t>Aug 2026</w:t>
-            </w:r>
-          </w:p>
-        </w:tc>
-        <w:tc>
-          <w:tcPr>
-            <w:tcW w:type="dxa" w:w="1560"/>
-          </w:tcPr>
-          <w:p>
-            <w:r/>
-            <w:r>
-              <w:rPr>
-                <w:sz w:val="16"/>
-              </w:rPr>
-              <w:t>Sep 2026</w:t>
-            </w:r>
-          </w:p>
-        </w:tc>
-        <w:tc>
-          <w:tcPr>
-            <w:tcW w:type="dxa" w:w="1560"/>
-          </w:tcPr>
-          <w:p>
-            <w:r/>
-            <w:r>
-              <w:rPr>
-                <w:sz w:val="16"/>
-              </w:rPr>
-              <w:t>d1 mismatch fix (RoBERTa); d2 bake-off; two-stage + per-emotion prompts; attention cues</w:t>
-            </w:r>
-          </w:p>
-        </w:tc>
-        <w:tc>
-          <w:tcPr>
-            <w:tcW w:type="dxa" w:w="1560"/>
-          </w:tcPr>
-          <w:p>
-            <w:r/>
-            <w:r>
-              <w:rPr>
-                <w:rFonts w:ascii="Consolas" w:hAnsi="Consolas"/>
-                <w:sz w:val="16"/>
-              </w:rPr>
-              <w:t>train_roberta_ed_d1/</w:t>
-            </w:r>
-            <w:r>
-              <w:rPr>
-                <w:sz w:val="16"/>
-              </w:rPr>
-              <w:t xml:space="preserve">, </w:t>
-            </w:r>
-            <w:r>
-              <w:rPr>
-                <w:rFonts w:ascii="Consolas" w:hAnsi="Consolas"/>
-                <w:sz w:val="16"/>
-              </w:rPr>
-              <w:t>emotion_prompts/</w:t>
-            </w:r>
-          </w:p>
-        </w:tc>
-      </w:tr>
-      <w:tr>
-        <w:tc>
-          <w:tcPr>
-            <w:tcW w:type="dxa" w:w="1560"/>
-          </w:tcPr>
-          <w:p>
-            <w:r/>
-            <w:r>
-              <w:rPr>
-                <w:sz w:val="16"/>
-              </w:rPr>
-              <w:t>P6</w:t>
-            </w:r>
-          </w:p>
-        </w:tc>
-        <w:tc>
-          <w:tcPr>
-            <w:tcW w:type="dxa" w:w="1560"/>
-          </w:tcPr>
-          <w:p>
-            <w:r/>
-            <w:r>
-              <w:rPr>
-                <w:sz w:val="16"/>
-              </w:rPr>
-              <w:t>Conversational agent and deployment prep</w:t>
-            </w:r>
-          </w:p>
-        </w:tc>
-        <w:tc>
-          <w:tcPr>
-            <w:tcW w:type="dxa" w:w="1560"/>
-          </w:tcPr>
-          <w:p>
-            <w:r/>
-            <w:r>
-              <w:rPr>
-                <w:sz w:val="16"/>
-              </w:rPr>
-              <w:t>Sep 2026</w:t>
-            </w:r>
-          </w:p>
-        </w:tc>
-        <w:tc>
-          <w:tcPr>
-            <w:tcW w:type="dxa" w:w="1560"/>
-          </w:tcPr>
-          <w:p>
-            <w:r/>
-            <w:r>
-              <w:rPr>
-                <w:sz w:val="16"/>
-              </w:rPr>
-              <w:t>Sep 2026</w:t>
-            </w:r>
-          </w:p>
-        </w:tc>
-        <w:tc>
-          <w:tcPr>
-            <w:tcW w:type="dxa" w:w="1560"/>
-          </w:tcPr>
-          <w:p>
-            <w:r/>
-            <w:r>
-              <w:rPr>
-                <w:sz w:val="16"/>
-              </w:rPr>
-              <w:t>Context memory (4 / 10 turns); Hugging Face Space (not deployed)</w:t>
-            </w:r>
-          </w:p>
-        </w:tc>
-        <w:tc>
-          <w:tcPr>
-            <w:tcW w:type="dxa" w:w="1560"/>
-          </w:tcPr>
-          <w:p>
-            <w:r/>
-            <w:r>
-              <w:rPr>
-                <w:rFonts w:ascii="Consolas" w:hAnsi="Consolas"/>
-                <w:sz w:val="16"/>
-              </w:rPr>
-              <w:t>conversational_agent/</w:t>
-            </w:r>
-            <w:r>
-              <w:rPr>
-                <w:sz w:val="16"/>
-              </w:rPr>
-              <w:t xml:space="preserve">, </w:t>
-            </w:r>
-            <w:r>
-              <w:rPr>
-                <w:rFonts w:ascii="Consolas" w:hAnsi="Consolas"/>
-                <w:sz w:val="16"/>
-              </w:rPr>
-              <w:t>huggingface_space/</w:t>
-            </w:r>
-          </w:p>
-        </w:tc>
-      </w:tr>
-      <w:tr>
-        <w:tc>
-          <w:tcPr>
-            <w:tcW w:type="dxa" w:w="1560"/>
-          </w:tcPr>
-          <w:p>
-            <w:r/>
-            <w:r>
-              <w:rPr>
-                <w:sz w:val="16"/>
-              </w:rPr>
-              <w:t>P7</w:t>
-            </w:r>
-          </w:p>
-        </w:tc>
-        <w:tc>
-          <w:tcPr>
-            <w:tcW w:type="dxa" w:w="1560"/>
-          </w:tcPr>
-          <w:p>
-            <w:r/>
-            <w:r>
-              <w:rPr>
-                <w:sz w:val="16"/>
-              </w:rPr>
-              <w:t>Validation and robustness</w:t>
-            </w:r>
-          </w:p>
-        </w:tc>
-        <w:tc>
-          <w:tcPr>
-            <w:tcW w:type="dxa" w:w="1560"/>
-          </w:tcPr>
-          <w:p>
-            <w:r/>
-            <w:r>
-              <w:rPr>
-                <w:sz w:val="16"/>
-              </w:rPr>
-              <w:t>Sep 2026</w:t>
-            </w:r>
-          </w:p>
-        </w:tc>
-        <w:tc>
-          <w:tcPr>
-            <w:tcW w:type="dxa" w:w="1560"/>
-          </w:tcPr>
-          <w:p>
-            <w:r/>
-            <w:r>
-              <w:rPr>
-                <w:sz w:val="16"/>
-              </w:rPr>
-              <w:t>Sep 2026</w:t>
-            </w:r>
-          </w:p>
-        </w:tc>
-        <w:tc>
-          <w:tcPr>
-            <w:tcW w:type="dxa" w:w="1560"/>
-          </w:tcPr>
-          <w:p>
-            <w:r/>
-            <w:r>
-              <w:rPr>
-                <w:sz w:val="16"/>
-              </w:rPr>
-              <w:t>Backbone comparison; error propagation; diversity; literature comparison</w:t>
-            </w:r>
-          </w:p>
-        </w:tc>
-        <w:tc>
-          <w:tcPr>
-            <w:tcW w:type="dxa" w:w="1560"/>
-          </w:tcPr>
-          <w:p>
-            <w:r/>
-            <w:r>
-              <w:rPr>
-                <w:rFonts w:ascii="Consolas" w:hAnsi="Consolas"/>
-                <w:sz w:val="16"/>
-              </w:rPr>
-              <w:t>d1_model_comparison/</w:t>
-            </w:r>
-            <w:r>
-              <w:rPr>
-                <w:sz w:val="16"/>
-              </w:rPr>
-              <w:t xml:space="preserve">, </w:t>
-            </w:r>
-            <w:r>
-              <w:rPr>
-                <w:rFonts w:ascii="Consolas" w:hAnsi="Consolas"/>
-                <w:sz w:val="16"/>
-              </w:rPr>
-              <w:t>evaluation_results_diversity/</w:t>
-            </w:r>
-          </w:p>
-        </w:tc>
-      </w:tr>
-      <w:tr>
-        <w:tc>
-          <w:tcPr>
-            <w:tcW w:type="dxa" w:w="1560"/>
-          </w:tcPr>
-          <w:p>
-            <w:r/>
-            <w:r>
-              <w:rPr>
-                <w:sz w:val="16"/>
-              </w:rPr>
-              <w:t>P8</w:t>
-            </w:r>
-          </w:p>
-        </w:tc>
-        <w:tc>
-          <w:tcPr>
-            <w:tcW w:type="dxa" w:w="1560"/>
-          </w:tcPr>
-          <w:p>
-            <w:r/>
-            <w:r>
-              <w:rPr>
-                <w:sz w:val="16"/>
-              </w:rPr>
-              <w:t>Human evaluation and final judging</w:t>
-            </w:r>
-          </w:p>
-        </w:tc>
-        <w:tc>
-          <w:tcPr>
-            <w:tcW w:type="dxa" w:w="1560"/>
-          </w:tcPr>
-          <w:p>
-            <w:r/>
-            <w:r>
-              <w:rPr>
-                <w:sz w:val="16"/>
-              </w:rPr>
-              <w:t>Sep 2026</w:t>
-            </w:r>
-          </w:p>
-        </w:tc>
-        <w:tc>
-          <w:tcPr>
-            <w:tcW w:type="dxa" w:w="1560"/>
-          </w:tcPr>
-          <w:p>
-            <w:r/>
-            <w:r>
-              <w:rPr>
-                <w:b/>
-                <w:color w:val="B03A00"/>
-                <w:sz w:val="16"/>
-              </w:rPr>
-              <w:t>[[TEAM TO FILL]]</w:t>
-            </w:r>
-          </w:p>
-        </w:tc>
-        <w:tc>
-          <w:tcPr>
-            <w:tcW w:type="dxa" w:w="1560"/>
-          </w:tcPr>
-          <w:p>
-            <w:r/>
-            <w:r>
-              <w:rPr>
-                <w:sz w:val="16"/>
-              </w:rPr>
-              <w:t>Google Form (8 situations, 3 replies each, rated 1-5 on three dimensions); AI-judge scores for all systems (completed, two-judge panel)</w:t>
-            </w:r>
-          </w:p>
-        </w:tc>
-        <w:tc>
-          <w:tcPr>
-            <w:tcW w:type="dxa" w:w="1560"/>
-          </w:tcPr>
-          <w:p>
-            <w:r/>
-            <w:r>
-              <w:rPr>
-                <w:rFonts w:ascii="Consolas" w:hAnsi="Consolas"/>
-                <w:sz w:val="16"/>
-              </w:rPr>
-              <w:t>human_evaluation/</w:t>
-            </w:r>
-            <w:r>
-              <w:rPr>
-                <w:sz w:val="16"/>
-              </w:rPr>
-              <w:t xml:space="preserve">, </w:t>
-            </w:r>
-            <w:r>
-              <w:rPr>
-                <w:rFonts w:ascii="Consolas" w:hAnsi="Consolas"/>
-                <w:sz w:val="16"/>
-              </w:rPr>
-              <w:t>teammate_judge_package/</w:t>
-            </w:r>
-          </w:p>
-        </w:tc>
-      </w:tr>
-      <w:tr>
-        <w:tc>
-          <w:tcPr>
-            <w:tcW w:type="dxa" w:w="1560"/>
-          </w:tcPr>
-          <w:p>
-            <w:r/>
-            <w:r>
-              <w:rPr>
-                <w:sz w:val="16"/>
-              </w:rPr>
-              <w:t>P9</w:t>
-            </w:r>
-          </w:p>
-        </w:tc>
-        <w:tc>
-          <w:tcPr>
-            <w:tcW w:type="dxa" w:w="1560"/>
-          </w:tcPr>
-          <w:p>
-            <w:r/>
-            <w:r>
-              <w:rPr>
-                <w:sz w:val="16"/>
-              </w:rPr>
-              <w:t>Thesis writing, defence preparation</w:t>
-            </w:r>
-          </w:p>
-        </w:tc>
-        <w:tc>
-          <w:tcPr>
-            <w:tcW w:type="dxa" w:w="1560"/>
-          </w:tcPr>
-          <w:p>
-            <w:r/>
-            <w:r>
-              <w:rPr>
-                <w:sz w:val="16"/>
-              </w:rPr>
-              <w:t>Sep 2026</w:t>
-            </w:r>
-          </w:p>
-        </w:tc>
-        <w:tc>
-          <w:tcPr>
-            <w:tcW w:type="dxa" w:w="1560"/>
-          </w:tcPr>
-          <w:p>
-            <w:r/>
-            <w:r>
-              <w:rPr>
-                <w:b/>
-                <w:color w:val="B03A00"/>
-                <w:sz w:val="16"/>
-              </w:rPr>
-              <w:t>[[TEAM TO FILL - submission / defence date]]</w:t>
-            </w:r>
-          </w:p>
-        </w:tc>
-        <w:tc>
-          <w:tcPr>
-            <w:tcW w:type="dxa" w:w="1560"/>
-          </w:tcPr>
-          <w:p>
-            <w:r/>
-            <w:r>
-              <w:rPr>
-                <w:sz w:val="16"/>
-              </w:rPr>
-              <w:t>Chapters 2-5, final report, slides</w:t>
-            </w:r>
-          </w:p>
-        </w:tc>
-        <w:tc>
-          <w:tcPr>
-            <w:tcW w:type="dxa" w:w="1560"/>
-          </w:tcPr>
-          <w:p>
-            <w:r/>
-            <w:r>
-              <w:rPr>
-                <w:rFonts w:ascii="Consolas" w:hAnsi="Consolas"/>
-                <w:sz w:val="16"/>
-              </w:rPr>
-              <w:t>writing/</w:t>
-            </w:r>
-          </w:p>
-        </w:tc>
-      </w:tr>
-    </w:tbl>
-    <w:p/>
-    <w:p>
-      <w:r>
-        <w:rPr>
-          <w:i/>
-          <w:sz w:val="20"/>
-        </w:rPr>
-        <w:t>Table 3.4: Project phases, outputs and supporting evidence</w:t>
+        <w:t xml:space="preserve"> robustness checks, the multi-turn agent, the human evaluation and this report.</w:t>
       </w:r>
     </w:p>
     <w:p>
@@ -4437,7 +794,7 @@
         <w:pStyle w:val="Heading2"/>
       </w:pPr>
       <w:r>
-        <w:t>3.6.4 Team Roles and Responsibilities</w:t>
+        <w:t>3.6.3 Team Roles and Resources</w:t>
       </w:r>
     </w:p>
     <w:p>
@@ -4457,7 +814,7 @@
         <w:spacing w:after="120"/>
       </w:pPr>
       <w:r>
-        <w:t>Because only one member's computer had a suitable GPU, tasks were divided so that work not requiring a GPU, namely AI-judge evaluation through APIs, the human study, the literature review and writing, could proceed in parallel with the GPU experiments. Step-by-step command guides were prepared so that members without a programming background could run evaluations independently.</w:t>
+        <w:t>Because only one member's computer had a suitable GPU, everything not needing one ran in parallel: AI-judge evaluation through free APIs, the human study, the literature review and the writing, with command guides so members without a programming background could run evaluations themselves. The computing resource was one NVIDIA GeForce RTX 4060 with 8 GB of video memory and 16 GB of system memory, with heavy jobs scheduled when memory was free. Evaluation used free API tiers from independent providers, split between two accounts to stay within a 50-request daily limit, and no funding was required (Section 3.8).</w:t>
       </w:r>
     </w:p>
     <w:p>
@@ -4465,7 +822,7 @@
         <w:pStyle w:val="Heading2"/>
       </w:pPr>
       <w:r>
-        <w:t>3.6.5 Resource Plan</w:t>
+        <w:t>3.6.4 Revisions to the Plan</w:t>
       </w:r>
     </w:p>
     <w:p>
@@ -4473,56 +830,7 @@
         <w:spacing w:after="120"/>
       </w:pPr>
       <w:r>
-        <w:rPr>
-          <w:b/>
-        </w:rPr>
-        <w:t>Compute:</w:t>
-      </w:r>
-      <w:r>
-        <w:t xml:space="preserve"> a single NVIDIA GeForce RTX 4060 with 8 GB of memory and 16 GB of system memory, used for all training and generation. Heavy jobs were scheduled when memory was free, following two system freezes (risk R1, Section 3.7). </w:t>
-      </w:r>
-      <w:r>
-        <w:rPr>
-          <w:b/>
-        </w:rPr>
-        <w:t>Evaluation services:</w:t>
-      </w:r>
-      <w:r>
-        <w:t xml:space="preserve"> three free API tiers from different providers, with rate-limited work divided between two team members' accounts. </w:t>
-      </w:r>
-      <w:r>
-        <w:rPr>
-          <w:b/>
-        </w:rPr>
-        <w:t>Data:</w:t>
-      </w:r>
-      <w:r>
-        <w:t xml:space="preserve"> the public EmpatheticDialogues corpus. </w:t>
-      </w:r>
-      <w:r>
-        <w:rPr>
-          <w:b/>
-        </w:rPr>
-        <w:t>People:</w:t>
-      </w:r>
-      <w:r>
-        <w:t xml:space="preserve"> as described in Section 3.6.4. Costs are analysed in Section 3.8.</w:t>
-      </w:r>
-    </w:p>
-    <w:p>
-      <w:pPr>
-        <w:pStyle w:val="Heading2"/>
-      </w:pPr>
-      <w:r>
-        <w:t>3.6.6 Revisions to the Plan</w:t>
-      </w:r>
-    </w:p>
-    <w:p>
-      <w:pPr>
-        <w:spacing w:after="120"/>
-      </w:pPr>
-      <w:r>
-        <w:t>The plan was revised whenever evidence overturned an assumption. The five main revisions were as follows.</w:t>
+        <w:t>The plan was revised whenever evidence overturned an assumption, four times in all.</w:t>
       </w:r>
     </w:p>
     <w:p>
@@ -4536,10 +844,10 @@
         <w:rPr>
           <w:b/>
         </w:rPr>
-        <w:t>Change of dataset (June 2026).</w:t>
+        <w:t>Change of dataset (June 2026):</w:t>
       </w:r>
       <w:r>
-        <w:t xml:space="preserve"> Early work used GoEmotions [38], a dataset of Reddit comments labelled with 28 emotions. Because these are isolated comments rather than conversations, the project moved to EmpatheticDialogues, and the detector and generator work was restarted on the new data.</w:t>
+        <w:t xml:space="preserve"> GoEmotions [38] holds isolated Reddit comments rather than conversations, so the project moved to EmpatheticDialogues.</w:t>
       </w:r>
     </w:p>
     <w:p>
@@ -4553,10 +861,10 @@
         <w:rPr>
           <w:b/>
         </w:rPr>
-        <w:t>Expanded evaluation (July-August 2026).</w:t>
+        <w:t>Expanded evaluation (July to August 2026):</w:t>
       </w:r>
       <w:r>
-        <w:t xml:space="preserve"> Once the question arose of whether multiple models were needed at all, single-model baselines of equal and larger size, a retrieval-augmented variant and an AI-judge panel were added to the schedule before any further development.</w:t>
+        <w:t xml:space="preserve"> once the question arose of whether two models were needed at all, single-model baselines, a retrieval variant and an AI-judge panel were added before further development.</w:t>
       </w:r>
     </w:p>
     <w:p>
@@ -4570,10 +878,10 @@
         <w:rPr>
           <w:b/>
         </w:rPr>
-        <w:t>Replacement of the judge panel (August 2026).</w:t>
+        <w:t>Redesign of the detector (late August 2026):</w:t>
       </w:r>
       <w:r>
-        <w:t xml:space="preserve"> Several planned judges became unavailable because of quota limits and model retirements. The panel was rebuilt from other providers and fixed at two judges that remained accessible for the whole evaluation, and judging was divided between two accounts to work within a daily limit of 50 requests, so that every system was scored by the same two judges.</w:t>
+        <w:t xml:space="preserve"> the detector had been trained on different text from the input it received in use, so it was retrained and a generator comparison was added, leading to the two-stage design.</w:t>
       </w:r>
     </w:p>
     <w:p>
@@ -4587,355 +895,10 @@
         <w:rPr>
           <w:b/>
         </w:rPr>
-        <w:t>Redesign of the detector (late August 2026).</w:t>
+        <w:t>Scope control (September 2026):</w:t>
       </w:r>
       <w:r>
-        <w:t xml:space="preserve"> A mismatch was discovered between the text the detector was trained on and the text it received in use. The detector was retrained, and a comparison of generator models was added to the schedule, leading to the final two-stage design.</w:t>
-      </w:r>
-    </w:p>
-    <w:p>
-      <w:pPr>
-        <w:spacing w:after="120"/>
-      </w:pPr>
-      <w:r>
-        <w:t xml:space="preserve">5. </w:t>
-      </w:r>
-      <w:r>
-        <w:rPr>
-          <w:b/>
-        </w:rPr>
-        <w:t>Scope control (September 2026).</w:t>
-      </w:r>
-      <w:r>
-        <w:t xml:space="preserve"> A repetition-penalty improvement was deferred to future work and the final system's outputs were frozen, because regenerating them would have invalidated AI-judge scores that were already being collected.</w:t>
-      </w:r>
-    </w:p>
-    <w:p>
-      <w:pPr>
-        <w:pStyle w:val="Heading2"/>
-      </w:pPr>
-      <w:r>
-        <w:t>3.6.7 Remaining Schedule</w:t>
-      </w:r>
-    </w:p>
-    <w:p>
-      <w:pPr>
-        <w:spacing w:after="120"/>
-      </w:pPr>
-      <w:r>
-        <w:t>Table 3.5 lists the milestones remaining at the time of writing.</w:t>
-      </w:r>
-    </w:p>
-    <w:tbl>
-      <w:tblPr>
-        <w:tblStyle w:val="TableGrid"/>
-        <w:tblW w:type="auto" w:w="0"/>
-        <w:tblLook w:firstColumn="1" w:firstRow="1" w:lastColumn="0" w:lastRow="0" w:noHBand="0" w:noVBand="1" w:val="04A0"/>
-      </w:tblPr>
-      <w:tblGrid>
-        <w:gridCol w:w="3120"/>
-        <w:gridCol w:w="3120"/>
-        <w:gridCol w:w="3120"/>
-      </w:tblGrid>
-      <w:tr>
-        <w:tc>
-          <w:tcPr>
-            <w:tcW w:type="dxa" w:w="3120"/>
-            <w:shd w:val="clear" w:color="auto" w:fill="E3EEFB"/>
-          </w:tcPr>
-          <w:p>
-            <w:r>
-              <w:rPr>
-                <w:b/>
-              </w:rPr>
-            </w:r>
-            <w:r>
-              <w:rPr>
-                <w:b/>
-                <w:sz w:val="16"/>
-              </w:rPr>
-              <w:t>Milestone</w:t>
-            </w:r>
-          </w:p>
-        </w:tc>
-        <w:tc>
-          <w:tcPr>
-            <w:tcW w:type="dxa" w:w="3120"/>
-            <w:shd w:val="clear" w:color="auto" w:fill="E3EEFB"/>
-          </w:tcPr>
-          <w:p>
-            <w:r>
-              <w:rPr>
-                <w:b/>
-              </w:rPr>
-            </w:r>
-            <w:r>
-              <w:rPr>
-                <w:b/>
-                <w:sz w:val="16"/>
-              </w:rPr>
-              <w:t>Target date</w:t>
-            </w:r>
-          </w:p>
-        </w:tc>
-        <w:tc>
-          <w:tcPr>
-            <w:tcW w:type="dxa" w:w="3120"/>
-            <w:shd w:val="clear" w:color="auto" w:fill="E3EEFB"/>
-          </w:tcPr>
-          <w:p>
-            <w:r>
-              <w:rPr>
-                <w:b/>
-              </w:rPr>
-            </w:r>
-            <w:r>
-              <w:rPr>
-                <w:b/>
-                <w:sz w:val="16"/>
-              </w:rPr>
-              <w:t>Status</w:t>
-            </w:r>
-          </w:p>
-        </w:tc>
-      </w:tr>
-      <w:tr>
-        <w:tc>
-          <w:tcPr>
-            <w:tcW w:type="dxa" w:w="3120"/>
-          </w:tcPr>
-          <w:p>
-            <w:r/>
-            <w:r>
-              <w:rPr>
-                <w:sz w:val="16"/>
-              </w:rPr>
-              <w:t>AI-judge scores for the final system returned</w:t>
-            </w:r>
-          </w:p>
-        </w:tc>
-        <w:tc>
-          <w:tcPr>
-            <w:tcW w:type="dxa" w:w="3120"/>
-          </w:tcPr>
-          <w:p>
-            <w:r/>
-            <w:r>
-              <w:rPr>
-                <w:sz w:val="16"/>
-              </w:rPr>
-              <w:t>September 2026</w:t>
-            </w:r>
-          </w:p>
-        </w:tc>
-        <w:tc>
-          <w:tcPr>
-            <w:tcW w:type="dxa" w:w="3120"/>
-          </w:tcPr>
-          <w:p>
-            <w:r/>
-            <w:r>
-              <w:rPr>
-                <w:sz w:val="16"/>
-              </w:rPr>
-              <w:t>Completed</w:t>
-            </w:r>
-          </w:p>
-        </w:tc>
-      </w:tr>
-      <w:tr>
-        <w:tc>
-          <w:tcPr>
-            <w:tcW w:type="dxa" w:w="3120"/>
-          </w:tcPr>
-          <w:p>
-            <w:r/>
-            <w:r>
-              <w:rPr>
-                <w:sz w:val="16"/>
-              </w:rPr>
-              <w:t>Human evaluation questionnaire closed</w:t>
-            </w:r>
-          </w:p>
-        </w:tc>
-        <w:tc>
-          <w:tcPr>
-            <w:tcW w:type="dxa" w:w="3120"/>
-          </w:tcPr>
-          <w:p>
-            <w:r/>
-            <w:r>
-              <w:rPr>
-                <w:b/>
-                <w:color w:val="B03A00"/>
-                <w:sz w:val="16"/>
-              </w:rPr>
-              <w:t>[[TEAM TO FILL]]</w:t>
-            </w:r>
-          </w:p>
-        </w:tc>
-        <w:tc>
-          <w:tcPr>
-            <w:tcW w:type="dxa" w:w="3120"/>
-          </w:tcPr>
-          <w:p>
-            <w:r/>
-            <w:r>
-              <w:rPr>
-                <w:sz w:val="16"/>
-              </w:rPr>
-              <w:t>In progress</w:t>
-            </w:r>
-          </w:p>
-        </w:tc>
-      </w:tr>
-      <w:tr>
-        <w:tc>
-          <w:tcPr>
-            <w:tcW w:type="dxa" w:w="3120"/>
-          </w:tcPr>
-          <w:p>
-            <w:r/>
-            <w:r>
-              <w:rPr>
-                <w:sz w:val="16"/>
-              </w:rPr>
-              <w:t>Complete draft submitted to supervisor</w:t>
-            </w:r>
-          </w:p>
-        </w:tc>
-        <w:tc>
-          <w:tcPr>
-            <w:tcW w:type="dxa" w:w="3120"/>
-          </w:tcPr>
-          <w:p>
-            <w:r/>
-            <w:r>
-              <w:rPr>
-                <w:b/>
-                <w:color w:val="B03A00"/>
-                <w:sz w:val="16"/>
-              </w:rPr>
-              <w:t>[[TEAM TO FILL]]</w:t>
-            </w:r>
-          </w:p>
-        </w:tc>
-        <w:tc>
-          <w:tcPr>
-            <w:tcW w:type="dxa" w:w="3120"/>
-          </w:tcPr>
-          <w:p>
-            <w:r/>
-            <w:r>
-              <w:rPr>
-                <w:sz w:val="16"/>
-              </w:rPr>
-              <w:t>In progress</w:t>
-            </w:r>
-          </w:p>
-        </w:tc>
-      </w:tr>
-      <w:tr>
-        <w:tc>
-          <w:tcPr>
-            <w:tcW w:type="dxa" w:w="3120"/>
-          </w:tcPr>
-          <w:p>
-            <w:r/>
-            <w:r>
-              <w:rPr>
-                <w:sz w:val="16"/>
-              </w:rPr>
-              <w:t>Final report submitted</w:t>
-            </w:r>
-          </w:p>
-        </w:tc>
-        <w:tc>
-          <w:tcPr>
-            <w:tcW w:type="dxa" w:w="3120"/>
-          </w:tcPr>
-          <w:p>
-            <w:r/>
-            <w:r>
-              <w:rPr>
-                <w:b/>
-                <w:color w:val="B03A00"/>
-                <w:sz w:val="16"/>
-              </w:rPr>
-              <w:t>[[TEAM TO FILL]]</w:t>
-            </w:r>
-          </w:p>
-        </w:tc>
-        <w:tc>
-          <w:tcPr>
-            <w:tcW w:type="dxa" w:w="3120"/>
-          </w:tcPr>
-          <w:p>
-            <w:r/>
-            <w:r>
-              <w:rPr>
-                <w:sz w:val="16"/>
-              </w:rPr>
-              <w:t>Planned</w:t>
-            </w:r>
-          </w:p>
-        </w:tc>
-      </w:tr>
-      <w:tr>
-        <w:tc>
-          <w:tcPr>
-            <w:tcW w:type="dxa" w:w="3120"/>
-          </w:tcPr>
-          <w:p>
-            <w:r/>
-            <w:r>
-              <w:rPr>
-                <w:sz w:val="16"/>
-              </w:rPr>
-              <w:t>Final defence</w:t>
-            </w:r>
-          </w:p>
-        </w:tc>
-        <w:tc>
-          <w:tcPr>
-            <w:tcW w:type="dxa" w:w="3120"/>
-          </w:tcPr>
-          <w:p>
-            <w:r/>
-            <w:r>
-              <w:rPr>
-                <w:b/>
-                <w:color w:val="B03A00"/>
-                <w:sz w:val="16"/>
-              </w:rPr>
-              <w:t>[[TEAM TO FILL]]</w:t>
-            </w:r>
-          </w:p>
-        </w:tc>
-        <w:tc>
-          <w:tcPr>
-            <w:tcW w:type="dxa" w:w="3120"/>
-          </w:tcPr>
-          <w:p>
-            <w:r/>
-            <w:r>
-              <w:rPr>
-                <w:sz w:val="16"/>
-              </w:rPr>
-              <w:t>Planned</w:t>
-            </w:r>
-          </w:p>
-        </w:tc>
-      </w:tr>
-    </w:tbl>
-    <w:p/>
-    <w:p>
-      <w:r>
-        <w:rPr>
-          <w:i/>
-          <w:sz w:val="20"/>
-        </w:rPr>
-        <w:t>Table 3.5: Remaining milestones</w:t>
+        <w:t xml:space="preserve"> a repetition-penalty improvement was deferred and the final outputs frozen, because regenerating them would have invalidated judge scores already being collected.</w:t>
       </w:r>
     </w:p>
     <w:p>
@@ -4951,15 +914,49 @@
         <w:spacing w:after="120"/>
       </w:pPr>
       <w:r>
-        <w:t>This section describes how project risks were identified, assessed and mitigated. Most of the risks listed were encountered during the project, and each has a documented mitigation.</w:t>
+        <w:t>Risks were recorded whenever an experiment behaved unexpectedly or a phase was reviewed, and each was rated for likelihood and for impact on the validity of the results, the schedule or user safety. Wherever possible the mitigation was structural rather than procedural, meaning an automatic check, a fixed seed or a pinned library version, so the same failure could not recur unnoticed. Twelve risks were identified; eight occurred, two were prevented in advance and two remain open. The full register is Table A.2, and three entries changed how the project works.</w:t>
       </w:r>
     </w:p>
     <w:p>
       <w:pPr>
-        <w:pStyle w:val="Heading2"/>
+        <w:pStyle w:val="ListBullet"/>
       </w:pPr>
       <w:r>
-        <w:t>3.7.1 Risk Management Process</w:t>
+        <w:rPr>
+          <w:b/>
+        </w:rPr>
+        <w:t>Silent technical failure (R3):</w:t>
+      </w:r>
+      <w:r>
+        <w:t xml:space="preserve"> the design reads the detector's attention weights to find the words that drove its prediction, but with the library's default attention implementation [39] asking for those weights returns nothing without raising an error, so cue extraction quietly fell back to plain text splitting while appearing to work. Left unnoticed, the thesis would have described a mechanism that was not running. The implementation was changed and an automatic check now halts execution if the weights are missing.</w:t>
+      </w:r>
+    </w:p>
+    <w:p>
+      <w:pPr>
+        <w:pStyle w:val="ListBullet"/>
+      </w:pPr>
+      <w:r>
+        <w:rPr>
+          <w:b/>
+        </w:rPr>
+        <w:t>Validity of results (R4, R5):</w:t>
+      </w:r>
+      <w:r>
+        <w:t xml:space="preserve"> the original detector was trained on situation descriptions but used on the user's own messages, and its accuracy fell from 56.9% to 48.2% once measured on the real input, so it was retrained on the correct text. Separately, a RoBERTa-large run diverged to 5.0% accuracy through a missing learning-rate warmup; rather than report that number, the cause was found and the run repeated, reaching 53.0%.</w:t>
+      </w:r>
+    </w:p>
+    <w:p>
+      <w:pPr>
+        <w:pStyle w:val="ListBullet"/>
+      </w:pPr>
+      <w:r>
+        <w:rPr>
+          <w:b/>
+        </w:rPr>
+        <w:t>Dependence on external services (R7, R8):</w:t>
+      </w:r>
+      <w:r>
+        <w:t xml:space="preserve"> the AI judges were free APIs outside the team's control, and several candidates were retired or restricted mid-project. The panel was fixed on the two that stayed available throughout, so every system is scored by identical judges, and rate-limited work was split between two accounts with every emotion represented in each half.</w:t>
       </w:r>
     </w:p>
     <w:p>
@@ -4967,1502 +964,7 @@
         <w:spacing w:after="120"/>
       </w:pPr>
       <w:r>
-        <w:t xml:space="preserve">Risks were identified at each phase review and whenever an experiment behaved unexpectedly. Each risk was rated for </w:t>
-      </w:r>
-      <w:r>
-        <w:rPr>
-          <w:b/>
-        </w:rPr>
-        <w:t>likelihood</w:t>
-      </w:r>
-      <w:r>
-        <w:t xml:space="preserve"> (Low, Medium or High), meaning how probable it was within the project period, and for </w:t>
-      </w:r>
-      <w:r>
-        <w:rPr>
-          <w:b/>
-        </w:rPr>
-        <w:t>impact</w:t>
-      </w:r>
-      <w:r>
-        <w:t xml:space="preserve"> (Low, Medium, High or Very High), meaning its effect on the validity of results, the schedule or user safety. Risks with high impact were mitigated immediately, while the others were monitored and addressed if they occurred. Wherever possible, mitigations were made </w:t>
-      </w:r>
-      <w:r>
-        <w:rPr>
-          <w:i/>
-        </w:rPr>
-        <w:t>structural</w:t>
-      </w:r>
-      <w:r>
-        <w:t>, such as an automatic check in the code, a fixed random seed or a pinned library version, so that the same failure could not recur unnoticed.</w:t>
-      </w:r>
-    </w:p>
-    <w:p>
-      <w:pPr>
-        <w:pStyle w:val="Heading2"/>
-      </w:pPr>
-      <w:r>
-        <w:t>3.7.2 Risk Register</w:t>
-      </w:r>
-    </w:p>
-    <w:p>
-      <w:pPr>
-        <w:spacing w:after="120"/>
-      </w:pPr>
-      <w:r>
-        <w:t>Table 3.6 summarises the twelve risks identified, grouped into seven categories: technical, methodological, external, schedule, evaluation, ethical and team. Eight of these risks occurred during the project, two remain active, and two were identified in advance and mitigated or partly mitigated.</w:t>
-      </w:r>
-    </w:p>
-    <w:tbl>
-      <w:tblPr>
-        <w:tblStyle w:val="TableGrid"/>
-        <w:tblW w:type="auto" w:w="0"/>
-        <w:tblLook w:firstColumn="1" w:firstRow="1" w:lastColumn="0" w:lastRow="0" w:noHBand="0" w:noVBand="1" w:val="04A0"/>
-      </w:tblPr>
-      <w:tblGrid>
-        <w:gridCol w:w="1337"/>
-        <w:gridCol w:w="1337"/>
-        <w:gridCol w:w="1337"/>
-        <w:gridCol w:w="1337"/>
-        <w:gridCol w:w="1337"/>
-        <w:gridCol w:w="1337"/>
-        <w:gridCol w:w="1337"/>
-      </w:tblGrid>
-      <w:tr>
-        <w:tc>
-          <w:tcPr>
-            <w:tcW w:type="dxa" w:w="1337"/>
-            <w:shd w:val="clear" w:color="auto" w:fill="E3EEFB"/>
-          </w:tcPr>
-          <w:p>
-            <w:r>
-              <w:rPr>
-                <w:b/>
-              </w:rPr>
-            </w:r>
-            <w:r>
-              <w:rPr>
-                <w:b/>
-                <w:sz w:val="13"/>
-              </w:rPr>
-              <w:t>ID</w:t>
-            </w:r>
-          </w:p>
-        </w:tc>
-        <w:tc>
-          <w:tcPr>
-            <w:tcW w:type="dxa" w:w="1337"/>
-            <w:shd w:val="clear" w:color="auto" w:fill="E3EEFB"/>
-          </w:tcPr>
-          <w:p>
-            <w:r>
-              <w:rPr>
-                <w:b/>
-              </w:rPr>
-            </w:r>
-            <w:r>
-              <w:rPr>
-                <w:b/>
-                <w:sz w:val="13"/>
-              </w:rPr>
-              <w:t>Category</w:t>
-            </w:r>
-          </w:p>
-        </w:tc>
-        <w:tc>
-          <w:tcPr>
-            <w:tcW w:type="dxa" w:w="1337"/>
-            <w:shd w:val="clear" w:color="auto" w:fill="E3EEFB"/>
-          </w:tcPr>
-          <w:p>
-            <w:r>
-              <w:rPr>
-                <w:b/>
-              </w:rPr>
-            </w:r>
-            <w:r>
-              <w:rPr>
-                <w:b/>
-                <w:sz w:val="13"/>
-              </w:rPr>
-              <w:t>Risk</w:t>
-            </w:r>
-          </w:p>
-        </w:tc>
-        <w:tc>
-          <w:tcPr>
-            <w:tcW w:type="dxa" w:w="1337"/>
-            <w:shd w:val="clear" w:color="auto" w:fill="E3EEFB"/>
-          </w:tcPr>
-          <w:p>
-            <w:r>
-              <w:rPr>
-                <w:b/>
-              </w:rPr>
-            </w:r>
-            <w:r>
-              <w:rPr>
-                <w:b/>
-                <w:sz w:val="13"/>
-              </w:rPr>
-              <w:t>Likelihood</w:t>
-            </w:r>
-          </w:p>
-        </w:tc>
-        <w:tc>
-          <w:tcPr>
-            <w:tcW w:type="dxa" w:w="1337"/>
-            <w:shd w:val="clear" w:color="auto" w:fill="E3EEFB"/>
-          </w:tcPr>
-          <w:p>
-            <w:r>
-              <w:rPr>
-                <w:b/>
-              </w:rPr>
-            </w:r>
-            <w:r>
-              <w:rPr>
-                <w:b/>
-                <w:sz w:val="13"/>
-              </w:rPr>
-              <w:t>Impact</w:t>
-            </w:r>
-          </w:p>
-        </w:tc>
-        <w:tc>
-          <w:tcPr>
-            <w:tcW w:type="dxa" w:w="1337"/>
-            <w:shd w:val="clear" w:color="auto" w:fill="E3EEFB"/>
-          </w:tcPr>
-          <w:p>
-            <w:r>
-              <w:rPr>
-                <w:b/>
-              </w:rPr>
-            </w:r>
-            <w:r>
-              <w:rPr>
-                <w:b/>
-                <w:sz w:val="13"/>
-              </w:rPr>
-              <w:t>Status</w:t>
-            </w:r>
-          </w:p>
-        </w:tc>
-        <w:tc>
-          <w:tcPr>
-            <w:tcW w:type="dxa" w:w="1337"/>
-            <w:shd w:val="clear" w:color="auto" w:fill="E3EEFB"/>
-          </w:tcPr>
-          <w:p>
-            <w:r>
-              <w:rPr>
-                <w:b/>
-              </w:rPr>
-            </w:r>
-            <w:r>
-              <w:rPr>
-                <w:b/>
-                <w:sz w:val="13"/>
-              </w:rPr>
-              <w:t>Mitigation</w:t>
-            </w:r>
-          </w:p>
-        </w:tc>
-      </w:tr>
-      <w:tr>
-        <w:tc>
-          <w:tcPr>
-            <w:tcW w:type="dxa" w:w="1337"/>
-          </w:tcPr>
-          <w:p>
-            <w:r/>
-            <w:r>
-              <w:rPr>
-                <w:sz w:val="13"/>
-              </w:rPr>
-              <w:t>R1</w:t>
-            </w:r>
-          </w:p>
-        </w:tc>
-        <w:tc>
-          <w:tcPr>
-            <w:tcW w:type="dxa" w:w="1337"/>
-          </w:tcPr>
-          <w:p>
-            <w:r/>
-            <w:r>
-              <w:rPr>
-                <w:sz w:val="13"/>
-              </w:rPr>
-              <w:t>Technical</w:t>
-            </w:r>
-          </w:p>
-        </w:tc>
-        <w:tc>
-          <w:tcPr>
-            <w:tcW w:type="dxa" w:w="1337"/>
-          </w:tcPr>
-          <w:p>
-            <w:r/>
-            <w:r>
-              <w:rPr>
-                <w:sz w:val="13"/>
-              </w:rPr>
-              <w:t>GPU out-of-memory / system freeze on 8 GB VRAM, 16 GB RAM</w:t>
-            </w:r>
-          </w:p>
-        </w:tc>
-        <w:tc>
-          <w:tcPr>
-            <w:tcW w:type="dxa" w:w="1337"/>
-          </w:tcPr>
-          <w:p>
-            <w:r/>
-            <w:r>
-              <w:rPr>
-                <w:sz w:val="13"/>
-              </w:rPr>
-              <w:t>High</w:t>
-            </w:r>
-          </w:p>
-        </w:tc>
-        <w:tc>
-          <w:tcPr>
-            <w:tcW w:type="dxa" w:w="1337"/>
-          </w:tcPr>
-          <w:p>
-            <w:r/>
-            <w:r>
-              <w:rPr>
-                <w:sz w:val="13"/>
-              </w:rPr>
-              <w:t>High</w:t>
-            </w:r>
-          </w:p>
-        </w:tc>
-        <w:tc>
-          <w:tcPr>
-            <w:tcW w:type="dxa" w:w="1337"/>
-          </w:tcPr>
-          <w:p>
-            <w:r/>
-            <w:r>
-              <w:rPr>
-                <w:sz w:val="13"/>
-              </w:rPr>
-              <w:t>Occurred twice</w:t>
-            </w:r>
-          </w:p>
-        </w:tc>
-        <w:tc>
-          <w:tcPr>
-            <w:tcW w:type="dxa" w:w="1337"/>
-          </w:tcPr>
-          <w:p>
-            <w:r/>
-            <w:r>
-              <w:rPr>
-                <w:sz w:val="13"/>
-              </w:rPr>
-              <w:t>4-bit NF4 quantisation; pre-flight VRAM/RAM checks; heavy jobs run only when RAM is free</w:t>
-            </w:r>
-          </w:p>
-        </w:tc>
-      </w:tr>
-      <w:tr>
-        <w:tc>
-          <w:tcPr>
-            <w:tcW w:type="dxa" w:w="1337"/>
-          </w:tcPr>
-          <w:p>
-            <w:r/>
-            <w:r>
-              <w:rPr>
-                <w:sz w:val="13"/>
-              </w:rPr>
-              <w:t>R2</w:t>
-            </w:r>
-          </w:p>
-        </w:tc>
-        <w:tc>
-          <w:tcPr>
-            <w:tcW w:type="dxa" w:w="1337"/>
-          </w:tcPr>
-          <w:p>
-            <w:r/>
-            <w:r>
-              <w:rPr>
-                <w:sz w:val="13"/>
-              </w:rPr>
-              <w:t>Technical</w:t>
-            </w:r>
-          </w:p>
-        </w:tc>
-        <w:tc>
-          <w:tcPr>
-            <w:tcW w:type="dxa" w:w="1337"/>
-          </w:tcPr>
-          <w:p>
-            <w:r/>
-            <w:r>
-              <w:rPr>
-                <w:sz w:val="13"/>
-              </w:rPr>
-              <w:t>Library upgrade breaks code (transformers 5.x removed StableDropout, warmup_ratio)</w:t>
-            </w:r>
-          </w:p>
-        </w:tc>
-        <w:tc>
-          <w:tcPr>
-            <w:tcW w:type="dxa" w:w="1337"/>
-          </w:tcPr>
-          <w:p>
-            <w:r/>
-            <w:r>
-              <w:rPr>
-                <w:sz w:val="13"/>
-              </w:rPr>
-              <w:t>Medium</w:t>
-            </w:r>
-          </w:p>
-        </w:tc>
-        <w:tc>
-          <w:tcPr>
-            <w:tcW w:type="dxa" w:w="1337"/>
-          </w:tcPr>
-          <w:p>
-            <w:r/>
-            <w:r>
-              <w:rPr>
-                <w:sz w:val="13"/>
-              </w:rPr>
-              <w:t>High</w:t>
-            </w:r>
-          </w:p>
-        </w:tc>
-        <w:tc>
-          <w:tcPr>
-            <w:tcW w:type="dxa" w:w="1337"/>
-          </w:tcPr>
-          <w:p>
-            <w:r/>
-            <w:r>
-              <w:rPr>
-                <w:sz w:val="13"/>
-              </w:rPr>
-              <w:t>Occurred</w:t>
-            </w:r>
-          </w:p>
-        </w:tc>
-        <w:tc>
-          <w:tcPr>
-            <w:tcW w:type="dxa" w:w="1337"/>
-          </w:tcPr>
-          <w:p>
-            <w:r/>
-            <w:r>
-              <w:rPr>
-                <w:sz w:val="13"/>
-              </w:rPr>
-              <w:t>Compatibility shim; pinned versions; WASSA re-validated at 100% match on 1,800 pre-upgrade scores</w:t>
-            </w:r>
-          </w:p>
-        </w:tc>
-      </w:tr>
-      <w:tr>
-        <w:tc>
-          <w:tcPr>
-            <w:tcW w:type="dxa" w:w="1337"/>
-          </w:tcPr>
-          <w:p>
-            <w:r/>
-            <w:r>
-              <w:rPr>
-                <w:sz w:val="13"/>
-              </w:rPr>
-              <w:t>R3</w:t>
-            </w:r>
-          </w:p>
-        </w:tc>
-        <w:tc>
-          <w:tcPr>
-            <w:tcW w:type="dxa" w:w="1337"/>
-          </w:tcPr>
-          <w:p>
-            <w:r/>
-            <w:r>
-              <w:rPr>
-                <w:sz w:val="13"/>
-              </w:rPr>
-              <w:t>Technical</w:t>
-            </w:r>
-          </w:p>
-        </w:tc>
-        <w:tc>
-          <w:tcPr>
-            <w:tcW w:type="dxa" w:w="1337"/>
-          </w:tcPr>
-          <w:p>
-            <w:r/>
-            <w:r>
-              <w:rPr>
-                <w:sz w:val="13"/>
-              </w:rPr>
-              <w:t>Silent failure - default 'sdpa' attention returned no attention weights</w:t>
-            </w:r>
-          </w:p>
-        </w:tc>
-        <w:tc>
-          <w:tcPr>
-            <w:tcW w:type="dxa" w:w="1337"/>
-          </w:tcPr>
-          <w:p>
-            <w:r/>
-            <w:r>
-              <w:rPr>
-                <w:sz w:val="13"/>
-              </w:rPr>
-              <w:t>Low</w:t>
-            </w:r>
-          </w:p>
-        </w:tc>
-        <w:tc>
-          <w:tcPr>
-            <w:tcW w:type="dxa" w:w="1337"/>
-          </w:tcPr>
-          <w:p>
-            <w:r/>
-            <w:r>
-              <w:rPr>
-                <w:sz w:val="13"/>
-              </w:rPr>
-              <w:t>High</w:t>
-            </w:r>
-          </w:p>
-        </w:tc>
-        <w:tc>
-          <w:tcPr>
-            <w:tcW w:type="dxa" w:w="1337"/>
-          </w:tcPr>
-          <w:p>
-            <w:r/>
-            <w:r>
-              <w:rPr>
-                <w:sz w:val="13"/>
-              </w:rPr>
-              <w:t>Occurred</w:t>
-            </w:r>
-          </w:p>
-        </w:tc>
-        <w:tc>
-          <w:tcPr>
-            <w:tcW w:type="dxa" w:w="1337"/>
-          </w:tcPr>
-          <w:p>
-            <w:r/>
-            <w:r>
-              <w:rPr>
-                <w:sz w:val="13"/>
-              </w:rPr>
-              <w:t>Forced 'eager' attention + hard-fail assertion so the feature cannot silently switch off</w:t>
-            </w:r>
-          </w:p>
-        </w:tc>
-      </w:tr>
-      <w:tr>
-        <w:tc>
-          <w:tcPr>
-            <w:tcW w:type="dxa" w:w="1337"/>
-          </w:tcPr>
-          <w:p>
-            <w:r/>
-            <w:r>
-              <w:rPr>
-                <w:sz w:val="13"/>
-              </w:rPr>
-              <w:t>R4</w:t>
-            </w:r>
-          </w:p>
-        </w:tc>
-        <w:tc>
-          <w:tcPr>
-            <w:tcW w:type="dxa" w:w="1337"/>
-          </w:tcPr>
-          <w:p>
-            <w:r/>
-            <w:r>
-              <w:rPr>
-                <w:sz w:val="13"/>
-              </w:rPr>
-              <w:t>Methodological</w:t>
-            </w:r>
-          </w:p>
-        </w:tc>
-        <w:tc>
-          <w:tcPr>
-            <w:tcW w:type="dxa" w:w="1337"/>
-          </w:tcPr>
-          <w:p>
-            <w:r/>
-            <w:r>
-              <w:rPr>
-                <w:sz w:val="13"/>
-              </w:rPr>
-              <w:t>Train/inference mismatch in d1 (trained on situation text, fed user messages)</w:t>
-            </w:r>
-          </w:p>
-        </w:tc>
-        <w:tc>
-          <w:tcPr>
-            <w:tcW w:type="dxa" w:w="1337"/>
-          </w:tcPr>
-          <w:p>
-            <w:r/>
-            <w:r>
-              <w:rPr>
-                <w:sz w:val="13"/>
-              </w:rPr>
-              <w:t>Medium</w:t>
-            </w:r>
-          </w:p>
-        </w:tc>
-        <w:tc>
-          <w:tcPr>
-            <w:tcW w:type="dxa" w:w="1337"/>
-          </w:tcPr>
-          <w:p>
-            <w:r/>
-            <w:r>
-              <w:rPr>
-                <w:sz w:val="13"/>
-              </w:rPr>
-              <w:t>High</w:t>
-            </w:r>
-          </w:p>
-        </w:tc>
-        <w:tc>
-          <w:tcPr>
-            <w:tcW w:type="dxa" w:w="1337"/>
-          </w:tcPr>
-          <w:p>
-            <w:r/>
-            <w:r>
-              <w:rPr>
-                <w:sz w:val="13"/>
-              </w:rPr>
-              <w:t>Occurred</w:t>
-            </w:r>
-          </w:p>
-        </w:tc>
-        <w:tc>
-          <w:tcPr>
-            <w:tcW w:type="dxa" w:w="1337"/>
-          </w:tcPr>
-          <w:p>
-            <w:r/>
-            <w:r>
-              <w:rPr>
-                <w:sz w:val="13"/>
-              </w:rPr>
-              <w:t>Retrained on first user message; honest accuracy reported</w:t>
-            </w:r>
-          </w:p>
-        </w:tc>
-      </w:tr>
-      <w:tr>
-        <w:tc>
-          <w:tcPr>
-            <w:tcW w:type="dxa" w:w="1337"/>
-          </w:tcPr>
-          <w:p>
-            <w:r/>
-            <w:r>
-              <w:rPr>
-                <w:sz w:val="13"/>
-              </w:rPr>
-              <w:t>R5</w:t>
-            </w:r>
-          </w:p>
-        </w:tc>
-        <w:tc>
-          <w:tcPr>
-            <w:tcW w:type="dxa" w:w="1337"/>
-          </w:tcPr>
-          <w:p>
-            <w:r/>
-            <w:r>
-              <w:rPr>
-                <w:sz w:val="13"/>
-              </w:rPr>
-              <w:t>Methodological</w:t>
-            </w:r>
-          </w:p>
-        </w:tc>
-        <w:tc>
-          <w:tcPr>
-            <w:tcW w:type="dxa" w:w="1337"/>
-          </w:tcPr>
-          <w:p>
-            <w:r/>
-            <w:r>
-              <w:rPr>
-                <w:sz w:val="13"/>
-              </w:rPr>
-              <w:t>Unstable training of larger model (roberta-large diverged to 5.0%)</w:t>
-            </w:r>
-          </w:p>
-        </w:tc>
-        <w:tc>
-          <w:tcPr>
-            <w:tcW w:type="dxa" w:w="1337"/>
-          </w:tcPr>
-          <w:p>
-            <w:r/>
-            <w:r>
-              <w:rPr>
-                <w:sz w:val="13"/>
-              </w:rPr>
-              <w:t>Medium</w:t>
-            </w:r>
-          </w:p>
-        </w:tc>
-        <w:tc>
-          <w:tcPr>
-            <w:tcW w:type="dxa" w:w="1337"/>
-          </w:tcPr>
-          <w:p>
-            <w:r/>
-            <w:r>
-              <w:rPr>
-                <w:sz w:val="13"/>
-              </w:rPr>
-              <w:t>Medium</w:t>
-            </w:r>
-          </w:p>
-        </w:tc>
-        <w:tc>
-          <w:tcPr>
-            <w:tcW w:type="dxa" w:w="1337"/>
-          </w:tcPr>
-          <w:p>
-            <w:r/>
-            <w:r>
-              <w:rPr>
-                <w:sz w:val="13"/>
-              </w:rPr>
-              <w:t>Occurred</w:t>
-            </w:r>
-          </w:p>
-        </w:tc>
-        <w:tc>
-          <w:tcPr>
-            <w:tcW w:type="dxa" w:w="1337"/>
-          </w:tcPr>
-          <w:p>
-            <w:r/>
-            <w:r>
-              <w:rPr>
-                <w:sz w:val="13"/>
-              </w:rPr>
-              <w:t>Warmup 0.06 + lr 1e-5; failed run not reported as a result</w:t>
-            </w:r>
-          </w:p>
-        </w:tc>
-      </w:tr>
-      <w:tr>
-        <w:tc>
-          <w:tcPr>
-            <w:tcW w:type="dxa" w:w="1337"/>
-          </w:tcPr>
-          <w:p>
-            <w:r/>
-            <w:r>
-              <w:rPr>
-                <w:sz w:val="13"/>
-              </w:rPr>
-              <w:t>R6</w:t>
-            </w:r>
-          </w:p>
-        </w:tc>
-        <w:tc>
-          <w:tcPr>
-            <w:tcW w:type="dxa" w:w="1337"/>
-          </w:tcPr>
-          <w:p>
-            <w:r/>
-            <w:r>
-              <w:rPr>
-                <w:sz w:val="13"/>
-              </w:rPr>
-              <w:t>Methodological</w:t>
-            </w:r>
-          </w:p>
-        </w:tc>
-        <w:tc>
-          <w:tcPr>
-            <w:tcW w:type="dxa" w:w="1337"/>
-          </w:tcPr>
-          <w:p>
-            <w:r/>
-            <w:r>
-              <w:rPr>
-                <w:sz w:val="13"/>
-              </w:rPr>
-              <w:t>Non-reproducible generation (no fixed seed)</w:t>
-            </w:r>
-          </w:p>
-        </w:tc>
-        <w:tc>
-          <w:tcPr>
-            <w:tcW w:type="dxa" w:w="1337"/>
-          </w:tcPr>
-          <w:p>
-            <w:r/>
-            <w:r>
-              <w:rPr>
-                <w:sz w:val="13"/>
-              </w:rPr>
-              <w:t>Medium</w:t>
-            </w:r>
-          </w:p>
-        </w:tc>
-        <w:tc>
-          <w:tcPr>
-            <w:tcW w:type="dxa" w:w="1337"/>
-          </w:tcPr>
-          <w:p>
-            <w:r/>
-            <w:r>
-              <w:rPr>
-                <w:sz w:val="13"/>
-              </w:rPr>
-              <w:t>Medium</w:t>
-            </w:r>
-          </w:p>
-        </w:tc>
-        <w:tc>
-          <w:tcPr>
-            <w:tcW w:type="dxa" w:w="1337"/>
-          </w:tcPr>
-          <w:p>
-            <w:r/>
-            <w:r>
-              <w:rPr>
-                <w:sz w:val="13"/>
-              </w:rPr>
-              <w:t>Occurred</w:t>
-            </w:r>
-          </w:p>
-        </w:tc>
-        <w:tc>
-          <w:tcPr>
-            <w:tcW w:type="dxa" w:w="1337"/>
-          </w:tcPr>
-          <w:p>
-            <w:r/>
-            <w:r>
-              <w:rPr>
-                <w:sz w:val="13"/>
-              </w:rPr>
-              <w:t>Fixed seed 42 for sampling and data; earlier noisy numbers discarded</w:t>
-            </w:r>
-          </w:p>
-        </w:tc>
-      </w:tr>
-      <w:tr>
-        <w:tc>
-          <w:tcPr>
-            <w:tcW w:type="dxa" w:w="1337"/>
-          </w:tcPr>
-          <w:p>
-            <w:r/>
-            <w:r>
-              <w:rPr>
-                <w:sz w:val="13"/>
-              </w:rPr>
-              <w:t>R7</w:t>
-            </w:r>
-          </w:p>
-        </w:tc>
-        <w:tc>
-          <w:tcPr>
-            <w:tcW w:type="dxa" w:w="1337"/>
-          </w:tcPr>
-          <w:p>
-            <w:r/>
-            <w:r>
-              <w:rPr>
-                <w:sz w:val="13"/>
-              </w:rPr>
-              <w:t>External</w:t>
-            </w:r>
-          </w:p>
-        </w:tc>
-        <w:tc>
-          <w:tcPr>
-            <w:tcW w:type="dxa" w:w="1337"/>
-          </w:tcPr>
-          <w:p>
-            <w:r/>
-            <w:r>
-              <w:rPr>
-                <w:sz w:val="13"/>
-              </w:rPr>
-              <w:t>Free API models retired or withdrawn mid-project (Llama 3.3 on Groq, DeepSeek on GitHub Models, Gemini quota, Mistral Large 403 on both team accounts)</w:t>
-            </w:r>
-          </w:p>
-        </w:tc>
-        <w:tc>
-          <w:tcPr>
-            <w:tcW w:type="dxa" w:w="1337"/>
-          </w:tcPr>
-          <w:p>
-            <w:r/>
-            <w:r>
-              <w:rPr>
-                <w:sz w:val="13"/>
-              </w:rPr>
-              <w:t>High</w:t>
-            </w:r>
-          </w:p>
-        </w:tc>
-        <w:tc>
-          <w:tcPr>
-            <w:tcW w:type="dxa" w:w="1337"/>
-          </w:tcPr>
-          <w:p>
-            <w:r/>
-            <w:r>
-              <w:rPr>
-                <w:sz w:val="13"/>
-              </w:rPr>
-              <w:t>Medium</w:t>
-            </w:r>
-          </w:p>
-        </w:tc>
-        <w:tc>
-          <w:tcPr>
-            <w:tcW w:type="dxa" w:w="1337"/>
-          </w:tcPr>
-          <w:p>
-            <w:r/>
-            <w:r>
-              <w:rPr>
-                <w:sz w:val="13"/>
-              </w:rPr>
-              <w:t>Occurred</w:t>
-            </w:r>
-          </w:p>
-        </w:tc>
-        <w:tc>
-          <w:tcPr>
-            <w:tcW w:type="dxa" w:w="1337"/>
-          </w:tcPr>
-          <w:p>
-            <w:r/>
-            <w:r>
-              <w:rPr>
-                <w:sz w:val="13"/>
-              </w:rPr>
-              <w:t>Judge panel from several providers; final comparison on the two judges that scored every system; two- vs three-judge panel checked (rho 0.98, same ranking)</w:t>
-            </w:r>
-          </w:p>
-        </w:tc>
-      </w:tr>
-      <w:tr>
-        <w:tc>
-          <w:tcPr>
-            <w:tcW w:type="dxa" w:w="1337"/>
-          </w:tcPr>
-          <w:p>
-            <w:r/>
-            <w:r>
-              <w:rPr>
-                <w:sz w:val="13"/>
-              </w:rPr>
-              <w:t>R8</w:t>
-            </w:r>
-          </w:p>
-        </w:tc>
-        <w:tc>
-          <w:tcPr>
-            <w:tcW w:type="dxa" w:w="1337"/>
-          </w:tcPr>
-          <w:p>
-            <w:r/>
-            <w:r>
-              <w:rPr>
-                <w:sz w:val="13"/>
-              </w:rPr>
-              <w:t>External</w:t>
-            </w:r>
-          </w:p>
-        </w:tc>
-        <w:tc>
-          <w:tcPr>
-            <w:tcW w:type="dxa" w:w="1337"/>
-          </w:tcPr>
-          <w:p>
-            <w:r/>
-            <w:r>
-              <w:rPr>
-                <w:sz w:val="13"/>
-              </w:rPr>
-              <w:t>API rate limits (OpenRouter 50 requests/day)</w:t>
-            </w:r>
-          </w:p>
-        </w:tc>
-        <w:tc>
-          <w:tcPr>
-            <w:tcW w:type="dxa" w:w="1337"/>
-          </w:tcPr>
-          <w:p>
-            <w:r/>
-            <w:r>
-              <w:rPr>
-                <w:sz w:val="13"/>
-              </w:rPr>
-              <w:t>High</w:t>
-            </w:r>
-          </w:p>
-        </w:tc>
-        <w:tc>
-          <w:tcPr>
-            <w:tcW w:type="dxa" w:w="1337"/>
-          </w:tcPr>
-          <w:p>
-            <w:r/>
-            <w:r>
-              <w:rPr>
-                <w:sz w:val="13"/>
-              </w:rPr>
-              <w:t>Medium</w:t>
-            </w:r>
-          </w:p>
-        </w:tc>
-        <w:tc>
-          <w:tcPr>
-            <w:tcW w:type="dxa" w:w="1337"/>
-          </w:tcPr>
-          <w:p>
-            <w:r/>
-            <w:r>
-              <w:rPr>
-                <w:sz w:val="13"/>
-              </w:rPr>
-              <w:t>Occurred</w:t>
-            </w:r>
-          </w:p>
-        </w:tc>
-        <w:tc>
-          <w:tcPr>
-            <w:tcW w:type="dxa" w:w="1337"/>
-          </w:tcPr>
-          <w:p>
-            <w:r/>
-            <w:r>
-              <w:rPr>
-                <w:sz w:val="13"/>
-              </w:rPr>
-              <w:t>Stratified short/long split across two teammates' accounts with dedup merge</w:t>
-            </w:r>
-          </w:p>
-        </w:tc>
-      </w:tr>
-      <w:tr>
-        <w:tc>
-          <w:tcPr>
-            <w:tcW w:type="dxa" w:w="1337"/>
-          </w:tcPr>
-          <w:p>
-            <w:r/>
-            <w:r>
-              <w:rPr>
-                <w:sz w:val="13"/>
-              </w:rPr>
-              <w:t>R9</w:t>
-            </w:r>
-          </w:p>
-        </w:tc>
-        <w:tc>
-          <w:tcPr>
-            <w:tcW w:type="dxa" w:w="1337"/>
-          </w:tcPr>
-          <w:p>
-            <w:r/>
-            <w:r>
-              <w:rPr>
-                <w:sz w:val="13"/>
-              </w:rPr>
-              <w:t>Schedule</w:t>
-            </w:r>
-          </w:p>
-        </w:tc>
-        <w:tc>
-          <w:tcPr>
-            <w:tcW w:type="dxa" w:w="1337"/>
-          </w:tcPr>
-          <w:p>
-            <w:r/>
-            <w:r>
-              <w:rPr>
-                <w:sz w:val="13"/>
-              </w:rPr>
-              <w:t>Late design changes invalidate in-progress judging</w:t>
-            </w:r>
-          </w:p>
-        </w:tc>
-        <w:tc>
-          <w:tcPr>
-            <w:tcW w:type="dxa" w:w="1337"/>
-          </w:tcPr>
-          <w:p>
-            <w:r/>
-            <w:r>
-              <w:rPr>
-                <w:sz w:val="13"/>
-              </w:rPr>
-              <w:t>Medium</w:t>
-            </w:r>
-          </w:p>
-        </w:tc>
-        <w:tc>
-          <w:tcPr>
-            <w:tcW w:type="dxa" w:w="1337"/>
-          </w:tcPr>
-          <w:p>
-            <w:r/>
-            <w:r>
-              <w:rPr>
-                <w:sz w:val="13"/>
-              </w:rPr>
-              <w:t>High</w:t>
-            </w:r>
-          </w:p>
-        </w:tc>
-        <w:tc>
-          <w:tcPr>
-            <w:tcW w:type="dxa" w:w="1337"/>
-          </w:tcPr>
-          <w:p>
-            <w:r/>
-            <w:r>
-              <w:rPr>
-                <w:sz w:val="13"/>
-              </w:rPr>
-              <w:t>Active</w:t>
-            </w:r>
-          </w:p>
-        </w:tc>
-        <w:tc>
-          <w:tcPr>
-            <w:tcW w:type="dxa" w:w="1337"/>
-          </w:tcPr>
-          <w:p>
-            <w:r/>
-            <w:r>
-              <w:rPr>
-                <w:sz w:val="13"/>
-              </w:rPr>
-              <w:t>Freeze the final system outputs while teammates judge; repetition penalty moved to future work</w:t>
-            </w:r>
-          </w:p>
-        </w:tc>
-      </w:tr>
-      <w:tr>
-        <w:tc>
-          <w:tcPr>
-            <w:tcW w:type="dxa" w:w="1337"/>
-          </w:tcPr>
-          <w:p>
-            <w:r/>
-            <w:r>
-              <w:rPr>
-                <w:sz w:val="13"/>
-              </w:rPr>
-              <w:t>R10</w:t>
-            </w:r>
-          </w:p>
-        </w:tc>
-        <w:tc>
-          <w:tcPr>
-            <w:tcW w:type="dxa" w:w="1337"/>
-          </w:tcPr>
-          <w:p>
-            <w:r/>
-            <w:r>
-              <w:rPr>
-                <w:sz w:val="13"/>
-              </w:rPr>
-              <w:t>Evaluation</w:t>
-            </w:r>
-          </w:p>
-        </w:tc>
-        <w:tc>
-          <w:tcPr>
-            <w:tcW w:type="dxa" w:w="1337"/>
-          </w:tcPr>
-          <w:p>
-            <w:r/>
-            <w:r>
-              <w:rPr>
-                <w:sz w:val="13"/>
-              </w:rPr>
-              <w:t>Automatic metrics reward length or keywords, not empathy</w:t>
-            </w:r>
-          </w:p>
-        </w:tc>
-        <w:tc>
-          <w:tcPr>
-            <w:tcW w:type="dxa" w:w="1337"/>
-          </w:tcPr>
-          <w:p>
-            <w:r/>
-            <w:r>
-              <w:rPr>
-                <w:sz w:val="13"/>
-              </w:rPr>
-              <w:t>High</w:t>
-            </w:r>
-          </w:p>
-        </w:tc>
-        <w:tc>
-          <w:tcPr>
-            <w:tcW w:type="dxa" w:w="1337"/>
-          </w:tcPr>
-          <w:p>
-            <w:r/>
-            <w:r>
-              <w:rPr>
-                <w:sz w:val="13"/>
-              </w:rPr>
-              <w:t>Medium</w:t>
-            </w:r>
-          </w:p>
-        </w:tc>
-        <w:tc>
-          <w:tcPr>
-            <w:tcW w:type="dxa" w:w="1337"/>
-          </w:tcPr>
-          <w:p>
-            <w:r/>
-            <w:r>
-              <w:rPr>
-                <w:sz w:val="13"/>
-              </w:rPr>
-              <w:t>Identified</w:t>
-            </w:r>
-          </w:p>
-        </w:tc>
-        <w:tc>
-          <w:tcPr>
-            <w:tcW w:type="dxa" w:w="1337"/>
-          </w:tcPr>
-          <w:p>
-            <w:r/>
-            <w:r>
-              <w:rPr>
-                <w:sz w:val="13"/>
-              </w:rPr>
-              <w:t>Multiple independent signals: rules, WASSA, AI-judge panel, human study; length-matched analysis</w:t>
-            </w:r>
-          </w:p>
-        </w:tc>
-      </w:tr>
-      <w:tr>
-        <w:tc>
-          <w:tcPr>
-            <w:tcW w:type="dxa" w:w="1337"/>
-          </w:tcPr>
-          <w:p>
-            <w:r/>
-            <w:r>
-              <w:rPr>
-                <w:sz w:val="13"/>
-              </w:rPr>
-              <w:t>R11</w:t>
-            </w:r>
-          </w:p>
-        </w:tc>
-        <w:tc>
-          <w:tcPr>
-            <w:tcW w:type="dxa" w:w="1337"/>
-          </w:tcPr>
-          <w:p>
-            <w:r/>
-            <w:r>
-              <w:rPr>
-                <w:sz w:val="13"/>
-              </w:rPr>
-              <w:t>Ethical</w:t>
-            </w:r>
-          </w:p>
-        </w:tc>
-        <w:tc>
-          <w:tcPr>
-            <w:tcW w:type="dxa" w:w="1337"/>
-          </w:tcPr>
-          <w:p>
-            <w:r/>
-            <w:r>
-              <w:rPr>
-                <w:sz w:val="13"/>
-              </w:rPr>
-              <w:t>Unsafe reply to crisis disclosure (no self-harm category in ED labels)</w:t>
-            </w:r>
-          </w:p>
-        </w:tc>
-        <w:tc>
-          <w:tcPr>
-            <w:tcW w:type="dxa" w:w="1337"/>
-          </w:tcPr>
-          <w:p>
-            <w:r/>
-            <w:r>
-              <w:rPr>
-                <w:sz w:val="13"/>
-              </w:rPr>
-              <w:t>Low</w:t>
-            </w:r>
-          </w:p>
-        </w:tc>
-        <w:tc>
-          <w:tcPr>
-            <w:tcW w:type="dxa" w:w="1337"/>
-          </w:tcPr>
-          <w:p>
-            <w:r/>
-            <w:r>
-              <w:rPr>
-                <w:sz w:val="13"/>
-              </w:rPr>
-              <w:t>Very high</w:t>
-            </w:r>
-          </w:p>
-        </w:tc>
-        <w:tc>
-          <w:tcPr>
-            <w:tcW w:type="dxa" w:w="1337"/>
-          </w:tcPr>
-          <w:p>
-            <w:r/>
-            <w:r>
-              <w:rPr>
-                <w:sz w:val="13"/>
-              </w:rPr>
-              <w:t>Identified</w:t>
-            </w:r>
-          </w:p>
-        </w:tc>
-        <w:tc>
-          <w:tcPr>
-            <w:tcW w:type="dxa" w:w="1337"/>
-          </w:tcPr>
-          <w:p>
-            <w:r/>
-            <w:r>
-              <w:rPr>
-                <w:sz w:val="13"/>
-              </w:rPr>
-              <w:t>Disclaimer and helplines in demo UI; stated as limitation; crisis gate listed as future work</w:t>
-            </w:r>
-          </w:p>
-        </w:tc>
-      </w:tr>
-      <w:tr>
-        <w:tc>
-          <w:tcPr>
-            <w:tcW w:type="dxa" w:w="1337"/>
-          </w:tcPr>
-          <w:p>
-            <w:r/>
-            <w:r>
-              <w:rPr>
-                <w:sz w:val="13"/>
-              </w:rPr>
-              <w:t>R12</w:t>
-            </w:r>
-          </w:p>
-        </w:tc>
-        <w:tc>
-          <w:tcPr>
-            <w:tcW w:type="dxa" w:w="1337"/>
-          </w:tcPr>
-          <w:p>
-            <w:r/>
-            <w:r>
-              <w:rPr>
-                <w:sz w:val="13"/>
-              </w:rPr>
-              <w:t>Team</w:t>
-            </w:r>
-          </w:p>
-        </w:tc>
-        <w:tc>
-          <w:tcPr>
-            <w:tcW w:type="dxa" w:w="1337"/>
-          </w:tcPr>
-          <w:p>
-            <w:r/>
-            <w:r>
-              <w:rPr>
-                <w:sz w:val="13"/>
-              </w:rPr>
-              <w:t>Only one member can run GPU work</w:t>
-            </w:r>
-          </w:p>
-        </w:tc>
-        <w:tc>
-          <w:tcPr>
-            <w:tcW w:type="dxa" w:w="1337"/>
-          </w:tcPr>
-          <w:p>
-            <w:r/>
-            <w:r>
-              <w:rPr>
-                <w:sz w:val="13"/>
-              </w:rPr>
-              <w:t>High</w:t>
-            </w:r>
-          </w:p>
-        </w:tc>
-        <w:tc>
-          <w:tcPr>
-            <w:tcW w:type="dxa" w:w="1337"/>
-          </w:tcPr>
-          <w:p>
-            <w:r/>
-            <w:r>
-              <w:rPr>
-                <w:sz w:val="13"/>
-              </w:rPr>
-              <w:t>Medium</w:t>
-            </w:r>
-          </w:p>
-        </w:tc>
-        <w:tc>
-          <w:tcPr>
-            <w:tcW w:type="dxa" w:w="1337"/>
-          </w:tcPr>
-          <w:p>
-            <w:r/>
-            <w:r>
-              <w:rPr>
-                <w:sz w:val="13"/>
-              </w:rPr>
-              <w:t>Active</w:t>
-            </w:r>
-          </w:p>
-        </w:tc>
-        <w:tc>
-          <w:tcPr>
-            <w:tcW w:type="dxa" w:w="1337"/>
-          </w:tcPr>
-          <w:p>
-            <w:r/>
-            <w:r>
-              <w:rPr>
-                <w:sz w:val="13"/>
-              </w:rPr>
-              <w:t>No-GPU tasks (judging, writing, human eval) assigned to teammates with written command guides</w:t>
-            </w:r>
-          </w:p>
-        </w:tc>
-      </w:tr>
-    </w:tbl>
-    <w:p/>
-    <w:p>
-      <w:r>
-        <w:rPr>
-          <w:i/>
-          <w:sz w:val="20"/>
-        </w:rPr>
-        <w:t>Table 3.6: Risk register</w:t>
-      </w:r>
-    </w:p>
-    <w:p>
-      <w:pPr>
-        <w:pStyle w:val="Heading2"/>
-      </w:pPr>
-      <w:r>
-        <w:t>3.7.3 Key Risks and Their Handling</w:t>
-      </w:r>
-    </w:p>
-    <w:p>
-      <w:pPr>
-        <w:spacing w:after="120"/>
-      </w:pPr>
-      <w:r>
-        <w:rPr>
-          <w:b/>
-        </w:rPr>
-        <w:t>Silent technical failure (R3).</w:t>
-      </w:r>
-      <w:r>
-        <w:t xml:space="preserve"> The design uses the detector's attention weights to identify the words that most influenced its prediction. With the default attention implementation of the Transformers library [39], requesting attention weights returns an empty result without raising an error, so cue extraction silently fell back to simple text splitting while appearing to work. Had this gone unnoticed, the thesis would have described an attention mechanism that was not operating. The implementation was switched to one that returns attention weights, and an automatic check was added that stops execution if the weights are missing. This is the clearest example in the project of a structural mitigation.</w:t>
-      </w:r>
-    </w:p>
-    <w:p>
-      <w:pPr>
-        <w:spacing w:after="120"/>
-      </w:pPr>
-      <w:r>
-        <w:rPr>
-          <w:b/>
-        </w:rPr>
-        <w:t>Validity of results (R4, R5).</w:t>
-      </w:r>
-      <w:r>
-        <w:t xml:space="preserve"> Two risks threatened the correctness of reported figures rather than the schedule. First, the original detector was trained on situation descriptions but was evaluated and deployed on user messages. When evaluated on the real input, its accuracy fell from 56.9% to 48.2%, and it was retrained on the correct input. Second, a RoBERTa-large training run diverged to 5.0% accuracy because learning-rate warmup was missing. Rather than report this as a result, the cause was identified and the run repeated with warmup over 6% of training steps and a lower learning rate, reaching 53.0% accuracy.</w:t>
-      </w:r>
-    </w:p>
-    <w:p>
-      <w:pPr>
-        <w:spacing w:after="120"/>
-      </w:pPr>
-      <w:r>
-        <w:rPr>
-          <w:b/>
-        </w:rPr>
-        <w:t>Dependence on external services (R7, R8).</w:t>
-      </w:r>
-      <w:r>
-        <w:t xml:space="preserve"> Evaluation with AI judges relied on free APIs outside the team's control. During the project, several candidate judge models became unavailable through quota limits, retirement or subscription restrictions, and one provider limited its judge to 50 requests per day. These risks were mitigated by drawing the judges from independent providers, fixing the panel on the two judges that remained accessible throughout so that every system is scored by identical judges, and dividing rate-limited judging between two team members using a split that keeps every emotion category represented in each half.</w:t>
-      </w:r>
-    </w:p>
-    <w:p>
-      <w:pPr>
-        <w:pStyle w:val="Heading2"/>
-      </w:pPr>
-      <w:r>
-        <w:t>3.7.4 Residual Risks</w:t>
-      </w:r>
-    </w:p>
-    <w:p>
-      <w:pPr>
-        <w:spacing w:after="120"/>
-      </w:pPr>
-      <w:r>
-        <w:t xml:space="preserve">Two risks remain open at the time of writing. </w:t>
-      </w:r>
-      <w:r>
-        <w:rPr>
-          <w:b/>
-        </w:rPr>
-        <w:t>R9 (schedule):</w:t>
-      </w:r>
-      <w:r>
-        <w:t xml:space="preserve"> a late change to the design would invalidate the collected AI-judge scores and the human-evaluation items built from the final system's replies, so these outputs are frozen and the repetition-penalty improvement has been deferred. </w:t>
-      </w:r>
-      <w:r>
-        <w:rPr>
-          <w:b/>
-        </w:rPr>
-        <w:t>R11 (ethical):</w:t>
-      </w:r>
-      <w:r>
-        <w:t xml:space="preserve"> apart from interface disclaimers, the system has no safeguard for disclosures of suicidal thoughts. This risk has low likelihood in the evaluation setting but very high impact in any public deployment, and it must be resolved before such deployment (Section 3.4).</w:t>
+        <w:t>Two risks remain open. A late design change would invalidate the collected judge scores and the human-evaluation items, so those outputs are frozen and the repetition-penalty improvement is deferred. And apart from interface disclaimers the system still has no safeguard for disclosures of suicidal thinking, which must be resolved before any deployment (Section 3.4).</w:t>
       </w:r>
     </w:p>
     <w:p>
@@ -6478,23 +980,7 @@
         <w:spacing w:after="120"/>
       </w:pPr>
       <w:r>
-        <w:t>This section analyses the cost of developing and evaluating the system, the computing resources used, the cost-effectiveness of the main design decisions, and the constraints on commercial use.</w:t>
-      </w:r>
-    </w:p>
-    <w:p>
-      <w:pPr>
-        <w:pStyle w:val="Heading2"/>
-      </w:pPr>
-      <w:r>
-        <w:t>3.8.1 Development Cost</w:t>
-      </w:r>
-    </w:p>
-    <w:p>
-      <w:pPr>
-        <w:spacing w:after="120"/>
-      </w:pPr>
-      <w:r>
-        <w:t xml:space="preserve">The project was designed to use hardware the team already owned together with free software, models and services (Table 3.7). All models are openly released and all software libraries are open source. The dataset is freely available for non-commercial research. The AI judges were accessed through free API tiers, the demonstration interface targets the free Hugging Face Spaces CPU tier, and the human study uses Google Forms with volunteer participants. Direct monetary cost is therefore limited to electricity, internet access and the GPU workstation, </w:t>
+        <w:t xml:space="preserve">The project was designed to cost as close to nothing as possible, because the constraint a student team faces is the one a small clinic also faces. Every model is openly released, every library open source, the dataset free for non-commercial research, the judges free-tier, and the human study runs on a free questionnaire service. Direct spending is therefore limited to electricity, internet access and a GPU workstation the team already owned, </w:t>
       </w:r>
       <w:r>
         <w:rPr>
@@ -6504,7 +990,7 @@
         <w:t>[[TEAM TO FILL: purchase price in BDT, or a statement that it is an existing personal asset with no additional cost]]</w:t>
       </w:r>
       <w:r>
-        <w:t>.</w:t>
+        <w:t>. Table 3.1 gives the breakdown.</w:t>
       </w:r>
     </w:p>
     <w:tbl>
@@ -7079,15 +1565,7 @@
           <w:i/>
           <w:sz w:val="20"/>
         </w:rPr>
-        <w:t>Table 3.7: Development cost breakdown</w:t>
-      </w:r>
-    </w:p>
-    <w:p>
-      <w:pPr>
-        <w:pStyle w:val="Heading2"/>
-      </w:pPr>
-      <w:r>
-        <w:t>3.8.2 Compute Usage and Energy</w:t>
+        <w:t>Table 3.1: Development cost breakdown</w:t>
       </w:r>
     </w:p>
     <w:p>
@@ -7095,23 +1573,7 @@
         <w:spacing w:after="120"/>
       </w:pPr>
       <w:r>
-        <w:t>Training time was recorded for each detector experiment (Table 3.8). Fine-tuning RoBERTa-base took 8.8 minutes, the BERT-base and ELECTRA-base comparison models took 8.6 and 8.7 minutes, and RoBERTa-large took 64.7 minutes. An upper-bound estimate of the GPU energy consumed by a training run is</w:t>
-      </w:r>
-    </w:p>
-    <w:p>
-      <w:pPr>
-        <w:spacing w:after="120"/>
-      </w:pPr>
-      <w:r>
-        <w:t>E (kWh) = P (kW) x t (h),</w:t>
-      </w:r>
-    </w:p>
-    <w:p>
-      <w:pPr>
-        <w:spacing w:after="120"/>
-      </w:pPr>
-      <w:r>
-        <w:t xml:space="preserve">where P = 0.115 kW is the rated board power of the RTX 4060 [34]. This gives about 0.017 kWh for RoBERTa-base and 0.124 kWh for RoBERTa-large, excluding the rest of the computer. At an electricity tariff of </w:t>
+        <w:t xml:space="preserve">Energy use is equally small: at the rated 115 W of the RTX 4060 [34], fine-tuning the final detector consumed about 0.017 kWh in 8.8 minutes and RoBERTa-large about 0.124 kWh in 64.7 minutes, so at </w:t>
       </w:r>
       <w:r>
         <w:rPr>
@@ -7121,522 +1583,7 @@
         <w:t>[[TEAM TO FILL: BDT per kWh]]</w:t>
       </w:r>
       <w:r>
-        <w:t>, the cost of training the detector is negligible. Generation time for the response experiments was not recorded and is therefore not reported.</w:t>
-      </w:r>
-    </w:p>
-    <w:tbl>
-      <w:tblPr>
-        <w:tblStyle w:val="TableGrid"/>
-        <w:tblW w:type="auto" w:w="0"/>
-        <w:tblLook w:firstColumn="1" w:firstRow="1" w:lastColumn="0" w:lastRow="0" w:noHBand="0" w:noVBand="1" w:val="04A0"/>
-      </w:tblPr>
-      <w:tblGrid>
-        <w:gridCol w:w="2340"/>
-        <w:gridCol w:w="2340"/>
-        <w:gridCol w:w="2340"/>
-        <w:gridCol w:w="2340"/>
-      </w:tblGrid>
-      <w:tr>
-        <w:tc>
-          <w:tcPr>
-            <w:tcW w:type="dxa" w:w="2340"/>
-            <w:shd w:val="clear" w:color="auto" w:fill="E3EEFB"/>
-          </w:tcPr>
-          <w:p>
-            <w:r>
-              <w:rPr>
-                <w:b/>
-              </w:rPr>
-            </w:r>
-            <w:r>
-              <w:rPr>
-                <w:b/>
-                <w:sz w:val="16"/>
-              </w:rPr>
-              <w:t>Task</w:t>
-            </w:r>
-          </w:p>
-        </w:tc>
-        <w:tc>
-          <w:tcPr>
-            <w:tcW w:type="dxa" w:w="2340"/>
-            <w:shd w:val="clear" w:color="auto" w:fill="E3EEFB"/>
-          </w:tcPr>
-          <w:p>
-            <w:r>
-              <w:rPr>
-                <w:b/>
-              </w:rPr>
-            </w:r>
-            <w:r>
-              <w:rPr>
-                <w:b/>
-                <w:sz w:val="16"/>
-              </w:rPr>
-              <w:t>Hardware</w:t>
-            </w:r>
-          </w:p>
-        </w:tc>
-        <w:tc>
-          <w:tcPr>
-            <w:tcW w:type="dxa" w:w="2340"/>
-            <w:shd w:val="clear" w:color="auto" w:fill="E3EEFB"/>
-          </w:tcPr>
-          <w:p>
-            <w:r>
-              <w:rPr>
-                <w:b/>
-              </w:rPr>
-            </w:r>
-            <w:r>
-              <w:rPr>
-                <w:b/>
-                <w:sz w:val="16"/>
-              </w:rPr>
-              <w:t>Wall-clock minutes</w:t>
-            </w:r>
-          </w:p>
-        </w:tc>
-        <w:tc>
-          <w:tcPr>
-            <w:tcW w:type="dxa" w:w="2340"/>
-            <w:shd w:val="clear" w:color="auto" w:fill="E3EEFB"/>
-          </w:tcPr>
-          <w:p>
-            <w:r>
-              <w:rPr>
-                <w:b/>
-              </w:rPr>
-            </w:r>
-            <w:r>
-              <w:rPr>
-                <w:b/>
-                <w:sz w:val="16"/>
-              </w:rPr>
-              <w:t>Status</w:t>
-            </w:r>
-          </w:p>
-        </w:tc>
-      </w:tr>
-      <w:tr>
-        <w:tc>
-          <w:tcPr>
-            <w:tcW w:type="dxa" w:w="2340"/>
-          </w:tcPr>
-          <w:p>
-            <w:r/>
-            <w:r>
-              <w:rPr>
-                <w:sz w:val="16"/>
-              </w:rPr>
-              <w:t>d1 RoBERTa-base training</w:t>
-            </w:r>
-          </w:p>
-        </w:tc>
-        <w:tc>
-          <w:tcPr>
-            <w:tcW w:type="dxa" w:w="2340"/>
-          </w:tcPr>
-          <w:p>
-            <w:r/>
-            <w:r>
-              <w:rPr>
-                <w:sz w:val="16"/>
-              </w:rPr>
-              <w:t>RTX 4060 8 GB</w:t>
-            </w:r>
-          </w:p>
-        </w:tc>
-        <w:tc>
-          <w:tcPr>
-            <w:tcW w:type="dxa" w:w="2340"/>
-          </w:tcPr>
-          <w:p>
-            <w:r/>
-            <w:r>
-              <w:rPr>
-                <w:sz w:val="16"/>
-              </w:rPr>
-              <w:t>8.8</w:t>
-            </w:r>
-          </w:p>
-        </w:tc>
-        <w:tc>
-          <w:tcPr>
-            <w:tcW w:type="dxa" w:w="2340"/>
-          </w:tcPr>
-          <w:p>
-            <w:r/>
-            <w:r>
-              <w:rPr>
-                <w:sz w:val="16"/>
-              </w:rPr>
-              <w:t>recorded (d1 comparison run)</w:t>
-            </w:r>
-          </w:p>
-        </w:tc>
-      </w:tr>
-      <w:tr>
-        <w:tc>
-          <w:tcPr>
-            <w:tcW w:type="dxa" w:w="2340"/>
-          </w:tcPr>
-          <w:p>
-            <w:r/>
-            <w:r>
-              <w:rPr>
-                <w:sz w:val="16"/>
-              </w:rPr>
-              <w:t>d1 BERT-base training</w:t>
-            </w:r>
-          </w:p>
-        </w:tc>
-        <w:tc>
-          <w:tcPr>
-            <w:tcW w:type="dxa" w:w="2340"/>
-          </w:tcPr>
-          <w:p>
-            <w:r/>
-            <w:r>
-              <w:rPr>
-                <w:sz w:val="16"/>
-              </w:rPr>
-              <w:t>RTX 4060 8 GB</w:t>
-            </w:r>
-          </w:p>
-        </w:tc>
-        <w:tc>
-          <w:tcPr>
-            <w:tcW w:type="dxa" w:w="2340"/>
-          </w:tcPr>
-          <w:p>
-            <w:r/>
-            <w:r>
-              <w:rPr>
-                <w:sz w:val="16"/>
-              </w:rPr>
-              <w:t>8.6</w:t>
-            </w:r>
-          </w:p>
-        </w:tc>
-        <w:tc>
-          <w:tcPr>
-            <w:tcW w:type="dxa" w:w="2340"/>
-          </w:tcPr>
-          <w:p>
-            <w:r/>
-            <w:r>
-              <w:rPr>
-                <w:sz w:val="16"/>
-              </w:rPr>
-              <w:t>recorded</w:t>
-            </w:r>
-          </w:p>
-        </w:tc>
-      </w:tr>
-      <w:tr>
-        <w:tc>
-          <w:tcPr>
-            <w:tcW w:type="dxa" w:w="2340"/>
-          </w:tcPr>
-          <w:p>
-            <w:r/>
-            <w:r>
-              <w:rPr>
-                <w:sz w:val="16"/>
-              </w:rPr>
-              <w:t>d1 ELECTRA-base training</w:t>
-            </w:r>
-          </w:p>
-        </w:tc>
-        <w:tc>
-          <w:tcPr>
-            <w:tcW w:type="dxa" w:w="2340"/>
-          </w:tcPr>
-          <w:p>
-            <w:r/>
-            <w:r>
-              <w:rPr>
-                <w:sz w:val="16"/>
-              </w:rPr>
-              <w:t>RTX 4060 8 GB</w:t>
-            </w:r>
-          </w:p>
-        </w:tc>
-        <w:tc>
-          <w:tcPr>
-            <w:tcW w:type="dxa" w:w="2340"/>
-          </w:tcPr>
-          <w:p>
-            <w:r/>
-            <w:r>
-              <w:rPr>
-                <w:sz w:val="16"/>
-              </w:rPr>
-              <w:t>8.7</w:t>
-            </w:r>
-          </w:p>
-        </w:tc>
-        <w:tc>
-          <w:tcPr>
-            <w:tcW w:type="dxa" w:w="2340"/>
-          </w:tcPr>
-          <w:p>
-            <w:r/>
-            <w:r>
-              <w:rPr>
-                <w:sz w:val="16"/>
-              </w:rPr>
-              <w:t>recorded</w:t>
-            </w:r>
-          </w:p>
-        </w:tc>
-      </w:tr>
-      <w:tr>
-        <w:tc>
-          <w:tcPr>
-            <w:tcW w:type="dxa" w:w="2340"/>
-          </w:tcPr>
-          <w:p>
-            <w:r/>
-            <w:r>
-              <w:rPr>
-                <w:sz w:val="16"/>
-              </w:rPr>
-              <w:t>d1 RoBERTa-large training</w:t>
-            </w:r>
-          </w:p>
-        </w:tc>
-        <w:tc>
-          <w:tcPr>
-            <w:tcW w:type="dxa" w:w="2340"/>
-          </w:tcPr>
-          <w:p>
-            <w:r/>
-            <w:r>
-              <w:rPr>
-                <w:sz w:val="16"/>
-              </w:rPr>
-              <w:t>RTX 4060 8 GB</w:t>
-            </w:r>
-          </w:p>
-        </w:tc>
-        <w:tc>
-          <w:tcPr>
-            <w:tcW w:type="dxa" w:w="2340"/>
-          </w:tcPr>
-          <w:p>
-            <w:r/>
-            <w:r>
-              <w:rPr>
-                <w:sz w:val="16"/>
-              </w:rPr>
-              <w:t>64.7</w:t>
-            </w:r>
-          </w:p>
-        </w:tc>
-        <w:tc>
-          <w:tcPr>
-            <w:tcW w:type="dxa" w:w="2340"/>
-          </w:tcPr>
-          <w:p>
-            <w:r/>
-            <w:r>
-              <w:rPr>
-                <w:sz w:val="16"/>
-              </w:rPr>
-              <w:t>recorded</w:t>
-            </w:r>
-          </w:p>
-        </w:tc>
-      </w:tr>
-      <w:tr>
-        <w:tc>
-          <w:tcPr>
-            <w:tcW w:type="dxa" w:w="2340"/>
-          </w:tcPr>
-          <w:p>
-            <w:r/>
-            <w:r>
-              <w:rPr>
-                <w:sz w:val="16"/>
-              </w:rPr>
-              <w:t>Response generation, 300 conversations per system (x11 systems)</w:t>
-            </w:r>
-          </w:p>
-        </w:tc>
-        <w:tc>
-          <w:tcPr>
-            <w:tcW w:type="dxa" w:w="2340"/>
-          </w:tcPr>
-          <w:p>
-            <w:r/>
-            <w:r>
-              <w:rPr>
-                <w:sz w:val="16"/>
-              </w:rPr>
-              <w:t>RTX 4060 8 GB</w:t>
-            </w:r>
-          </w:p>
-        </w:tc>
-        <w:tc>
-          <w:tcPr>
-            <w:tcW w:type="dxa" w:w="2340"/>
-          </w:tcPr>
-          <w:p>
-            <w:r/>
-            <w:r>
-              <w:rPr>
-                <w:b/>
-                <w:color w:val="B03A00"/>
-                <w:sz w:val="16"/>
-              </w:rPr>
-              <w:t>[[TEAM TO FILL - not logged]]</w:t>
-            </w:r>
-          </w:p>
-        </w:tc>
-        <w:tc>
-          <w:tcPr>
-            <w:tcW w:type="dxa" w:w="2340"/>
-          </w:tcPr>
-          <w:p>
-            <w:r/>
-            <w:r>
-              <w:rPr>
-                <w:sz w:val="16"/>
-              </w:rPr>
-              <w:t>not recorded</w:t>
-            </w:r>
-          </w:p>
-        </w:tc>
-      </w:tr>
-      <w:tr>
-        <w:tc>
-          <w:tcPr>
-            <w:tcW w:type="dxa" w:w="2340"/>
-          </w:tcPr>
-          <w:p>
-            <w:r/>
-            <w:r>
-              <w:rPr>
-                <w:sz w:val="16"/>
-              </w:rPr>
-              <w:t>AI judging (Nemotron, gpt-oss)</w:t>
-            </w:r>
-          </w:p>
-        </w:tc>
-        <w:tc>
-          <w:tcPr>
-            <w:tcW w:type="dxa" w:w="2340"/>
-          </w:tcPr>
-          <w:p>
-            <w:r/>
-            <w:r>
-              <w:rPr>
-                <w:sz w:val="16"/>
-              </w:rPr>
-              <w:t>Cloud API, free tier</w:t>
-            </w:r>
-          </w:p>
-        </w:tc>
-        <w:tc>
-          <w:tcPr>
-            <w:tcW w:type="dxa" w:w="2340"/>
-          </w:tcPr>
-          <w:p>
-            <w:r/>
-            <w:r>
-              <w:rPr>
-                <w:sz w:val="16"/>
-              </w:rPr>
-              <w:t>network time only</w:t>
-            </w:r>
-          </w:p>
-        </w:tc>
-        <w:tc>
-          <w:tcPr>
-            <w:tcW w:type="dxa" w:w="2340"/>
-          </w:tcPr>
-          <w:p>
-            <w:r/>
-            <w:r>
-              <w:rPr>
-                <w:sz w:val="16"/>
-              </w:rPr>
-              <w:t>free tier</w:t>
-            </w:r>
-          </w:p>
-        </w:tc>
-      </w:tr>
-      <w:tr>
-        <w:tc>
-          <w:tcPr>
-            <w:tcW w:type="dxa" w:w="2340"/>
-          </w:tcPr>
-          <w:p>
-            <w:r/>
-            <w:r>
-              <w:rPr>
-                <w:sz w:val="16"/>
-              </w:rPr>
-              <w:t>WASSA scoring, 3,300 replies</w:t>
-            </w:r>
-          </w:p>
-        </w:tc>
-        <w:tc>
-          <w:tcPr>
-            <w:tcW w:type="dxa" w:w="2340"/>
-          </w:tcPr>
-          <w:p>
-            <w:r/>
-            <w:r>
-              <w:rPr>
-                <w:sz w:val="16"/>
-              </w:rPr>
-              <w:t>RTX 4060 / CPU</w:t>
-            </w:r>
-          </w:p>
-        </w:tc>
-        <w:tc>
-          <w:tcPr>
-            <w:tcW w:type="dxa" w:w="2340"/>
-          </w:tcPr>
-          <w:p>
-            <w:r/>
-            <w:r>
-              <w:rPr>
-                <w:b/>
-                <w:color w:val="B03A00"/>
-                <w:sz w:val="16"/>
-              </w:rPr>
-              <w:t>[[TEAM TO FILL]]</w:t>
-            </w:r>
-          </w:p>
-        </w:tc>
-        <w:tc>
-          <w:tcPr>
-            <w:tcW w:type="dxa" w:w="2340"/>
-          </w:tcPr>
-          <w:p>
-            <w:r/>
-            <w:r>
-              <w:rPr>
-                <w:sz w:val="16"/>
-              </w:rPr>
-              <w:t>not recorded</w:t>
-            </w:r>
-          </w:p>
-        </w:tc>
-      </w:tr>
-    </w:tbl>
-    <w:p/>
-    <w:p>
-      <w:r>
-        <w:rPr>
-          <w:i/>
-          <w:sz w:val="20"/>
-        </w:rPr>
-        <w:t>Table 3.8: Recorded compute usage</w:t>
+        <w:t xml:space="preserve"> the cost of training is negligible.</w:t>
       </w:r>
     </w:p>
     <w:p>
@@ -7644,7 +1591,57 @@
         <w:pStyle w:val="Heading2"/>
       </w:pPr>
       <w:r>
-        <w:t>3.8.3 Cost-Benefit Analysis of Design Choices</w:t>
+        <w:t>3.8.1 Cost-Benefit of the Main Design Choices</w:t>
+      </w:r>
+    </w:p>
+    <w:p>
+      <w:pPr>
+        <w:pStyle w:val="ListBullet"/>
+      </w:pPr>
+      <w:r>
+        <w:rPr>
+          <w:b/>
+        </w:rPr>
+        <w:t>Where the cheaper option also won:</w:t>
+      </w:r>
+      <w:r>
+        <w:t xml:space="preserve"> RoBERTa-large is 2.9 points more accurate than RoBERTa-base but carries 2.8 times the parameters and 7.4 times the training time, and changed no measure of reply quality when substituted into the final system. Fine-tuning the generator with LoRA cost 43 minutes of GPU time and satisfied all three rules in only 22.3% of replies, because it learns the casual style of the dataset's listeners, while prompting an instruction-tuned model needs no training and reaches 60.0%.</w:t>
+      </w:r>
+    </w:p>
+    <w:p>
+      <w:pPr>
+        <w:pStyle w:val="ListBullet"/>
+      </w:pPr>
+      <w:r>
+        <w:rPr>
+          <w:b/>
+        </w:rPr>
+        <w:t>Generator size:</w:t>
+      </w:r>
+      <w:r>
+        <w:t xml:space="preserve"> here the trade-off runs the other way. A single Qwen2.5-7B model beats our pipeline on rule adherence, empathy-classifier score and judge-rated empathy, so on quality alone it would be the better choice; but on the same GPU our system needs 38% less peak memory, 3.40 GB against 5.47 GB, with no significant difference in response time, and reaches 97.5% of that model's overall judge score.</w:t>
+      </w:r>
+    </w:p>
+    <w:p>
+      <w:pPr>
+        <w:pStyle w:val="ListBullet"/>
+      </w:pPr>
+      <w:r>
+        <w:rPr>
+          <w:b/>
+        </w:rPr>
+        <w:t>Evaluation method:</w:t>
+      </w:r>
+      <w:r>
+        <w:t xml:space="preserve"> human annotation in comparable research is paid work, roughly USD 6 per hour in one published study, whereas the free-tier AI judges produced several hundred ratings each at no cost in exchange for rate limits. The human study checks those judges rather than replacing them.</w:t>
+      </w:r>
+    </w:p>
+    <w:p>
+      <w:pPr>
+        <w:pStyle w:val="Heading2"/>
+      </w:pPr>
+      <w:r>
+        <w:t>3.8.2 Operating and Commercial Constraints</w:t>
       </w:r>
     </w:p>
     <w:p>
@@ -7652,485 +1649,7 @@
         <w:spacing w:after="120"/>
       </w:pPr>
       <w:r>
-        <w:rPr>
-          <w:b/>
-        </w:rPr>
-        <w:t>Detector size.</w:t>
-      </w:r>
-      <w:r>
-        <w:t xml:space="preserve"> Compared with RoBERTa-base, RoBERTa-large improves top-1 accuracy by 2.9 percentage points (53.0% against 50.1%) and top-5 accuracy by 2.2 points, both statistically significant, but it has 2.8 times as many parameters and needs 7.4 times the training time (Table 3.9). We measured the benefit directly by running the final system with RoBERTa-large as its detector (Table 5.13). Rule adherence (60.0% against 54.7%), WASSA empathy (5.05 against 5.01) and emotion validation (36.7% against 38.0%) showed no significant change. Because the additional cost bought no measurable improvement in the replies, RoBERTa-base was retained.</w:t>
-      </w:r>
-    </w:p>
-    <w:tbl>
-      <w:tblPr>
-        <w:tblStyle w:val="TableGrid"/>
-        <w:tblW w:type="auto" w:w="0"/>
-        <w:tblLook w:firstColumn="1" w:firstRow="1" w:lastColumn="0" w:lastRow="0" w:noHBand="0" w:noVBand="1" w:val="04A0"/>
-      </w:tblPr>
-      <w:tblGrid>
-        <w:gridCol w:w="1872"/>
-        <w:gridCol w:w="1872"/>
-        <w:gridCol w:w="1872"/>
-        <w:gridCol w:w="1872"/>
-        <w:gridCol w:w="1872"/>
-      </w:tblGrid>
-      <w:tr>
-        <w:tc>
-          <w:tcPr>
-            <w:tcW w:type="dxa" w:w="1872"/>
-            <w:shd w:val="clear" w:color="auto" w:fill="E3EEFB"/>
-          </w:tcPr>
-          <w:p>
-            <w:r>
-              <w:rPr>
-                <w:b/>
-              </w:rPr>
-            </w:r>
-            <w:r>
-              <w:rPr>
-                <w:b/>
-                <w:sz w:val="16"/>
-              </w:rPr>
-              <w:t>Backbone</w:t>
-            </w:r>
-          </w:p>
-        </w:tc>
-        <w:tc>
-          <w:tcPr>
-            <w:tcW w:type="dxa" w:w="1872"/>
-            <w:shd w:val="clear" w:color="auto" w:fill="E3EEFB"/>
-          </w:tcPr>
-          <w:p>
-            <w:r>
-              <w:rPr>
-                <w:b/>
-              </w:rPr>
-            </w:r>
-            <w:r>
-              <w:rPr>
-                <w:b/>
-                <w:sz w:val="16"/>
-              </w:rPr>
-              <w:t>Parameters (M)</w:t>
-            </w:r>
-          </w:p>
-        </w:tc>
-        <w:tc>
-          <w:tcPr>
-            <w:tcW w:type="dxa" w:w="1872"/>
-            <w:shd w:val="clear" w:color="auto" w:fill="E3EEFB"/>
-          </w:tcPr>
-          <w:p>
-            <w:r>
-              <w:rPr>
-                <w:b/>
-              </w:rPr>
-            </w:r>
-            <w:r>
-              <w:rPr>
-                <w:b/>
-                <w:sz w:val="16"/>
-              </w:rPr>
-              <w:t>Top-1 acc (%)</w:t>
-            </w:r>
-          </w:p>
-        </w:tc>
-        <w:tc>
-          <w:tcPr>
-            <w:tcW w:type="dxa" w:w="1872"/>
-            <w:shd w:val="clear" w:color="auto" w:fill="E3EEFB"/>
-          </w:tcPr>
-          <w:p>
-            <w:r>
-              <w:rPr>
-                <w:b/>
-              </w:rPr>
-            </w:r>
-            <w:r>
-              <w:rPr>
-                <w:b/>
-                <w:sz w:val="16"/>
-              </w:rPr>
-              <w:t>Top-5 acc (%)</w:t>
-            </w:r>
-          </w:p>
-        </w:tc>
-        <w:tc>
-          <w:tcPr>
-            <w:tcW w:type="dxa" w:w="1872"/>
-            <w:shd w:val="clear" w:color="auto" w:fill="E3EEFB"/>
-          </w:tcPr>
-          <w:p>
-            <w:r>
-              <w:rPr>
-                <w:b/>
-              </w:rPr>
-            </w:r>
-            <w:r>
-              <w:rPr>
-                <w:b/>
-                <w:sz w:val="16"/>
-              </w:rPr>
-              <w:t>Train time (min)</w:t>
-            </w:r>
-          </w:p>
-        </w:tc>
-      </w:tr>
-      <w:tr>
-        <w:tc>
-          <w:tcPr>
-            <w:tcW w:type="dxa" w:w="1872"/>
-          </w:tcPr>
-          <w:p>
-            <w:r/>
-            <w:r>
-              <w:rPr>
-                <w:sz w:val="16"/>
-              </w:rPr>
-              <w:t>bert-base-uncased</w:t>
-            </w:r>
-          </w:p>
-        </w:tc>
-        <w:tc>
-          <w:tcPr>
-            <w:tcW w:type="dxa" w:w="1872"/>
-          </w:tcPr>
-          <w:p>
-            <w:r/>
-            <w:r>
-              <w:rPr>
-                <w:sz w:val="16"/>
-              </w:rPr>
-              <w:t>110</w:t>
-            </w:r>
-          </w:p>
-        </w:tc>
-        <w:tc>
-          <w:tcPr>
-            <w:tcW w:type="dxa" w:w="1872"/>
-          </w:tcPr>
-          <w:p>
-            <w:r/>
-            <w:r>
-              <w:rPr>
-                <w:sz w:val="16"/>
-              </w:rPr>
-              <w:t>48.8</w:t>
-            </w:r>
-          </w:p>
-        </w:tc>
-        <w:tc>
-          <w:tcPr>
-            <w:tcW w:type="dxa" w:w="1872"/>
-          </w:tcPr>
-          <w:p>
-            <w:r/>
-            <w:r>
-              <w:rPr>
-                <w:sz w:val="16"/>
-              </w:rPr>
-              <w:t>81.7</w:t>
-            </w:r>
-          </w:p>
-        </w:tc>
-        <w:tc>
-          <w:tcPr>
-            <w:tcW w:type="dxa" w:w="1872"/>
-          </w:tcPr>
-          <w:p>
-            <w:r/>
-            <w:r>
-              <w:rPr>
-                <w:sz w:val="16"/>
-              </w:rPr>
-              <w:t>8.6</w:t>
-            </w:r>
-          </w:p>
-        </w:tc>
-      </w:tr>
-      <w:tr>
-        <w:tc>
-          <w:tcPr>
-            <w:tcW w:type="dxa" w:w="1872"/>
-          </w:tcPr>
-          <w:p>
-            <w:r/>
-            <w:r>
-              <w:rPr>
-                <w:sz w:val="16"/>
-              </w:rPr>
-              <w:t>google/electra-base-discriminator</w:t>
-            </w:r>
-          </w:p>
-        </w:tc>
-        <w:tc>
-          <w:tcPr>
-            <w:tcW w:type="dxa" w:w="1872"/>
-          </w:tcPr>
-          <w:p>
-            <w:r/>
-            <w:r>
-              <w:rPr>
-                <w:sz w:val="16"/>
-              </w:rPr>
-              <w:t>110</w:t>
-            </w:r>
-          </w:p>
-        </w:tc>
-        <w:tc>
-          <w:tcPr>
-            <w:tcW w:type="dxa" w:w="1872"/>
-          </w:tcPr>
-          <w:p>
-            <w:r/>
-            <w:r>
-              <w:rPr>
-                <w:sz w:val="16"/>
-              </w:rPr>
-              <w:t>50.2</w:t>
-            </w:r>
-          </w:p>
-        </w:tc>
-        <w:tc>
-          <w:tcPr>
-            <w:tcW w:type="dxa" w:w="1872"/>
-          </w:tcPr>
-          <w:p>
-            <w:r/>
-            <w:r>
-              <w:rPr>
-                <w:sz w:val="16"/>
-              </w:rPr>
-              <w:t>82.7</w:t>
-            </w:r>
-          </w:p>
-        </w:tc>
-        <w:tc>
-          <w:tcPr>
-            <w:tcW w:type="dxa" w:w="1872"/>
-          </w:tcPr>
-          <w:p>
-            <w:r/>
-            <w:r>
-              <w:rPr>
-                <w:sz w:val="16"/>
-              </w:rPr>
-              <w:t>8.7</w:t>
-            </w:r>
-          </w:p>
-        </w:tc>
-      </w:tr>
-      <w:tr>
-        <w:tc>
-          <w:tcPr>
-            <w:tcW w:type="dxa" w:w="1872"/>
-          </w:tcPr>
-          <w:p>
-            <w:r/>
-            <w:r>
-              <w:rPr>
-                <w:sz w:val="16"/>
-              </w:rPr>
-              <w:t>roberta-base</w:t>
-            </w:r>
-          </w:p>
-        </w:tc>
-        <w:tc>
-          <w:tcPr>
-            <w:tcW w:type="dxa" w:w="1872"/>
-          </w:tcPr>
-          <w:p>
-            <w:r/>
-            <w:r>
-              <w:rPr>
-                <w:sz w:val="16"/>
-              </w:rPr>
-              <w:t>125</w:t>
-            </w:r>
-          </w:p>
-        </w:tc>
-        <w:tc>
-          <w:tcPr>
-            <w:tcW w:type="dxa" w:w="1872"/>
-          </w:tcPr>
-          <w:p>
-            <w:r/>
-            <w:r>
-              <w:rPr>
-                <w:sz w:val="16"/>
-              </w:rPr>
-              <w:t>50.1</w:t>
-            </w:r>
-          </w:p>
-        </w:tc>
-        <w:tc>
-          <w:tcPr>
-            <w:tcW w:type="dxa" w:w="1872"/>
-          </w:tcPr>
-          <w:p>
-            <w:r/>
-            <w:r>
-              <w:rPr>
-                <w:sz w:val="16"/>
-              </w:rPr>
-              <w:t>85</w:t>
-            </w:r>
-          </w:p>
-        </w:tc>
-        <w:tc>
-          <w:tcPr>
-            <w:tcW w:type="dxa" w:w="1872"/>
-          </w:tcPr>
-          <w:p>
-            <w:r/>
-            <w:r>
-              <w:rPr>
-                <w:sz w:val="16"/>
-              </w:rPr>
-              <w:t>8.8</w:t>
-            </w:r>
-          </w:p>
-        </w:tc>
-      </w:tr>
-      <w:tr>
-        <w:tc>
-          <w:tcPr>
-            <w:tcW w:type="dxa" w:w="1872"/>
-          </w:tcPr>
-          <w:p>
-            <w:r/>
-            <w:r>
-              <w:rPr>
-                <w:sz w:val="16"/>
-              </w:rPr>
-              <w:t>roberta-large</w:t>
-            </w:r>
-          </w:p>
-        </w:tc>
-        <w:tc>
-          <w:tcPr>
-            <w:tcW w:type="dxa" w:w="1872"/>
-          </w:tcPr>
-          <w:p>
-            <w:r/>
-            <w:r>
-              <w:rPr>
-                <w:sz w:val="16"/>
-              </w:rPr>
-              <w:t>355</w:t>
-            </w:r>
-          </w:p>
-        </w:tc>
-        <w:tc>
-          <w:tcPr>
-            <w:tcW w:type="dxa" w:w="1872"/>
-          </w:tcPr>
-          <w:p>
-            <w:r/>
-            <w:r>
-              <w:rPr>
-                <w:sz w:val="16"/>
-              </w:rPr>
-              <w:t>53</w:t>
-            </w:r>
-          </w:p>
-        </w:tc>
-        <w:tc>
-          <w:tcPr>
-            <w:tcW w:type="dxa" w:w="1872"/>
-          </w:tcPr>
-          <w:p>
-            <w:r/>
-            <w:r>
-              <w:rPr>
-                <w:sz w:val="16"/>
-              </w:rPr>
-              <w:t>87.2</w:t>
-            </w:r>
-          </w:p>
-        </w:tc>
-        <w:tc>
-          <w:tcPr>
-            <w:tcW w:type="dxa" w:w="1872"/>
-          </w:tcPr>
-          <w:p>
-            <w:r/>
-            <w:r>
-              <w:rPr>
-                <w:sz w:val="16"/>
-              </w:rPr>
-              <w:t>64.7</w:t>
-            </w:r>
-          </w:p>
-        </w:tc>
-      </w:tr>
-    </w:tbl>
-    <w:p/>
-    <w:p>
-      <w:r>
-        <w:rPr>
-          <w:i/>
-          <w:sz w:val="20"/>
-        </w:rPr>
-        <w:t>Table 3.9: Size, accuracy and training cost of the candidate detectors</w:t>
-      </w:r>
-    </w:p>
-    <w:p>
-      <w:pPr>
-        <w:spacing w:after="120"/>
-      </w:pPr>
-      <w:r>
-        <w:rPr>
-          <w:b/>
-        </w:rPr>
-        <w:t>Fine-tuning compared with prompting the generator.</w:t>
-      </w:r>
-      <w:r>
-        <w:t xml:space="preserve"> Fine-tuning the generator with LoRA consumed 43 minutes of GPU time and produced a model that follows all three rules in only 22.3% of replies, because it learns the casual style of the dataset's listener replies. Prompting an instruction-tuned model requires no training and achieves 60.0% for the final system. For this task, prompting is superior in both cost and quality.</w:t>
-      </w:r>
-    </w:p>
-    <w:p>
-      <w:pPr>
-        <w:spacing w:after="120"/>
-      </w:pPr>
-      <w:r>
-        <w:rPr>
-          <w:b/>
-        </w:rPr>
-        <w:t>Generator size.</w:t>
-      </w:r>
-      <w:r>
-        <w:t xml:space="preserve"> Here the trade-off runs the other way. A single Qwen2.5-7B model, with 7.6 billion parameters and using about 5.6 GB of GPU memory in 4-bit form, outperforms our pipeline, whose generator has 3.8 billion parameters, on rule adherence (82.3% against 60.0%), WASSA empathy (5.76 against 5.05) and AI-judge empathy (8.15 against 7.84). If output quality were the only objective, the larger single model would be preferred. Measured on the same GPU, however, our pipeline needs 38% less peak GPU memory than the larger model (3.40 GB against 5.47 GB) with no significant difference in response time (4.17 s against 3.91 s per reply; Section 5.5.7), so it can run on hardware with less memory while reaching 97.5% of the larger model's overall AI-judge score. It is not cheaper to run than the Qwen2.5-1.5B single model, which is lighter and 2.6 times faster but produces significantly less empathetic replies. The decoupled design is retained for this balance and for its inspectability, since the candidate emotions, the chosen emotion and the words that drove the decision are all visible and can be acted upon.</w:t>
-      </w:r>
-    </w:p>
-    <w:p>
-      <w:pPr>
-        <w:spacing w:after="120"/>
-      </w:pPr>
-      <w:r>
-        <w:rPr>
-          <w:b/>
-        </w:rPr>
-        <w:t>Evaluation method.</w:t>
-      </w:r>
-      <w:r>
-        <w:t xml:space="preserve"> Human annotation in comparable research is paid; for example, Belay et al. report paying annotators about USD 6 per hour. The free-tier AI judges in this project produced several hundred judgements each at no monetary cost, in exchange for rate limits and the need to replace unavailable judges (Section 3.7). The human study is used to validate these judges rather than to replace them.</w:t>
-      </w:r>
-    </w:p>
-    <w:p>
-      <w:pPr>
-        <w:pStyle w:val="Heading2"/>
-      </w:pPr>
-      <w:r>
-        <w:t>3.8.4 Operating Cost</w:t>
-      </w:r>
-    </w:p>
-    <w:p>
-      <w:pPr>
-        <w:spacing w:after="120"/>
-      </w:pPr>
-      <w:r>
-        <w:t xml:space="preserve">A self-hosted deployment incurs the hardware and electricity costs described above but no per-message fees, and no user message leaves the host. A deployment based on a commercial LLM API would instead incur a fee for every message, </w:t>
+        <w:t xml:space="preserve">A self-hosted deployment carries the cost above, no per-message fee and no message leaving the host, whereas a commercial LLM API pays for every message, </w:t>
       </w:r>
       <w:r>
         <w:rPr>
@@ -8140,7 +1659,7 @@
         <w:t>[[TEAM TO FILL: current published price per million input and output tokens for a named commercial model, with the date checked]]</w:t>
       </w:r>
       <w:r>
-        <w:t xml:space="preserve">. A free CPU host with 2 virtual CPUs and 16 GB of memory costs nothing but would respond considerably more slowly than the 4.17 seconds per reply measured on the project's GPU (Section 5.5.7); latency on such a host was not measured. </w:t>
+        <w:t xml:space="preserve">. A free CPU host costs nothing but answers far more slowly than the 4.17 s measured here. </w:t>
       </w:r>
       <w:r>
         <w:rPr>
@@ -8149,21 +1668,8 @@
         </w:rPr>
         <w:t>[[TEAM TO FILL: if the demonstration is deployed, add its measured response time.]]</w:t>
       </w:r>
-    </w:p>
-    <w:p>
-      <w:pPr>
-        <w:pStyle w:val="Heading2"/>
-      </w:pPr>
       <w:r>
-        <w:t>3.8.5 Commercial Constraints</w:t>
-      </w:r>
-    </w:p>
-    <w:p>
-      <w:pPr>
-        <w:spacing w:after="120"/>
-      </w:pPr>
-      <w:r>
-        <w:t>EmpatheticDialogues is licensed under CC BY-NC 4.0, which forbids commercial use. Because the detector is trained on this data, the system as built cannot be sold or used in a paid service. Commercial use would require retraining the detector on commercially licensed or newly collected data. The generator and the detector backbone are MIT-licensed and impose no such restriction (Table 3.2).</w:t>
+        <w:t xml:space="preserve"> One legal constraint also applies: because EmpatheticDialogues is CC BY-NC 4.0, the system cannot be sold without retraining the detector.</w:t>
       </w:r>
     </w:p>
     <w:sectPr>

--- a/final writing/Chapter_3_Requirements_Impacts_Constraints.docx
+++ b/final writing/Chapter_3_Requirements_Impacts_Constraints.docx
@@ -31,7 +31,7 @@
         <w:spacing w:after="120"/>
       </w:pPr>
       <w:r>
-        <w:t>The requirements were fixed before the final round of development and did not change afterwards. Each is written so that it can be checked by measurement rather than opinion; Table A.1 records how every one was tested and what the test produced.</w:t>
+        <w:t>This work had to satisfy technical and methodological criteria at once. Technically, two models had to run together on a single consumer graphics card and answer within a few seconds: a RoBERTa-base classifier that reads the user's message and returns the three most likely emotions together with the words that drove the decision, and a 3.8-billion-parameter instruction model, quantised to 4 bits, that chooses one of those emotions and writes the reply. Methodologically, every design choice had to be settled by measurement on the same held-out conversations rather than by preference, and every number in this thesis had to be reproducible from saved outputs. The requirements below were fixed before the final round of development and did not change afterwards; each is stated so that it can be checked by measurement rather than opinion, and Table A.1 records how every one was tested and what the test produced.</w:t>
       </w:r>
     </w:p>
     <w:p>
@@ -53,7 +53,7 @@
         <w:t>F1 - Emotion detection from the user's own words:</w:t>
       </w:r>
       <w:r>
-        <w:t xml:space="preserve"> the system reads the message the user actually writes, not a summary of it, and identifies the emotion among the 32 categories of EmpatheticDialogues [2].</w:t>
+        <w:t xml:space="preserve"> the emotion is read from the message the user actually writes, among the 32 categories of EmpatheticDialogues [2].</w:t>
       </w:r>
     </w:p>
     <w:p>
@@ -67,7 +67,7 @@
         <w:t>F2 - Candidate emotions, not a single guess:</w:t>
       </w:r>
       <w:r>
-        <w:t xml:space="preserve"> the detector returns several likely emotions with a confidence each, so the generator is not forced to accept one possibly wrong label.</w:t>
+        <w:t xml:space="preserve"> the detector returns several likely emotions with a confidence each.</w:t>
       </w:r>
     </w:p>
     <w:p>
@@ -81,7 +81,7 @@
         <w:t>F3 - A visible emotional decision:</w:t>
       </w:r>
       <w:r>
-        <w:t xml:space="preserve"> every reply carries the candidate emotions, the emotion finally used, and the words that drove that decision.</w:t>
+        <w:t xml:space="preserve"> every reply carries the candidates, the emotion used and the words behind it.</w:t>
       </w:r>
     </w:p>
     <w:p>
@@ -95,7 +95,7 @@
         <w:t>F4 - Guided generation:</w:t>
       </w:r>
       <w:r>
-        <w:t xml:space="preserve"> the generator receives wording prepared for the selected emotion rather than one instruction covering all emotions.</w:t>
+        <w:t xml:space="preserve"> the generator receives wording prepared for the selected emotion.</w:t>
       </w:r>
     </w:p>
     <w:p>
@@ -123,7 +123,7 @@
         <w:t>F6 - Multi-turn conversation:</w:t>
       </w:r>
       <w:r>
-        <w:t xml:space="preserve"> the same components hold a conversation over several turns and notice when the emotion changes.</w:t>
+        <w:t xml:space="preserve"> the components hold a conversation over several turns and notice when the emotion changes.</w:t>
       </w:r>
     </w:p>
     <w:p>
@@ -159,7 +159,7 @@
         <w:t>N2 - Privacy by locality:</w:t>
       </w:r>
       <w:r>
-        <w:t xml:space="preserve"> no user message has to leave the device during normal use.</w:t>
+        <w:t xml:space="preserve"> no user message has to leave the device.</w:t>
       </w:r>
     </w:p>
     <w:p>
@@ -187,7 +187,7 @@
         <w:t>N4 - Reproducibility:</w:t>
       </w:r>
       <w:r>
-        <w:t xml:space="preserve"> every reported number can be regenerated from saved outputs and scripts, with fixed random seeds.</w:t>
+        <w:t xml:space="preserve"> every number can be regenerated from saved outputs, with fixed seeds.</w:t>
       </w:r>
     </w:p>
     <w:p>
@@ -201,7 +201,7 @@
         <w:t>N5 - Inspectability:</w:t>
       </w:r>
       <w:r>
-        <w:t xml:space="preserve"> each component can be replaced and tested alone, so a failure is traceable to one of them.</w:t>
+        <w:t xml:space="preserve"> each component can be replaced and tested alone.</w:t>
       </w:r>
     </w:p>
     <w:p>
@@ -215,7 +215,7 @@
         <w:t>N6 - Cost:</w:t>
       </w:r>
       <w:r>
-        <w:t xml:space="preserve"> only openly available models, datasets and free service tiers are used.</w:t>
+        <w:t xml:space="preserve"> only open models, datasets and free service tiers are used.</w:t>
       </w:r>
     </w:p>
     <w:p>
@@ -223,7 +223,7 @@
         <w:pStyle w:val="Heading2"/>
       </w:pPr>
       <w:r>
-        <w:t>3.1.3 Constraints and Assumptions</w:t>
+        <w:t>3.1.3 Hardware and Software Requirements</w:t>
       </w:r>
     </w:p>
     <w:p>
@@ -231,7 +231,59 @@
         <w:spacing w:after="120"/>
       </w:pPr>
       <w:r>
-        <w:t>The work was bound by one GPU-equipped machine with 8 GB of video memory, the non-commercial licence of EmpatheticDialogues [20], the daily limits of free evaluation services, and a fixed academic calendar. Three assumptions are stated openly: that the single emotion label given with each conversation is an acceptable if imperfect reference; that an empathy classifier and AI judges stand in reasonably for human perception, which the human study tests; and that the first message carries enough signal for the detector.</w:t>
+        <w:rPr>
+          <w:b/>
+        </w:rPr>
+        <w:t>Hardware specifications:</w:t>
+      </w:r>
+      <w:r>
+        <w:t xml:space="preserve"> all training, generation and benchmarking ran on one machine with an NVIDIA GeForce RTX 4060 holding 8 GB of video memory, 16 GB of system memory and a solid-state disk for the model cache, under Windows 11. That card is a requirement rather than a limitation, because the design target was a system a counselling service could host on an ordinary computer. It sets the ceiling the design works under, since the detector, the quantised generator and their activations must fit in 8 GB together, and it is the hardware on which the 3.40 GB peak memory and 4.17 seconds per reply of Chapter 5 were measured.</w:t>
+      </w:r>
+    </w:p>
+    <w:p>
+      <w:pPr>
+        <w:spacing w:after="120"/>
+      </w:pPr>
+      <w:r>
+        <w:rPr>
+          <w:b/>
+        </w:rPr>
+        <w:t>Software requirements:</w:t>
+      </w:r>
+      <w:r>
+        <w:t xml:space="preserve"> the system was built in Python 3.10 with PyTorch 2.5.1 on CUDA 12.1 [35] and Hugging Face Transformers 5.16.1 [36], which supply the pre-trained encoder and the instruction-tuned generator. Fine-tuning used PEFT for low-rank adaptation and bitsandbytes for 4-bit NF4 quantisation, without which the generator would not fit in 8 GB. Evaluation used SciPy [37] and scikit-learn [38] for the paired tests and classification metrics, sentence-transformers for the retrieval baseline, the WASSA 2024 empathy classifier [17], and the OpenRouter and Groq APIs for the judges. The demonstration uses Gradio and the human study Google Forms, and exact library versions are listed in the appendix.</w:t>
+      </w:r>
+    </w:p>
+    <w:p>
+      <w:pPr>
+        <w:pStyle w:val="Heading2"/>
+      </w:pPr>
+      <w:r>
+        <w:t>3.1.4 Data Requirements</w:t>
+      </w:r>
+    </w:p>
+    <w:p>
+      <w:pPr>
+        <w:spacing w:after="120"/>
+      </w:pPr>
+      <w:r>
+        <w:t>The work needed conversational data labelled with fine-grained emotions, which EmpatheticDialogues supplies: 23,144 conversations and 88,687 utterances, each conversation carrying one of 32 emotion labels, split by its authors into 17,839 conversations for training, 2,763 for validation and 2,542 for testing [2]. The detector is trained on the first message of each conversation, the text it receives in use, giving 17,780 training pairs. Reply quality is measured on 300 held-out conversations answered by every system, of which the AI judges score a stratified sample of 64. The corpus is released under a non-commercial research licence [20].</w:t>
+      </w:r>
+    </w:p>
+    <w:p>
+      <w:pPr>
+        <w:pStyle w:val="Heading2"/>
+      </w:pPr>
+      <w:r>
+        <w:t>3.1.5 Design Constraints</w:t>
+      </w:r>
+    </w:p>
+    <w:p>
+      <w:pPr>
+        <w:spacing w:after="120"/>
+      </w:pPr>
+      <w:r>
+        <w:t>Several constraints shaped the design rather than merely limiting it. The 8 GB memory budget ruled out an unquantised generator and any model much above 8 billion parameters, which is why the generator is quantised and the detector deliberately small. The dataset gives one emotion label per conversation although a message often carries several feelings at once, so detection accuracy is measured against a reference that is itself imperfect. The free evaluation services impose daily request limits, which capped the AI-judge sample at 64 conversations per system, and access to volunteers limited the human study to a short questionnaire. The project also had one GPU shared between three members and a fixed academic deadline, so experiments were sequenced by cost: cheap local measures first, and rate-limited evaluation only for designs that had already earned it.</w:t>
       </w:r>
     </w:p>
     <w:p>
@@ -297,7 +349,7 @@
         <w:t>A first step towards professional help:</w:t>
       </w:r>
       <w:r>
-        <w:t xml:space="preserve"> it is not a therapist and must not replace one, but it can hold the first conversation, help a person put a feeling into words, and make contacting a counsellor feel like a smaller step.</w:t>
+        <w:t xml:space="preserve"> it is not a therapist and must not replace one, but it can hold the first conversation and make contacting a counsellor feel like a smaller step.</w:t>
       </w:r>
     </w:p>
     <w:p>
@@ -369,7 +421,7 @@
         <w:t>Substitution for real help:</w:t>
       </w:r>
       <w:r>
-        <w:t xml:space="preserve"> a person in distress may keep talking to a machine instead of contacting a professional. The emotion categories contain nothing for suicidal thinking and there is no crisis filter, so the system must never be presented as a mental-health service; any deployment needs a reviewed filter, a referral path and a visible helpline number [35].</w:t>
+        <w:t xml:space="preserve"> a person in distress may keep talking to a machine instead of contacting a professional. The emotion categories contain nothing for suicidal thinking and there is no crisis filter, so the system must never be presented as a mental-health service; any deployment needs a reviewed filter, a referral path and a visible helpline number [39].</w:t>
       </w:r>
     </w:p>
     <w:p>
@@ -429,7 +481,7 @@
         <w:spacing w:after="120"/>
       </w:pPr>
       <w:r>
-        <w:t>The design choice examined in this thesis also has a direct environmental consequence. Within statistical error the system matches the AI-judge scores of a single model with 1.9 times its parameters while using 38% less GPU memory, 3.40 GB against 5.47 GB, at the same time per generated token, so a service that would otherwise need a data-centre GPU can run on a mid-range consumer card. Three properties reduce the footprint further: RoBERTa-base at 125 million parameters gives the same reply quality as RoBERTa-large at 355 million, so the larger detector's extra energy buys nothing; the generator is quantised to 4 bits; and because everything runs locally, no message travels to a data centre and back.</w:t>
+        <w:t>The design also has a direct environmental consequence in use: within statistical error the system matches the AI-judge scores of a single model with 1.9 times its parameters while using 38% less GPU memory, so a service that would otherwise need a data-centre GPU can run on a mid-range consumer card, and because everything runs locally no message travels to a data centre and back.</w:t>
       </w:r>
     </w:p>
     <w:p>
@@ -437,7 +489,7 @@
         <w:spacing w:after="120"/>
       </w:pPr>
       <w:r>
-        <w:t>The project also bought no new hardware: it ran on a computer the team already owned, and the 8 GB limit was set precisely so that none would be needed.</w:t>
+        <w:t>The project also bought no new hardware, and the 8 GB limit was set precisely so that none would be needed.</w:t>
       </w:r>
     </w:p>
     <w:p>
@@ -487,7 +539,7 @@
         <w:t>terrified</w:t>
       </w:r>
       <w:r>
-        <w:t xml:space="preserve"> (28%): the reply was warm but named no crisis service, while commercial assistants answered mainly with helpline information. Neither is adequate alone, since World Health Organization guidance asks for both understanding and accurate information on where to find help [35]. Mitigation here is limited to the interface, which states that the system is an unmonitored student project and lists crisis services (</w:t>
+        <w:t xml:space="preserve"> (28%): the reply was warm but named no crisis service, while commercial assistants answered mainly with helpline information. Neither is adequate alone, since World Health Organization guidance asks for both understanding and accurate information on where to find help [39]. Mitigation here is limited to the interface, which states that the system is an unmonitored student project and lists crisis services (</w:t>
       </w:r>
       <w:r>
         <w:rPr>
@@ -497,7 +549,7 @@
         <w:t>[[TEAM TO FILL: current Kaan Pete Roi number, verified on its official website]]</w:t>
       </w:r>
       <w:r>
-        <w:t>; findahelpline.com). A pre-generation crisis filter is essential before any public deployment, and the decoupled design makes it straightforward to add, because the emotion is decided before any text is written.</w:t>
+        <w:t>; findahelpline.com). A pre-generation crisis filter is essential before any deployment, and the decoupled design makes it easy to add, because the emotion is decided before any text is written.</w:t>
       </w:r>
     </w:p>
     <w:p>
@@ -513,7 +565,7 @@
         <w:spacing w:after="120"/>
       </w:pPr>
       <w:r>
-        <w:t>The system produces text that reads like emotional support, yet nobody clinically qualified is answering and nobody is watching. Three commitments follow: it is never described to a user as a counsellor, therapist or helpline; responsibility for what it says rests with the developers and any institution hosting it, which is why the emotional decision behind each reply is recorded and can be audited; and before any real deployment it must be reviewed by a qualified professional, run with a crisis filter and a referral path, and operated under a named person answerable for it.</w:t>
+        <w:t>The system produces text that reads like emotional support, yet nobody clinically qualified is answering. Three commitments follow: it is never described to a user as a counsellor, therapist or helpline; responsibility for what it says rests with the developers and any institution hosting it, which is why the emotional decision behind each reply is recorded and can be audited; and before any deployment it must be reviewed by a qualified professional, run with a crisis filter and a referral path, and operated under a named person answerable for it.</w:t>
       </w:r>
     </w:p>
     <w:p>
@@ -529,7 +581,7 @@
         <w:spacing w:after="120"/>
       </w:pPr>
       <w:r>
-        <w:t>All models were developed and evaluated on the public EmpatheticDialogues corpus, and no personal data was collected. Only dataset text and the replies generated from it were sent to the judge services. Both models run locally, so a deployed instance need not send a disclosure to an external provider, and the demonstration keeps conversation history in per-session memory only, writing nothing to disk.</w:t>
+        <w:t>All models were developed and evaluated on the public EmpatheticDialogues corpus, and no personal data was collected; only dataset text and the replies generated from it were sent to the judge services. Both models run locally, so a deployed instance need not send a disclosure to an external provider, and the demonstration keeps conversation history in memory only, writing nothing to disk.</w:t>
       </w:r>
     </w:p>
     <w:p>
@@ -568,7 +620,7 @@
         <w:spacing w:after="120"/>
       </w:pPr>
       <w:r>
-        <w:t>EmpatheticDialogues is released under CC BY-NC 4.0 [20], which requires attribution and forbids commercial use, so the detector trained on it may be shared for research but not built into a commercial product. Phi-4-mini-instruct and the RoBERTa backbone are MIT-licensed, the Qwen2.5 baselines Apache-2.0, and the Gemma-3 candidate carries Google's Gemma Terms of Use [36]. The WASSA empathy model states no licence and is used for evaluation only, with credit to its authors; Table A.2 lists every licence and what it permits.</w:t>
+        <w:t>EmpatheticDialogues is released under CC BY-NC 4.0 [20], which requires attribution and forbids commercial use, so the detector trained on it may be shared for research but not built into a commercial product. Phi-4-mini-instruct and the RoBERTa backbone are MIT-licensed, the Qwen2.5 baselines Apache-2.0, and the Gemma-3 candidate carries Google's Gemma Terms of Use [40]. The WASSA empathy model states no licence and is used for evaluation only, with credit to its authors; Table A.2 lists every licence and what it permits.</w:t>
       </w:r>
     </w:p>
     <w:p>
@@ -584,7 +636,7 @@
         <w:spacing w:after="120"/>
       </w:pPr>
       <w:r>
-        <w:t>EmpatheticDialogues is an English-only corpus written by crowdworkers, so neither detection accuracy nor the suitability of replies can be assumed to carry over to users in Bangladesh or to other languages. The evaluation carries its own bias: the acknowledgement check looks for phrases such as "I'm sorry", which fit negative emotions and under-credit good responses to positive ones, so it is never used alone but alongside a blind AI-judge panel, an independent empathy classifier and a human study.</w:t>
+        <w:t>EmpatheticDialogues is an English-only corpus written by crowdworkers, so neither detection accuracy nor the suitability of replies can be assumed to carry over to users in Bangladesh. The evaluation carries its own bias: the acknowledgement check looks for phrases such as "I'm sorry", which fit negative emotions and under-credit good responses to positive ones, so it is never used alone but alongside the AI-judge panel, the empathy classifier and the human study.</w:t>
       </w:r>
     </w:p>
     <w:p>
@@ -623,7 +675,7 @@
         <w:spacing w:after="120"/>
       </w:pPr>
       <w:r>
-        <w:t>No engineering standard governs an empathetic dialogue system, so the project followed the published practice that applies to its parts. The data and every model are used under their own licences (Table A.2), with EmpatheticDialogues restricted to non-commercial research. The response rules follow established guidance on supportive conversation: acknowledging the feeling implements the emotional-reaction mechanism of the EPITOME framework [1], and the single-question rule follows counselling guidance against the question-answer trap [37]. Empathy is measured with the classifier from the WASSA 2024 shared task [16], and the AI-judge evaluation follows accepted practice for that method: blind scoring, an anchored rubric, temperature 0 and judges from unrelated developers [19]. Statistical claims use standard paired tests with correction for multiple comparisons (Section 5.4.1). World Health Organization guidance sets the one standard the system does not meet, since it has no crisis safeguard and must not be deployed as a mental-health service [35]. The work also follows BRAC University's academic conduct requirements: sources cited, results from the team's own runs, errors reported rather than removed.</w:t>
+        <w:t>No engineering standard governs an empathetic dialogue system, so the project followed the published practice that applies to its parts. The data and every model are used under their own licences (Table A.2), with EmpatheticDialogues restricted to non-commercial research. The response rules follow established guidance on supportive conversation: acknowledging the feeling implements the emotional-reaction mechanism of the EPITOME framework [1], and the single-question rule follows counselling guidance against the question-answer trap [41]. Empathy is measured with the classifier from the WASSA 2024 shared task [16], and the AI-judge evaluation follows accepted practice: blind scoring, an anchored rubric, temperature 0 and judges from unrelated developers [19]. Statistical claims use paired tests with correction for multiple comparisons (Section 5.4.1). World Health Organization guidance sets the one standard the system does not meet, since it has no crisis safeguard and must not be deployed as a mental-health service [39]. The work also follows BRAC University's academic conduct requirements: sources cited, results from the team's own runs, errors reported rather than removed.</w:t>
       </w:r>
     </w:p>
     <w:p>
@@ -713,7 +765,7 @@
         <w:t>Phase 3 - Evaluation of the initial pipeline (July to August 2026):</w:t>
       </w:r>
       <w:r>
-        <w:t xml:space="preserve"> the first complete pipeline was measured against zero-shot, fine-tuned and single-model baselines with an AI-judge panel, an empathy classifier and paired tests. Deliverables: the baseline comparison and its ablations.</w:t>
+        <w:t xml:space="preserve"> the first complete pipeline was measured against zero-shot, fine-tuned and single-model baselines with an AI-judge panel, an empathy classifier and paired tests.</w:t>
       </w:r>
     </w:p>
     <w:p>
@@ -727,7 +779,7 @@
         <w:t>Phase 4 - Design adjustment (August to September 2026):</w:t>
       </w:r>
       <w:r>
-        <w:t xml:space="preserve"> that evidence drove the corrected detector, the generator comparison, the two-stage emotion selection, per-emotion guidance and attention cues. Deliverables: the final system and its measured gain over the initial pipeline.</w:t>
+        <w:t xml:space="preserve"> that evidence drove the corrected detector, the generator comparison, the two-stage emotion selection, per-emotion guidance and attention cues, giving the final system.</w:t>
       </w:r>
     </w:p>
     <w:p>
@@ -814,7 +866,7 @@
         <w:spacing w:after="120"/>
       </w:pPr>
       <w:r>
-        <w:t>Because only one member's computer had a suitable GPU, everything not needing one ran in parallel: AI-judge evaluation through free APIs, the human study, the literature review and the writing, with command guides so members without a programming background could run evaluations themselves. The computing resource was one NVIDIA GeForce RTX 4060 with 8 GB of video memory and 16 GB of system memory, with heavy jobs scheduled when memory was free. Evaluation used free API tiers from independent providers, split between two accounts to stay within a 50-request daily limit, and no funding was required (Section 3.8).</w:t>
+        <w:t>Because only one member's computer had the GPU described in Section 3.1.3, everything not needing one ran in parallel: AI-judge evaluation through free APIs, the human study, the literature review and the writing, with command guides so members without a programming background could run evaluations themselves. Heavy jobs were scheduled when memory was free, judging was split between two accounts to stay within a 50-request daily limit, and no funding was required.</w:t>
       </w:r>
     </w:p>
     <w:p>
@@ -847,7 +899,7 @@
         <w:t>Change of dataset (June 2026):</w:t>
       </w:r>
       <w:r>
-        <w:t xml:space="preserve"> GoEmotions [38] holds isolated Reddit comments rather than conversations, so the project moved to EmpatheticDialogues.</w:t>
+        <w:t xml:space="preserve"> GoEmotions [42] holds isolated Reddit comments rather than conversations, so the project moved to EmpatheticDialogues.</w:t>
       </w:r>
     </w:p>
     <w:p>
@@ -864,7 +916,7 @@
         <w:t>Expanded evaluation (July to August 2026):</w:t>
       </w:r>
       <w:r>
-        <w:t xml:space="preserve"> once the question arose of whether two models were needed at all, single-model baselines, a retrieval variant and an AI-judge panel were added before further development.</w:t>
+        <w:t xml:space="preserve"> once the question arose of whether two models were needed at all, single-model baselines, a retrieval variant and an AI-judge panel were added.</w:t>
       </w:r>
     </w:p>
     <w:p>
@@ -914,7 +966,7 @@
         <w:spacing w:after="120"/>
       </w:pPr>
       <w:r>
-        <w:t>Risks were recorded whenever an experiment behaved unexpectedly or a phase was reviewed, and each was rated for likelihood and for impact on the validity of the results, the schedule or user safety. Wherever possible the mitigation was structural rather than procedural, meaning an automatic check, a fixed seed or a pinned library version, so the same failure could not recur unnoticed. Twelve risks were identified; eight occurred, two were prevented in advance and two remain open. The full register is Table A.2, and three entries changed how the project works.</w:t>
+        <w:t>Risks were recorded whenever an experiment behaved unexpectedly or a phase was reviewed, and each was rated for likelihood and for impact on the results, the schedule or user safety. Wherever possible the mitigation was structural rather than procedural, meaning an automatic check, a fixed seed or a pinned version, so the same failure could not recur unnoticed. Of the twelve risks identified, eight occurred, two were prevented and two remain open. The full register is Table A.2; three entries changed how the project works.</w:t>
       </w:r>
     </w:p>
     <w:p>
@@ -928,7 +980,7 @@
         <w:t>Silent technical failure (R3):</w:t>
       </w:r>
       <w:r>
-        <w:t xml:space="preserve"> the design reads the detector's attention weights to find the words that drove its prediction, but with the library's default attention implementation [39] asking for those weights returns nothing without raising an error, so cue extraction quietly fell back to plain text splitting while appearing to work. Left unnoticed, the thesis would have described a mechanism that was not running. The implementation was changed and an automatic check now halts execution if the weights are missing.</w:t>
+        <w:t xml:space="preserve"> the design reads the detector's attention weights to find the words that drove its prediction, but with the library's default attention implementation asking for those weights returns nothing without raising an error, so cue extraction quietly fell back to plain text splitting while appearing to work. Left unnoticed, the thesis would have described a mechanism that was not running. The implementation was changed and an automatic check now halts execution if the weights are missing.</w:t>
       </w:r>
     </w:p>
     <w:p>
@@ -942,7 +994,7 @@
         <w:t>Validity of results (R4, R5):</w:t>
       </w:r>
       <w:r>
-        <w:t xml:space="preserve"> the original detector was trained on situation descriptions but used on the user's own messages, and its accuracy fell from 56.9% to 48.2% once measured on the real input, so it was retrained on the correct text. Separately, a RoBERTa-large run diverged to 5.0% accuracy through a missing learning-rate warmup; rather than report that number, the cause was found and the run repeated, reaching 53.0%.</w:t>
+        <w:t xml:space="preserve"> the original detector was trained on situation descriptions but used on the user's own messages, and its accuracy fell from 56.9% to 48.2% on the real input, so it was retrained. Separately, a RoBERTa-large run diverged to 5.0% through a missing warmup; rather than report that number, the cause was found and the run repeated, reaching 53.0%.</w:t>
       </w:r>
     </w:p>
     <w:p>
@@ -980,7 +1032,7 @@
         <w:spacing w:after="120"/>
       </w:pPr>
       <w:r>
-        <w:t xml:space="preserve">The project was designed to cost as close to nothing as possible, because the constraint a student team faces is the one a small clinic also faces. Every model is openly released, every library open source, the dataset free for non-commercial research, the judges free-tier, and the human study runs on a free questionnaire service. Direct spending is therefore limited to electricity, internet access and a GPU workstation the team already owned, </w:t>
+        <w:t xml:space="preserve">The project was designed to cost as close to nothing as possible, because the constraint a student team faces is the one a small clinic also faces. Every model is openly released, every library open source, the dataset free for research, the judges free-tier, and the human study runs on a free questionnaire service, so direct spending is limited to electricity, internet access and a GPU workstation the team already owned, </w:t>
       </w:r>
       <w:r>
         <w:rPr>
@@ -990,590 +1042,7 @@
         <w:t>[[TEAM TO FILL: purchase price in BDT, or a statement that it is an existing personal asset with no additional cost]]</w:t>
       </w:r>
       <w:r>
-        <w:t>. Table 3.1 gives the breakdown.</w:t>
-      </w:r>
-    </w:p>
-    <w:tbl>
-      <w:tblPr>
-        <w:tblStyle w:val="TableGrid"/>
-        <w:tblW w:type="auto" w:w="0"/>
-        <w:tblLook w:firstColumn="1" w:firstRow="1" w:lastColumn="0" w:lastRow="0" w:noHBand="0" w:noVBand="1" w:val="04A0"/>
-      </w:tblPr>
-      <w:tblGrid>
-        <w:gridCol w:w="2340"/>
-        <w:gridCol w:w="2340"/>
-        <w:gridCol w:w="2340"/>
-        <w:gridCol w:w="2340"/>
-      </w:tblGrid>
-      <w:tr>
-        <w:tc>
-          <w:tcPr>
-            <w:tcW w:type="dxa" w:w="2340"/>
-            <w:shd w:val="clear" w:color="auto" w:fill="E3EEFB"/>
-          </w:tcPr>
-          <w:p>
-            <w:r>
-              <w:rPr>
-                <w:b/>
-              </w:rPr>
-            </w:r>
-            <w:r>
-              <w:rPr>
-                <w:b/>
-                <w:sz w:val="16"/>
-              </w:rPr>
-              <w:t>Item</w:t>
-            </w:r>
-          </w:p>
-        </w:tc>
-        <w:tc>
-          <w:tcPr>
-            <w:tcW w:type="dxa" w:w="2340"/>
-            <w:shd w:val="clear" w:color="auto" w:fill="E3EEFB"/>
-          </w:tcPr>
-          <w:p>
-            <w:r>
-              <w:rPr>
-                <w:b/>
-              </w:rPr>
-            </w:r>
-            <w:r>
-              <w:rPr>
-                <w:b/>
-                <w:sz w:val="16"/>
-              </w:rPr>
-              <w:t>Details</w:t>
-            </w:r>
-          </w:p>
-        </w:tc>
-        <w:tc>
-          <w:tcPr>
-            <w:tcW w:type="dxa" w:w="2340"/>
-            <w:shd w:val="clear" w:color="auto" w:fill="E3EEFB"/>
-          </w:tcPr>
-          <w:p>
-            <w:r>
-              <w:rPr>
-                <w:b/>
-              </w:rPr>
-            </w:r>
-            <w:r>
-              <w:rPr>
-                <w:b/>
-                <w:sz w:val="16"/>
-              </w:rPr>
-              <w:t>Cost (BDT)</w:t>
-            </w:r>
-          </w:p>
-        </w:tc>
-        <w:tc>
-          <w:tcPr>
-            <w:tcW w:type="dxa" w:w="2340"/>
-            <w:shd w:val="clear" w:color="auto" w:fill="E3EEFB"/>
-          </w:tcPr>
-          <w:p>
-            <w:r>
-              <w:rPr>
-                <w:b/>
-              </w:rPr>
-            </w:r>
-            <w:r>
-              <w:rPr>
-                <w:b/>
-                <w:sz w:val="16"/>
-              </w:rPr>
-              <w:t>Type</w:t>
-            </w:r>
-          </w:p>
-        </w:tc>
-      </w:tr>
-      <w:tr>
-        <w:tc>
-          <w:tcPr>
-            <w:tcW w:type="dxa" w:w="2340"/>
-          </w:tcPr>
-          <w:p>
-            <w:r/>
-            <w:r>
-              <w:rPr>
-                <w:sz w:val="16"/>
-              </w:rPr>
-              <w:t>Hardware</w:t>
-            </w:r>
-          </w:p>
-        </w:tc>
-        <w:tc>
-          <w:tcPr>
-            <w:tcW w:type="dxa" w:w="2340"/>
-          </w:tcPr>
-          <w:p>
-            <w:r/>
-            <w:r>
-              <w:rPr>
-                <w:sz w:val="16"/>
-              </w:rPr>
-              <w:t>Personal PC with RTX 4060 8 GB, 16 GB RAM (already owned)</w:t>
-            </w:r>
-          </w:p>
-        </w:tc>
-        <w:tc>
-          <w:tcPr>
-            <w:tcW w:type="dxa" w:w="2340"/>
-          </w:tcPr>
-          <w:p>
-            <w:r/>
-            <w:r>
-              <w:rPr>
-                <w:b/>
-                <w:color w:val="B03A00"/>
-                <w:sz w:val="16"/>
-              </w:rPr>
-              <w:t>[[TEAM TO FILL - BDT purchase price, or 'existing asset']]</w:t>
-            </w:r>
-          </w:p>
-        </w:tc>
-        <w:tc>
-          <w:tcPr>
-            <w:tcW w:type="dxa" w:w="2340"/>
-          </w:tcPr>
-          <w:p>
-            <w:r/>
-            <w:r>
-              <w:rPr>
-                <w:sz w:val="16"/>
-              </w:rPr>
-              <w:t>One-time</w:t>
-            </w:r>
-          </w:p>
-        </w:tc>
-      </w:tr>
-      <w:tr>
-        <w:tc>
-          <w:tcPr>
-            <w:tcW w:type="dxa" w:w="2340"/>
-          </w:tcPr>
-          <w:p>
-            <w:r/>
-            <w:r>
-              <w:rPr>
-                <w:sz w:val="16"/>
-              </w:rPr>
-              <w:t>Electricity</w:t>
-            </w:r>
-          </w:p>
-        </w:tc>
-        <w:tc>
-          <w:tcPr>
-            <w:tcW w:type="dxa" w:w="2340"/>
-          </w:tcPr>
-          <w:p>
-            <w:r/>
-            <w:r>
-              <w:rPr>
-                <w:sz w:val="16"/>
-              </w:rPr>
-              <w:t>GPU board power 115 W (NVIDIA spec) x GPU hours x tariff</w:t>
-            </w:r>
-          </w:p>
-        </w:tc>
-        <w:tc>
-          <w:tcPr>
-            <w:tcW w:type="dxa" w:w="2340"/>
-          </w:tcPr>
-          <w:p>
-            <w:r/>
-            <w:r>
-              <w:rPr>
-                <w:b/>
-                <w:color w:val="B03A00"/>
-                <w:sz w:val="16"/>
-              </w:rPr>
-              <w:t>[[TEAM TO FILL - BDT/kWh]]</w:t>
-            </w:r>
-          </w:p>
-        </w:tc>
-        <w:tc>
-          <w:tcPr>
-            <w:tcW w:type="dxa" w:w="2340"/>
-          </w:tcPr>
-          <w:p>
-            <w:r/>
-            <w:r>
-              <w:rPr>
-                <w:sz w:val="16"/>
-              </w:rPr>
-              <w:t>Per run</w:t>
-            </w:r>
-          </w:p>
-        </w:tc>
-      </w:tr>
-      <w:tr>
-        <w:tc>
-          <w:tcPr>
-            <w:tcW w:type="dxa" w:w="2340"/>
-          </w:tcPr>
-          <w:p>
-            <w:r/>
-            <w:r>
-              <w:rPr>
-                <w:sz w:val="16"/>
-              </w:rPr>
-              <w:t>Pretrained models</w:t>
-            </w:r>
-          </w:p>
-        </w:tc>
-        <w:tc>
-          <w:tcPr>
-            <w:tcW w:type="dxa" w:w="2340"/>
-          </w:tcPr>
-          <w:p>
-            <w:r/>
-            <w:r>
-              <w:rPr>
-                <w:sz w:val="16"/>
-              </w:rPr>
-              <w:t>RoBERTa (MIT), Phi-4-mini (MIT), Qwen2.5 (Apache-2.0), Gemma-3 (Gemma terms)</w:t>
-            </w:r>
-          </w:p>
-        </w:tc>
-        <w:tc>
-          <w:tcPr>
-            <w:tcW w:type="dxa" w:w="2340"/>
-          </w:tcPr>
-          <w:p>
-            <w:r/>
-            <w:r>
-              <w:rPr>
-                <w:sz w:val="16"/>
-              </w:rPr>
-              <w:t>0</w:t>
-            </w:r>
-          </w:p>
-        </w:tc>
-        <w:tc>
-          <w:tcPr>
-            <w:tcW w:type="dxa" w:w="2340"/>
-          </w:tcPr>
-          <w:p>
-            <w:r/>
-            <w:r>
-              <w:rPr>
-                <w:sz w:val="16"/>
-              </w:rPr>
-              <w:t>Open weights</w:t>
-            </w:r>
-          </w:p>
-        </w:tc>
-      </w:tr>
-      <w:tr>
-        <w:tc>
-          <w:tcPr>
-            <w:tcW w:type="dxa" w:w="2340"/>
-          </w:tcPr>
-          <w:p>
-            <w:r/>
-            <w:r>
-              <w:rPr>
-                <w:sz w:val="16"/>
-              </w:rPr>
-              <w:t>Dataset</w:t>
-            </w:r>
-          </w:p>
-        </w:tc>
-        <w:tc>
-          <w:tcPr>
-            <w:tcW w:type="dxa" w:w="2340"/>
-          </w:tcPr>
-          <w:p>
-            <w:r/>
-            <w:r>
-              <w:rPr>
-                <w:sz w:val="16"/>
-              </w:rPr>
-              <w:t>EmpatheticDialogues (CC BY-NC 4.0)</w:t>
-            </w:r>
-          </w:p>
-        </w:tc>
-        <w:tc>
-          <w:tcPr>
-            <w:tcW w:type="dxa" w:w="2340"/>
-          </w:tcPr>
-          <w:p>
-            <w:r/>
-            <w:r>
-              <w:rPr>
-                <w:sz w:val="16"/>
-              </w:rPr>
-              <w:t>0</w:t>
-            </w:r>
-          </w:p>
-        </w:tc>
-        <w:tc>
-          <w:tcPr>
-            <w:tcW w:type="dxa" w:w="2340"/>
-          </w:tcPr>
-          <w:p>
-            <w:r/>
-            <w:r>
-              <w:rPr>
-                <w:sz w:val="16"/>
-              </w:rPr>
-              <w:t>Non-commercial use only</w:t>
-            </w:r>
-          </w:p>
-        </w:tc>
-      </w:tr>
-      <w:tr>
-        <w:tc>
-          <w:tcPr>
-            <w:tcW w:type="dxa" w:w="2340"/>
-          </w:tcPr>
-          <w:p>
-            <w:r/>
-            <w:r>
-              <w:rPr>
-                <w:sz w:val="16"/>
-              </w:rPr>
-              <w:t>AI judges</w:t>
-            </w:r>
-          </w:p>
-        </w:tc>
-        <w:tc>
-          <w:tcPr>
-            <w:tcW w:type="dxa" w:w="2340"/>
-          </w:tcPr>
-          <w:p>
-            <w:r/>
-            <w:r>
-              <w:rPr>
-                <w:sz w:val="16"/>
-              </w:rPr>
-              <w:t>OpenRouter free tier, Groq free tier</w:t>
-            </w:r>
-          </w:p>
-        </w:tc>
-        <w:tc>
-          <w:tcPr>
-            <w:tcW w:type="dxa" w:w="2340"/>
-          </w:tcPr>
-          <w:p>
-            <w:r/>
-            <w:r>
-              <w:rPr>
-                <w:sz w:val="16"/>
-              </w:rPr>
-              <w:t>0</w:t>
-            </w:r>
-          </w:p>
-        </w:tc>
-        <w:tc>
-          <w:tcPr>
-            <w:tcW w:type="dxa" w:w="2340"/>
-          </w:tcPr>
-          <w:p>
-            <w:r/>
-            <w:r>
-              <w:rPr>
-                <w:sz w:val="16"/>
-              </w:rPr>
-              <w:t>Rate-limited</w:t>
-            </w:r>
-          </w:p>
-        </w:tc>
-      </w:tr>
-      <w:tr>
-        <w:tc>
-          <w:tcPr>
-            <w:tcW w:type="dxa" w:w="2340"/>
-          </w:tcPr>
-          <w:p>
-            <w:r/>
-            <w:r>
-              <w:rPr>
-                <w:sz w:val="16"/>
-              </w:rPr>
-              <w:t>Hosting (demo)</w:t>
-            </w:r>
-          </w:p>
-        </w:tc>
-        <w:tc>
-          <w:tcPr>
-            <w:tcW w:type="dxa" w:w="2340"/>
-          </w:tcPr>
-          <w:p>
-            <w:r/>
-            <w:r>
-              <w:rPr>
-                <w:sz w:val="16"/>
-              </w:rPr>
-              <w:t>Hugging Face Spaces free CPU tier (2 vCPU, 16 GB)</w:t>
-            </w:r>
-          </w:p>
-        </w:tc>
-        <w:tc>
-          <w:tcPr>
-            <w:tcW w:type="dxa" w:w="2340"/>
-          </w:tcPr>
-          <w:p>
-            <w:r/>
-            <w:r>
-              <w:rPr>
-                <w:sz w:val="16"/>
-              </w:rPr>
-              <w:t>0</w:t>
-            </w:r>
-          </w:p>
-        </w:tc>
-        <w:tc>
-          <w:tcPr>
-            <w:tcW w:type="dxa" w:w="2340"/>
-          </w:tcPr>
-          <w:p>
-            <w:r/>
-            <w:r>
-              <w:rPr>
-                <w:sz w:val="16"/>
-              </w:rPr>
-              <w:t>Not yet deployed</w:t>
-            </w:r>
-          </w:p>
-        </w:tc>
-      </w:tr>
-      <w:tr>
-        <w:tc>
-          <w:tcPr>
-            <w:tcW w:type="dxa" w:w="2340"/>
-          </w:tcPr>
-          <w:p>
-            <w:r/>
-            <w:r>
-              <w:rPr>
-                <w:sz w:val="16"/>
-              </w:rPr>
-              <w:t>Human evaluation</w:t>
-            </w:r>
-          </w:p>
-        </w:tc>
-        <w:tc>
-          <w:tcPr>
-            <w:tcW w:type="dxa" w:w="2340"/>
-          </w:tcPr>
-          <w:p>
-            <w:r/>
-            <w:r>
-              <w:rPr>
-                <w:sz w:val="16"/>
-              </w:rPr>
-              <w:t>Google Forms, volunteer raters</w:t>
-            </w:r>
-          </w:p>
-        </w:tc>
-        <w:tc>
-          <w:tcPr>
-            <w:tcW w:type="dxa" w:w="2340"/>
-          </w:tcPr>
-          <w:p>
-            <w:r/>
-            <w:r>
-              <w:rPr>
-                <w:sz w:val="16"/>
-              </w:rPr>
-              <w:t>0</w:t>
-            </w:r>
-          </w:p>
-        </w:tc>
-        <w:tc>
-          <w:tcPr>
-            <w:tcW w:type="dxa" w:w="2340"/>
-          </w:tcPr>
-          <w:p>
-            <w:r/>
-            <w:r>
-              <w:rPr>
-                <w:sz w:val="16"/>
-              </w:rPr>
-              <w:t>No payment</w:t>
-            </w:r>
-          </w:p>
-        </w:tc>
-      </w:tr>
-      <w:tr>
-        <w:tc>
-          <w:tcPr>
-            <w:tcW w:type="dxa" w:w="2340"/>
-          </w:tcPr>
-          <w:p>
-            <w:r/>
-            <w:r>
-              <w:rPr>
-                <w:sz w:val="16"/>
-              </w:rPr>
-              <w:t>Internet</w:t>
-            </w:r>
-          </w:p>
-        </w:tc>
-        <w:tc>
-          <w:tcPr>
-            <w:tcW w:type="dxa" w:w="2340"/>
-          </w:tcPr>
-          <w:p>
-            <w:r/>
-            <w:r>
-              <w:rPr>
-                <w:sz w:val="16"/>
-              </w:rPr>
-              <w:t>Model downloads, API calls</w:t>
-            </w:r>
-          </w:p>
-        </w:tc>
-        <w:tc>
-          <w:tcPr>
-            <w:tcW w:type="dxa" w:w="2340"/>
-          </w:tcPr>
-          <w:p>
-            <w:r/>
-            <w:r>
-              <w:rPr>
-                <w:b/>
-                <w:color w:val="B03A00"/>
-                <w:sz w:val="16"/>
-              </w:rPr>
-              <w:t>[[TEAM TO FILL]]</w:t>
-            </w:r>
-          </w:p>
-        </w:tc>
-        <w:tc>
-          <w:tcPr>
-            <w:tcW w:type="dxa" w:w="2340"/>
-          </w:tcPr>
-          <w:p>
-            <w:r/>
-            <w:r>
-              <w:rPr>
-                <w:sz w:val="16"/>
-              </w:rPr>
-              <w:t>Monthly</w:t>
-            </w:r>
-          </w:p>
-        </w:tc>
-      </w:tr>
-    </w:tbl>
-    <w:p/>
-    <w:p>
-      <w:r>
-        <w:rPr>
-          <w:i/>
-          <w:sz w:val="20"/>
-        </w:rPr>
-        <w:t>Table 3.1: Development cost breakdown</w:t>
-      </w:r>
-    </w:p>
-    <w:p>
-      <w:pPr>
-        <w:spacing w:after="120"/>
-      </w:pPr>
-      <w:r>
-        <w:t xml:space="preserve">Energy use is equally small: at the rated 115 W of the RTX 4060 [34], fine-tuning the final detector consumed about 0.017 kWh in 8.8 minutes and RoBERTa-large about 0.124 kWh in 64.7 minutes, so at </w:t>
+        <w:t xml:space="preserve">; Table A.4 gives the breakdown. Energy is equally small: at the card's rated 115 W, fine-tuning the final detector used about 0.017 kWh in 8.8 minutes and RoBERTa-large about 0.124 kWh in 64.7 minutes, so at </w:t>
       </w:r>
       <w:r>
         <w:rPr>
@@ -1605,7 +1074,7 @@
         <w:t>Where the cheaper option also won:</w:t>
       </w:r>
       <w:r>
-        <w:t xml:space="preserve"> RoBERTa-large is 2.9 points more accurate than RoBERTa-base but carries 2.8 times the parameters and 7.4 times the training time, and changed no measure of reply quality when substituted into the final system. Fine-tuning the generator with LoRA cost 43 minutes of GPU time and satisfied all three rules in only 22.3% of replies, because it learns the casual style of the dataset's listeners, while prompting an instruction-tuned model needs no training and reaches 60.0%.</w:t>
+        <w:t xml:space="preserve"> RoBERTa-large is 2.9 points more accurate than RoBERTa-base but carries 2.8 times the parameters and 7.4 times the training time, and changed no measure of reply quality when substituted into the final system. Fine-tuning the generator cost 43 minutes of GPU time and satisfied all three rules in only 22.3% of replies, while prompting an instruction-tuned model needs no training and reaches 60.0%.</w:t>
       </w:r>
     </w:p>
     <w:p>
@@ -1616,10 +1085,10 @@
         <w:rPr>
           <w:b/>
         </w:rPr>
-        <w:t>Generator size:</w:t>
+        <w:t>Where it did not:</w:t>
       </w:r>
       <w:r>
-        <w:t xml:space="preserve"> here the trade-off runs the other way. A single Qwen2.5-7B model beats our pipeline on rule adherence, empathy-classifier score and judge-rated empathy, so on quality alone it would be the better choice; but on the same GPU our system needs 38% less peak memory, 3.40 GB against 5.47 GB, with no significant difference in response time, and reaches 97.5% of that model's overall judge score.</w:t>
+        <w:t xml:space="preserve"> a single Qwen2.5-7B model beats our pipeline on rule adherence, empathy-classifier score and judge-rated empathy, so on quality alone it would be the better choice; but on the same GPU our system needs 38% less peak memory and reaches 97.5% of that model's overall judge score.</w:t>
       </w:r>
     </w:p>
     <w:p>
@@ -1633,7 +1102,7 @@
         <w:t>Evaluation method:</w:t>
       </w:r>
       <w:r>
-        <w:t xml:space="preserve"> human annotation in comparable research is paid work, roughly USD 6 per hour in one published study, whereas the free-tier AI judges produced several hundred ratings each at no cost in exchange for rate limits. The human study checks those judges rather than replacing them.</w:t>
+        <w:t xml:space="preserve"> human annotation in comparable work is paid, roughly USD 6 per hour in one published study, whereas the free-tier AI judges produced several hundred ratings each at no cost, and the human study checks those judges rather than replacing them.</w:t>
       </w:r>
     </w:p>
     <w:p>
@@ -1649,27 +1118,17 @@
         <w:spacing w:after="120"/>
       </w:pPr>
       <w:r>
-        <w:t xml:space="preserve">A self-hosted deployment carries the cost above, no per-message fee and no message leaving the host, whereas a commercial LLM API pays for every message, </w:t>
+        <w:t xml:space="preserve">A self-hosted deployment has no per-message fee, whereas a commercial LLM API pays for every message, </w:t>
       </w:r>
       <w:r>
         <w:rPr>
           <w:b/>
           <w:color w:val="B03A00"/>
         </w:rPr>
-        <w:t>[[TEAM TO FILL: current published price per million input and output tokens for a named commercial model, with the date checked]]</w:t>
+        <w:t>[[TEAM TO FILL: published price per million input and output tokens for a named commercial model, with the date checked]]</w:t>
       </w:r>
       <w:r>
-        <w:t xml:space="preserve">. A free CPU host costs nothing but answers far more slowly than the 4.17 s measured here. </w:t>
-      </w:r>
-      <w:r>
-        <w:rPr>
-          <w:b/>
-          <w:color w:val="B03A00"/>
-        </w:rPr>
-        <w:t>[[TEAM TO FILL: if the demonstration is deployed, add its measured response time.]]</w:t>
-      </w:r>
-      <w:r>
-        <w:t xml:space="preserve"> One legal constraint also applies: because EmpatheticDialogues is CC BY-NC 4.0, the system cannot be sold without retraining the detector.</w:t>
+        <w:t>.</w:t>
       </w:r>
     </w:p>
     <w:sectPr>

--- a/final writing/Chapter_3_Requirements_Impacts_Constraints.docx
+++ b/final writing/Chapter_3_Requirements_Impacts_Constraints.docx
@@ -31,7 +31,7 @@
         <w:spacing w:after="120"/>
       </w:pPr>
       <w:r>
-        <w:t>This work had to satisfy technical and methodological criteria at once. Technically, two models had to run together on a single consumer graphics card and answer within a few seconds: a RoBERTa-base classifier that reads the user's message and returns the three most likely emotions together with the words that drove the decision, and a 3.8-billion-parameter instruction model, quantised to 4 bits, that chooses one of those emotions and writes the reply. Methodologically, every design choice had to be settled by measurement on the same held-out conversations rather than by preference, and every number in this thesis had to be reproducible from saved outputs. The requirements below were fixed before the final round of development and did not change afterwards; each is stated so that it can be checked by measurement rather than opinion, and Table A.1 records how every one was tested and what the test produced.</w:t>
+        <w:t>This work had to satisfy technical and methodological criteria at once. Technically, two models had to run together on a single consumer graphics card and answer within a few seconds: a RoBERTa-base classifier that reads the user's message and returns the three most likely emotions together with the words that drove the decision, and a 3.8-billion-parameter instruction model, quantised to 4 bits, that chooses one of those emotions and writes the reply. Methodologically, every design choice had to be settled by measurement on the same held-out conversations rather than by preference, and every number in this thesis had to be reproducible from saved outputs. The requirements below were fixed before the final round of development and did not change afterwards; each is stated so that it can be checked by measurement rather than opinion, and Table A.2 records how every one was tested and what the test produced.</w:t>
       </w:r>
     </w:p>
     <w:p>
@@ -620,7 +620,7 @@
         <w:spacing w:after="120"/>
       </w:pPr>
       <w:r>
-        <w:t>EmpatheticDialogues is released under CC BY-NC 4.0 [20], which requires attribution and forbids commercial use, so the detector trained on it may be shared for research but not built into a commercial product. Phi-4-mini-instruct and the RoBERTa backbone are MIT-licensed, the Qwen2.5 baselines Apache-2.0, and the Gemma-3 candidate carries Google's Gemma Terms of Use [40]. The WASSA empathy model states no licence and is used for evaluation only, with credit to its authors; Table A.2 lists every licence and what it permits.</w:t>
+        <w:t>EmpatheticDialogues is released under CC BY-NC 4.0 [20], which requires attribution and forbids commercial use, so the detector trained on it may be shared for research but not built into a commercial product. Phi-4-mini-instruct and the RoBERTa backbone are MIT-licensed, the Qwen2.5 baselines Apache-2.0, and the Gemma-3 candidate carries Google's Gemma Terms of Use [40]. The WASSA empathy model states no licence and is used for evaluation only, with credit to its authors; Table A.3 lists every licence and what it permits.</w:t>
       </w:r>
     </w:p>
     <w:p>
@@ -675,7 +675,7 @@
         <w:spacing w:after="120"/>
       </w:pPr>
       <w:r>
-        <w:t>No engineering standard governs an empathetic dialogue system, so the project followed the published practice that applies to its parts. The data and every model are used under their own licences (Table A.2), with EmpatheticDialogues restricted to non-commercial research. The response rules follow established guidance on supportive conversation: acknowledging the feeling implements the emotional-reaction mechanism of the EPITOME framework [1], and the single-question rule follows counselling guidance against the question-answer trap [41]. Empathy is measured with the classifier from the WASSA 2024 shared task [16], and the AI-judge evaluation follows accepted practice: blind scoring, an anchored rubric, temperature 0 and judges from unrelated developers [19]. Statistical claims use paired tests with correction for multiple comparisons (Section 5.4.1). World Health Organization guidance sets the one standard the system does not meet, since it has no crisis safeguard and must not be deployed as a mental-health service [39]. The work also follows BRAC University's academic conduct requirements: sources cited, results from the team's own runs, errors reported rather than removed.</w:t>
+        <w:t>No engineering standard governs an empathetic dialogue system, so the project followed the published practice that applies to its parts. The data and every model are used under their own licences (Table A.3), with EmpatheticDialogues restricted to non-commercial research. The response rules follow established guidance on supportive conversation: acknowledging the feeling implements the emotional-reaction mechanism of the EPITOME framework [1], and the single-question rule follows counselling guidance against the question-answer trap [41]. Empathy is measured with the classifier from the WASSA 2024 shared task [16], and the AI-judge evaluation follows accepted practice: blind scoring, an anchored rubric, temperature 0 and judges from unrelated developers [19]. Statistical claims use paired tests with correction for multiple comparisons (Section 5.4.1). World Health Organization guidance sets the one standard the system does not meet, since it has no crisis safeguard and must not be deployed as a mental-health service [39]. The work also follows BRAC University's academic conduct requirements: sources cited, results from the team's own runs, errors reported rather than removed.</w:t>
       </w:r>
     </w:p>
     <w:p>
@@ -1042,7 +1042,7 @@
         <w:t>[[TEAM TO FILL: purchase price in BDT, or a statement that it is an existing personal asset with no additional cost]]</w:t>
       </w:r>
       <w:r>
-        <w:t xml:space="preserve">; Table A.4 gives the breakdown. Energy is equally small: at the card's rated 115 W, fine-tuning the final detector used about 0.017 kWh in 8.8 minutes and RoBERTa-large about 0.124 kWh in 64.7 minutes, so at </w:t>
+        <w:t xml:space="preserve">; Table A.5 gives the breakdown. Energy is equally small: at the card's rated 115 W, fine-tuning the final detector used about 0.017 kWh in 8.8 minutes and RoBERTa-large about 0.124 kWh in 64.7 minutes, so at </w:t>
       </w:r>
       <w:r>
         <w:rPr>

--- a/final writing/Chapter_3_Requirements_Impacts_Constraints.docx
+++ b/final writing/Chapter_3_Requirements_Impacts_Constraints.docx
@@ -31,7 +31,7 @@
         <w:spacing w:after="120"/>
       </w:pPr>
       <w:r>
-        <w:t>This work had to satisfy technical and methodological criteria at once. Technically, two models had to run together on a single consumer graphics card and answer within a few seconds: a RoBERTa-base classifier that reads the user's message and returns the three most likely emotions together with the words that drove the decision, and a 3.8-billion-parameter instruction model, quantised to 4 bits, that chooses one of those emotions and writes the reply. Methodologically, every design choice had to be settled by measurement on the same held-out conversations rather than by preference, and every number in this thesis had to be reproducible from saved outputs. The requirements below were fixed before the final round of development and did not change afterwards; each is stated so that it can be checked by measurement rather than opinion, and Table A.2 records how every one was tested and what the test produced.</w:t>
+        <w:t>This work had to satisfy technical and methodological criteria at once. Technically, two models had to run together on a single consumer graphics card and answer within a few seconds: a RoBERTa-base classifier that reads the user's message and returns the three most likely emotions together with the words that drove the decision, and a 3.8-billion-parameter instruction model, quantised to 4 bits, that chooses one of those emotions and writes the reply. Methodologically, every design choice had to be settled by measurement on the same held-out conversations rather than by preference, and every number in this thesis had to be reproducible from saved outputs. The requirements below were fixed before the final round of development and did not change afterwards; each is stated so that it can be checked by measurement rather than opinion, and Table A.2, in the appendix, records how every one was tested and what the test produced.</w:t>
       </w:r>
     </w:p>
     <w:p>

--- a/final writing/Chapter_3_Requirements_Impacts_Constraints.docx
+++ b/final writing/Chapter_3_Requirements_Impacts_Constraints.docx
@@ -53,7 +53,7 @@
         <w:t>F1 - Emotion detection from the user's own words:</w:t>
       </w:r>
       <w:r>
-        <w:t xml:space="preserve"> the emotion is read from the message the user actually writes, among the 32 categories of EmpatheticDialogues [2].</w:t>
+        <w:t xml:space="preserve"> the emotion is read from the message the user actually writes, among the 32 categories of EmpatheticDialogues [4].</w:t>
       </w:r>
     </w:p>
     <w:p>
@@ -145,7 +145,7 @@
         <w:t>N1 - Hardware budget:</w:t>
       </w:r>
       <w:r>
-        <w:t xml:space="preserve"> the whole system runs on one consumer GPU with 8 GB of memory [34].</w:t>
+        <w:t xml:space="preserve"> the whole system runs on one consumer GPU with 8 GB of memory [47].</w:t>
       </w:r>
     </w:p>
     <w:p>
@@ -251,7 +251,7 @@
         <w:t>Software requirements:</w:t>
       </w:r>
       <w:r>
-        <w:t xml:space="preserve"> the system was built in Python 3.10 with PyTorch 2.5.1 on CUDA 12.1 [35] and Hugging Face Transformers 5.16.1 [36], which supply the pre-trained encoder and the instruction-tuned generator. Fine-tuning used PEFT for low-rank adaptation and bitsandbytes for 4-bit NF4 quantisation, without which the generator would not fit in 8 GB. Evaluation used SciPy [37] and scikit-learn [38] for the paired tests and classification metrics, sentence-transformers for the retrieval baseline, the WASSA 2024 empathy classifier [17], and the OpenRouter and Groq APIs for the judges. The demonstration uses Gradio and the human study Google Forms, and exact library versions are listed in the appendix.</w:t>
+        <w:t xml:space="preserve"> the system was built in Python 3.10 with PyTorch 2.5.1 on CUDA 12.1 [48] and Hugging Face Transformers 5.16.1 [49], which supply the pre-trained encoder and the instruction-tuned generator. Fine-tuning used PEFT for low-rank adaptation and bitsandbytes for 4-bit NF4 quantisation, without which the generator would not fit in 8 GB. Evaluation used SciPy [50] and scikit-learn [51] for the paired tests and classification metrics, sentence-transformers for the retrieval baseline, the WASSA 2024 empathy classifier [27], and the OpenRouter and Groq APIs for the judges. The demonstration uses Gradio and the human study Google Forms, and exact library versions are listed in the appendix.</w:t>
       </w:r>
     </w:p>
     <w:p>
@@ -267,7 +267,7 @@
         <w:spacing w:after="120"/>
       </w:pPr>
       <w:r>
-        <w:t>The work needed conversational data labelled with fine-grained emotions, which EmpatheticDialogues supplies: 23,144 conversations and 88,687 utterances, each conversation carrying one of 32 emotion labels, split by its authors into 17,839 conversations for training, 2,763 for validation and 2,542 for testing [2]. The detector is trained on the first message of each conversation, the text it receives in use, giving 17,780 training pairs. Reply quality is measured on 300 held-out conversations answered by every system, of which the AI judges score a stratified sample of 64. The corpus is released under a non-commercial research licence [20].</w:t>
+        <w:t>The work needed conversational data labelled with fine-grained emotions, which EmpatheticDialogues supplies: 23,144 conversations and 88,687 utterances, each conversation carrying one of 32 emotion labels, split by its authors into 17,839 conversations for training, 2,763 for validation and 2,542 for testing [4]. The detector is trained on the first message of each conversation, the text it receives in use, giving 17,780 training pairs. Reply quality is measured on 300 held-out conversations answered by every system, of which the AI judges score a stratified sample of 64. The corpus is released under a non-commercial research licence [5].</w:t>
       </w:r>
     </w:p>
     <w:p>
@@ -421,7 +421,7 @@
         <w:t>Substitution for real help:</w:t>
       </w:r>
       <w:r>
-        <w:t xml:space="preserve"> a person in distress may keep talking to a machine instead of contacting a professional. The emotion categories contain nothing for suicidal thinking and there is no crisis filter, so the system must never be presented as a mental-health service; any deployment needs a reviewed filter, a referral path and a visible helpline number [39].</w:t>
+        <w:t xml:space="preserve"> a person in distress may keep talking to a machine instead of contacting a professional. The emotion categories contain nothing for suicidal thinking and there is no crisis filter, so the system must never be presented as a mental-health service; any deployment needs a reviewed filter, a referral path and a visible helpline number [52].</w:t>
       </w:r>
     </w:p>
     <w:p>
@@ -449,7 +449,7 @@
         <w:t>Cultural and linguistic fit:</w:t>
       </w:r>
       <w:r>
-        <w:t xml:space="preserve"> EmpatheticDialogues was written by English-speaking crowdworkers [2], and how feelings are expressed differs across languages, so use in Bangladesh would require data and evaluation in Bangla first.</w:t>
+        <w:t xml:space="preserve"> EmpatheticDialogues was written by English-speaking crowdworkers [4], and how feelings are expressed differs across languages, so use in Bangladesh would require data and evaluation in Bangla first.</w:t>
       </w:r>
     </w:p>
     <w:p>
@@ -473,7 +473,7 @@
         <w:spacing w:after="120"/>
       </w:pPr>
       <w:r>
-        <w:t>The environmental cost of this work is the electricity used to train and evaluate the models, and it is small because every model involved is small. All training and local inference ran on one RTX 4060 with a rated board power of 115 W [34]. Taking rated power times measured GPU hours, which overstates the true draw, training the final detector used about 0.017 kWh and the RoBERTa-large alternative about 0.124 kWh. The heaviest items were generation for fourteen configurations over 300 conversations each and the repeated fine-tuning runs, a few kilowatt-hours in total, comparable to running a desktop for a few days. No cloud GPU was rented and nothing was trained from scratch.</w:t>
+        <w:t>The environmental cost of this work is the electricity used to train and evaluate the models, and it is small because every model involved is small. All training and local inference ran on one RTX 4060 with a rated board power of 115 W [47]. Taking rated power times measured GPU hours, which overstates the true draw, training the final detector used about 0.017 kWh and the RoBERTa-large alternative about 0.124 kWh. The heaviest items were generation for fourteen configurations over 300 conversations each and the repeated fine-tuning runs, a few kilowatt-hours in total, comparable to running a desktop for a few days. No cloud GPU was rented and nothing was trained from scratch.</w:t>
       </w:r>
     </w:p>
     <w:p>
@@ -521,7 +521,7 @@
         <w:spacing w:after="120"/>
       </w:pPr>
       <w:r>
-        <w:t xml:space="preserve">The system is meant for supportive listening in low-risk conversations, and is neither a therapeutic nor a diagnostic nor a crisis service. The gravest risk is a user disclosing suicidal thoughts, and the 32 emotion categories of EmpatheticDialogues [2] contain no label for suicidal ideation, so the detector cannot represent such a message at all. In testing, "I want to die" was read as </w:t>
+        <w:t xml:space="preserve">The system is meant for supportive listening in low-risk conversations, and is neither a therapeutic nor a diagnostic nor a crisis service. The gravest risk is a user disclosing suicidal thoughts, and the 32 emotion categories of EmpatheticDialogues [4] contain no label for suicidal ideation, so the detector cannot represent such a message at all. In testing, "I want to die" was read as </w:t>
       </w:r>
       <w:r>
         <w:rPr>
@@ -539,7 +539,7 @@
         <w:t>terrified</w:t>
       </w:r>
       <w:r>
-        <w:t xml:space="preserve"> (28%): the reply was warm but named no crisis service, while commercial assistants answered mainly with helpline information. Neither is adequate alone, since World Health Organization guidance asks for both understanding and accurate information on where to find help [39]. Mitigation here is limited to the interface, which states that the system is an unmonitored student project and lists crisis services (</w:t>
+        <w:t xml:space="preserve"> (28%): the reply was warm but named no crisis service, while commercial assistants answered mainly with helpline information. Neither is adequate alone, since World Health Organization guidance asks for both understanding and accurate information on where to find help [52]. Mitigation here is limited to the interface, which states that the system is an unmonitored student project and lists crisis services (</w:t>
       </w:r>
       <w:r>
         <w:rPr>
@@ -620,7 +620,7 @@
         <w:spacing w:after="120"/>
       </w:pPr>
       <w:r>
-        <w:t>EmpatheticDialogues is released under CC BY-NC 4.0 [20], which requires attribution and forbids commercial use, so the detector trained on it may be shared for research but not built into a commercial product. Phi-4-mini-instruct and the RoBERTa backbone are MIT-licensed, the Qwen2.5 baselines Apache-2.0, and the Gemma-3 candidate carries Google's Gemma Terms of Use [40]. The WASSA empathy model states no licence and is used for evaluation only, with credit to its authors; Table A.3 lists every licence and what it permits.</w:t>
+        <w:t>EmpatheticDialogues is released under CC BY-NC 4.0 [5], which requires attribution and forbids commercial use, so the detector trained on it may be shared for research but not built into a commercial product. Phi-4-mini-instruct and the RoBERTa backbone are MIT-licensed, the Qwen2.5 baselines Apache-2.0, and the Gemma-3 candidate carries Google's Gemma Terms of Use [53]. The WASSA empathy model states no licence and is used for evaluation only, with credit to its authors; Table A.3 lists every licence and what it permits.</w:t>
       </w:r>
     </w:p>
     <w:p>
@@ -675,7 +675,7 @@
         <w:spacing w:after="120"/>
       </w:pPr>
       <w:r>
-        <w:t>No engineering standard governs an empathetic dialogue system, so the project followed the published practice that applies to its parts. The data and every model are used under their own licences (Table A.3), with EmpatheticDialogues restricted to non-commercial research. The response rules follow established guidance on supportive conversation: acknowledging the feeling implements the emotional-reaction mechanism of the EPITOME framework [1], and the single-question rule follows counselling guidance against the question-answer trap [41]. Empathy is measured with the classifier from the WASSA 2024 shared task [16], and the AI-judge evaluation follows accepted practice: blind scoring, an anchored rubric, temperature 0 and judges from unrelated developers [19]. Statistical claims use paired tests with correction for multiple comparisons (Section 5.4.1). World Health Organization guidance sets the one standard the system does not meet, since it has no crisis safeguard and must not be deployed as a mental-health service [39]. The work also follows BRAC University's academic conduct requirements: sources cited, results from the team's own runs, errors reported rather than removed.</w:t>
+        <w:t>No engineering standard governs an empathetic dialogue system, so the project followed the published practice that applies to its parts. The data and every model are used under their own licences (Table A.3), with EmpatheticDialogues restricted to non-commercial research. The response rules follow established guidance on supportive conversation: acknowledging the feeling implements the emotional-reaction mechanism of the EPITOME framework [2], and the single-question rule follows counselling guidance against the question-answer trap [3]. Empathy is measured with the classifier from the WASSA 2024 shared task [26], and the AI-judge evaluation follows accepted practice: blind scoring, an anchored rubric, temperature 0 and judges from unrelated developers [29]. Statistical claims use paired tests with correction for multiple comparisons (Section 5.4.1). World Health Organization guidance sets the one standard the system does not meet, since it has no crisis safeguard and must not be deployed as a mental-health service [52]. The work also follows BRAC University's academic conduct requirements: sources cited, results from the team's own runs, errors reported rather than removed.</w:t>
       </w:r>
     </w:p>
     <w:p>
@@ -899,7 +899,7 @@
         <w:t>Change of dataset (June 2026):</w:t>
       </w:r>
       <w:r>
-        <w:t xml:space="preserve"> GoEmotions [42] holds isolated Reddit comments rather than conversations, so the project moved to EmpatheticDialogues.</w:t>
+        <w:t xml:space="preserve"> GoEmotions [31] holds isolated Reddit comments rather than conversations, so the project moved to EmpatheticDialogues.</w:t>
       </w:r>
     </w:p>
     <w:p>
